--- a/01_Teatro del Liceu/01_Teatro del Liceu.docx
+++ b/01_Teatro del Liceu/01_Teatro del Liceu.docx
@@ -4,15 +4,30 @@
   <w:body>
     <w:p>
       <w:pPr>
-        <w:rPr>
-          <w:rFonts w:ascii="Times New Roman" w:eastAsia="Adobe 明體 Std L" w:hAnsi="Times New Roman" w:cs="Times New Roman"/>
-        </w:rPr>
-      </w:pPr>
-      <w:r>
-        <w:rPr>
-          <w:rFonts w:ascii="Times New Roman" w:eastAsia="Adobe 明體 Std L" w:hAnsi="Times New Roman" w:cs="Times New Roman"/>
-        </w:rPr>
-        <w:t xml:space="preserve">Teatro del </w:t>
+        <w:jc w:val="both"/>
+        <w:rPr>
+          <w:rFonts w:ascii="Times New Roman" w:eastAsia="Adobe 明體 Std L" w:hAnsi="Times New Roman" w:cs="Times New Roman"/>
+        </w:rPr>
+      </w:pPr>
+      <w:proofErr w:type="spellStart"/>
+      <w:r>
+        <w:rPr>
+          <w:rFonts w:ascii="Times New Roman" w:eastAsia="Adobe 明體 Std L" w:hAnsi="Times New Roman" w:cs="Times New Roman"/>
+        </w:rPr>
+        <w:t>Teatr</w:t>
+      </w:r>
+      <w:r>
+        <w:rPr>
+          <w:rFonts w:ascii="Times New Roman" w:eastAsia="Adobe 明體 Std L" w:hAnsi="Times New Roman" w:cs="Times New Roman" w:hint="eastAsia"/>
+        </w:rPr>
+        <w:t>e</w:t>
+      </w:r>
+      <w:proofErr w:type="spellEnd"/>
+      <w:r>
+        <w:rPr>
+          <w:rFonts w:ascii="Times New Roman" w:eastAsia="Adobe 明體 Std L" w:hAnsi="Times New Roman" w:cs="Times New Roman"/>
+        </w:rPr>
+        <w:t xml:space="preserve"> del </w:t>
       </w:r>
       <w:proofErr w:type="spellStart"/>
       <w:r>
@@ -20,12 +35,6 @@
           <w:rFonts w:ascii="Times New Roman" w:eastAsia="Adobe 明體 Std L" w:hAnsi="Times New Roman" w:cs="Times New Roman"/>
         </w:rPr>
         <w:t>Liceu</w:t>
-      </w:r>
-      <w:r>
-        <w:rPr>
-          <w:rFonts w:ascii="Times New Roman" w:eastAsia="Adobe 明體 Std L" w:hAnsi="Times New Roman" w:cs="Times New Roman"/>
-        </w:rPr>
-        <w:t>ng</w:t>
       </w:r>
       <w:proofErr w:type="spellEnd"/>
     </w:p>
@@ -36,6 +45,7 @@
           <w:ilvl w:val="0"/>
           <w:numId w:val="1"/>
         </w:numPr>
+        <w:jc w:val="both"/>
         <w:rPr>
           <w:rFonts w:ascii="Times New Roman" w:eastAsia="Adobe 明體 Std L" w:hAnsi="Times New Roman" w:cs="Times New Roman"/>
         </w:rPr>
@@ -91,6 +101,7 @@
     </w:p>
     <w:p>
       <w:pPr>
+        <w:jc w:val="both"/>
         <w:rPr>
           <w:rFonts w:ascii="Times New Roman" w:eastAsia="Adobe 明體 Std L" w:hAnsi="Times New Roman" w:cs="Times New Roman"/>
         </w:rPr>
@@ -126,6 +137,7 @@
     </w:p>
     <w:p>
       <w:pPr>
+        <w:jc w:val="both"/>
         <w:rPr>
           <w:rFonts w:ascii="Times New Roman" w:eastAsia="Adobe 明體 Std L" w:hAnsi="Times New Roman" w:cs="Times New Roman"/>
         </w:rPr>
@@ -853,6 +865,7 @@
     </w:p>
     <w:p>
       <w:pPr>
+        <w:jc w:val="both"/>
         <w:rPr>
           <w:rFonts w:ascii="Times New Roman" w:eastAsia="Adobe 明體 Std L" w:hAnsi="Times New Roman" w:cs="Times New Roman"/>
         </w:rPr>
@@ -918,6 +931,7 @@
     </w:p>
     <w:p>
       <w:pPr>
+        <w:jc w:val="both"/>
         <w:rPr>
           <w:rFonts w:ascii="Times New Roman" w:eastAsia="Adobe 明體 Std L" w:hAnsi="Times New Roman" w:cs="Times New Roman"/>
         </w:rPr>
@@ -961,6 +975,7 @@
     </w:p>
     <w:p>
       <w:pPr>
+        <w:jc w:val="both"/>
         <w:rPr>
           <w:rFonts w:ascii="Times New Roman" w:eastAsia="Adobe 明體 Std L" w:hAnsi="Times New Roman" w:cs="Times New Roman"/>
         </w:rPr>
@@ -1024,6 +1039,7 @@
     </w:p>
     <w:p>
       <w:pPr>
+        <w:jc w:val="both"/>
         <w:rPr>
           <w:rFonts w:ascii="Times New Roman" w:eastAsia="Adobe 明體 Std L" w:hAnsi="Times New Roman" w:cs="Times New Roman"/>
         </w:rPr>
@@ -1095,6 +1111,7 @@
     </w:p>
     <w:p>
       <w:pPr>
+        <w:jc w:val="both"/>
         <w:rPr>
           <w:rFonts w:ascii="Times New Roman" w:eastAsia="Adobe 明體 Std L" w:hAnsi="Times New Roman" w:cs="Times New Roman"/>
         </w:rPr>
@@ -1124,6 +1141,7 @@
     </w:p>
     <w:p>
       <w:pPr>
+        <w:jc w:val="both"/>
         <w:rPr>
           <w:rFonts w:ascii="Times New Roman" w:eastAsia="Adobe 明體 Std L" w:hAnsi="Times New Roman" w:cs="Times New Roman"/>
         </w:rPr>
@@ -1161,8 +1179,17 @@
     </w:p>
     <w:p>
       <w:pPr>
-        <w:rPr>
-          <w:rFonts w:ascii="Times New Roman" w:eastAsia="Adobe 明體 Std L" w:hAnsi="Times New Roman" w:cs="Times New Roman"/>
+        <w:jc w:val="both"/>
+        <w:rPr>
+          <w:rFonts w:ascii="Times New Roman" w:eastAsia="Adobe 明體 Std L" w:hAnsi="Times New Roman" w:cs="Times New Roman"/>
+        </w:rPr>
+      </w:pPr>
+    </w:p>
+    <w:p>
+      <w:pPr>
+        <w:jc w:val="both"/>
+        <w:rPr>
+          <w:rFonts w:ascii="Times New Roman" w:eastAsia="Adobe 明體 Std L" w:hAnsi="Times New Roman" w:cs="Times New Roman" w:hint="eastAsia"/>
         </w:rPr>
       </w:pPr>
     </w:p>
@@ -1173,6 +1200,7 @@
           <w:ilvl w:val="0"/>
           <w:numId w:val="1"/>
         </w:numPr>
+        <w:jc w:val="both"/>
         <w:rPr>
           <w:rFonts w:ascii="Times New Roman" w:eastAsia="Adobe 明體 Std L" w:hAnsi="Times New Roman" w:cs="Times New Roman"/>
         </w:rPr>
@@ -1207,57 +1235,28 @@
         <w:widowControl/>
         <w:shd w:val="clear" w:color="auto" w:fill="FFFFFF"/>
         <w:spacing w:before="100" w:beforeAutospacing="1" w:after="100" w:afterAutospacing="1" w:line="252" w:lineRule="atLeast"/>
+        <w:jc w:val="both"/>
         <w:outlineLvl w:val="0"/>
         <w:rPr>
           <w:rFonts w:ascii="Times New Roman" w:eastAsia="Adobe 明體 Std L" w:hAnsi="Times New Roman" w:cs="Times New Roman"/>
-        </w:rPr>
-      </w:pPr>
-      <w:proofErr w:type="spellStart"/>
-      <w:r>
-        <w:rPr>
-          <w:rFonts w:ascii="Times New Roman" w:eastAsia="Adobe 明體 Std L" w:hAnsi="Times New Roman" w:cs="Times New Roman"/>
-        </w:rPr>
-        <w:t>Reconstrucció</w:t>
-      </w:r>
-      <w:proofErr w:type="spellEnd"/>
-      <w:r>
-        <w:rPr>
-          <w:rFonts w:ascii="Times New Roman" w:eastAsia="Adobe 明體 Std L" w:hAnsi="Times New Roman" w:cs="Times New Roman"/>
-        </w:rPr>
-        <w:t xml:space="preserve">, Reforma </w:t>
-      </w:r>
-      <w:proofErr w:type="spellStart"/>
-      <w:r>
-        <w:rPr>
-          <w:rFonts w:ascii="Times New Roman" w:eastAsia="Adobe 明體 Std L" w:hAnsi="Times New Roman" w:cs="Times New Roman"/>
-        </w:rPr>
-        <w:t>i</w:t>
-      </w:r>
-      <w:proofErr w:type="spellEnd"/>
-      <w:r>
-        <w:rPr>
-          <w:rFonts w:ascii="Times New Roman" w:eastAsia="Adobe 明體 Std L" w:hAnsi="Times New Roman" w:cs="Times New Roman"/>
-        </w:rPr>
-        <w:t xml:space="preserve"> </w:t>
-      </w:r>
-      <w:proofErr w:type="spellStart"/>
-      <w:r>
-        <w:rPr>
-          <w:rFonts w:ascii="Times New Roman" w:eastAsia="Adobe 明體 Std L" w:hAnsi="Times New Roman" w:cs="Times New Roman"/>
-        </w:rPr>
-        <w:t>Ampliació</w:t>
-      </w:r>
-      <w:proofErr w:type="spellEnd"/>
-      <w:r>
-        <w:rPr>
-          <w:rFonts w:ascii="Times New Roman" w:eastAsia="Adobe 明體 Std L" w:hAnsi="Times New Roman" w:cs="Times New Roman"/>
-        </w:rPr>
-        <w:t xml:space="preserve"> del Gran </w:t>
-      </w:r>
-      <w:proofErr w:type="spellStart"/>
-      <w:r>
-        <w:rPr>
-          <w:rFonts w:ascii="Times New Roman" w:eastAsia="Adobe 明體 Std L" w:hAnsi="Times New Roman" w:cs="Times New Roman"/>
+          <w:b/>
+          <w:bCs/>
+        </w:rPr>
+      </w:pPr>
+      <w:r>
+        <w:rPr>
+          <w:rFonts w:ascii="Times New Roman" w:eastAsia="Adobe 明體 Std L" w:hAnsi="Times New Roman" w:cs="Times New Roman"/>
+          <w:b/>
+          <w:bCs/>
+        </w:rPr>
+        <w:t xml:space="preserve">Gran </w:t>
+      </w:r>
+      <w:proofErr w:type="spellStart"/>
+      <w:r>
+        <w:rPr>
+          <w:rFonts w:ascii="Times New Roman" w:eastAsia="Adobe 明體 Std L" w:hAnsi="Times New Roman" w:cs="Times New Roman"/>
+          <w:b/>
+          <w:bCs/>
         </w:rPr>
         <w:t>Teatre</w:t>
       </w:r>
@@ -1265,6 +1264,8 @@
       <w:r>
         <w:rPr>
           <w:rFonts w:ascii="Times New Roman" w:eastAsia="Adobe 明體 Std L" w:hAnsi="Times New Roman" w:cs="Times New Roman"/>
+          <w:b/>
+          <w:bCs/>
         </w:rPr>
         <w:t xml:space="preserve"> del </w:t>
       </w:r>
@@ -1272,55 +1273,3032 @@
       <w:r>
         <w:rPr>
           <w:rFonts w:ascii="Times New Roman" w:eastAsia="Adobe 明體 Std L" w:hAnsi="Times New Roman" w:cs="Times New Roman"/>
+          <w:b/>
+          <w:bCs/>
         </w:rPr>
         <w:t>Liceu</w:t>
       </w:r>
       <w:proofErr w:type="spellEnd"/>
+      <w:r>
+        <w:rPr>
+          <w:rFonts w:ascii="Times New Roman" w:eastAsia="Adobe 明體 Std L" w:hAnsi="Times New Roman" w:cs="Times New Roman" w:hint="eastAsia"/>
+          <w:b/>
+          <w:bCs/>
+        </w:rPr>
+        <w:t xml:space="preserve">: </w:t>
+      </w:r>
+      <w:r>
+        <w:rPr>
+          <w:rFonts w:ascii="Times New Roman" w:eastAsia="Adobe 明體 Std L" w:hAnsi="Times New Roman" w:cs="Times New Roman"/>
+          <w:b/>
+          <w:bCs/>
+        </w:rPr>
+        <w:t>1844 - 1848</w:t>
+      </w:r>
     </w:p>
     <w:p>
       <w:pPr>
-        <w:rPr>
-          <w:rFonts w:ascii="Times New Roman" w:eastAsia="Adobe 明體 Std L" w:hAnsi="Times New Roman" w:cs="Times New Roman"/>
-        </w:rPr>
-      </w:pPr>
-      <w:r>
-        <w:rPr>
-          <w:rFonts w:ascii="Times New Roman" w:eastAsia="Adobe 明體 Std L" w:hAnsi="Times New Roman" w:cs="Times New Roman"/>
-        </w:rPr>
-        <w:t xml:space="preserve">1990 </w:t>
-      </w:r>
-      <w:r>
-        <w:rPr>
-          <w:rFonts w:ascii="Times New Roman" w:eastAsia="Adobe 明體 Std L" w:hAnsi="Times New Roman" w:cs="Times New Roman"/>
-        </w:rPr>
-        <w:t>–</w:t>
-      </w:r>
-      <w:r>
-        <w:rPr>
-          <w:rFonts w:ascii="Times New Roman" w:eastAsia="Adobe 明體 Std L" w:hAnsi="Times New Roman" w:cs="Times New Roman"/>
-        </w:rPr>
-        <w:t xml:space="preserve"> 1998</w:t>
-      </w:r>
+        <w:widowControl/>
+        <w:shd w:val="clear" w:color="auto" w:fill="FFFFFF"/>
+        <w:tabs>
+          <w:tab w:val="num" w:pos="720"/>
+        </w:tabs>
+        <w:spacing w:before="100" w:beforeAutospacing="1" w:after="100" w:afterAutospacing="1" w:line="252" w:lineRule="atLeast"/>
+        <w:jc w:val="both"/>
+        <w:outlineLvl w:val="0"/>
+        <w:rPr>
+          <w:rFonts w:ascii="Times New Roman" w:eastAsia="Adobe 明體 Std L" w:hAnsi="Times New Roman" w:cs="Times New Roman"/>
+        </w:rPr>
+      </w:pPr>
+      <w:r>
+        <w:rPr>
+          <w:rFonts w:ascii="Times New Roman" w:eastAsia="Adobe 明體 Std L" w:hAnsi="Times New Roman" w:cs="Times New Roman" w:hint="eastAsia"/>
+        </w:rPr>
+        <w:t xml:space="preserve">Architect: </w:t>
+      </w:r>
+      <w:hyperlink r:id="rId5" w:history="1">
+        <w:r>
+          <w:rPr>
+            <w:rFonts w:ascii="Times New Roman" w:eastAsia="Adobe 明體 Std L" w:hAnsi="Times New Roman" w:cs="Times New Roman"/>
+          </w:rPr>
+          <w:t>Miquel Garriga i Roca</w:t>
+        </w:r>
+      </w:hyperlink>
     </w:p>
     <w:p>
       <w:pPr>
-        <w:rPr>
-          <w:rFonts w:ascii="Times New Roman" w:eastAsia="Adobe 明體 Std L" w:hAnsi="Times New Roman" w:cs="Times New Roman"/>
-        </w:rPr>
-      </w:pPr>
-      <w:r>
-        <w:rPr>
-          <w:rFonts w:ascii="Times New Roman" w:eastAsia="Adobe 明體 Std L" w:hAnsi="Times New Roman" w:cs="Times New Roman"/>
-        </w:rPr>
-        <w:t>Adreça</w:t>
-      </w:r>
+        <w:jc w:val="both"/>
+        <w:rPr>
+          <w:rFonts w:ascii="Times New Roman" w:eastAsia="Adobe 明體 Std L" w:hAnsi="Times New Roman" w:cs="Times New Roman"/>
+          <w:b/>
+          <w:bCs/>
+        </w:rPr>
+      </w:pPr>
+      <w:proofErr w:type="spellStart"/>
+      <w:r>
+        <w:rPr>
+          <w:rFonts w:ascii="Times New Roman" w:eastAsia="Adobe 明體 Std L" w:hAnsi="Times New Roman" w:cs="Times New Roman"/>
+          <w:b/>
+          <w:bCs/>
+        </w:rPr>
+        <w:t>Memòria</w:t>
+      </w:r>
+      <w:proofErr w:type="spellEnd"/>
     </w:p>
     <w:p>
       <w:pPr>
-        <w:rPr>
-          <w:rFonts w:ascii="Times New Roman" w:eastAsia="Adobe 明體 Std L" w:hAnsi="Times New Roman" w:cs="Times New Roman"/>
-        </w:rPr>
-      </w:pPr>
+        <w:jc w:val="both"/>
+        <w:rPr>
+          <w:rFonts w:ascii="Times New Roman" w:eastAsia="Adobe 明體 Std L" w:hAnsi="Times New Roman" w:cs="Times New Roman"/>
+        </w:rPr>
+      </w:pPr>
+      <w:proofErr w:type="spellStart"/>
+      <w:r>
+        <w:rPr>
+          <w:rFonts w:ascii="Times New Roman" w:eastAsia="Adobe 明體 Std L" w:hAnsi="Times New Roman" w:cs="Times New Roman"/>
+        </w:rPr>
+        <w:t>Edifici</w:t>
+      </w:r>
+      <w:proofErr w:type="spellEnd"/>
+      <w:r>
+        <w:rPr>
+          <w:rFonts w:ascii="Times New Roman" w:eastAsia="Adobe 明體 Std L" w:hAnsi="Times New Roman" w:cs="Times New Roman"/>
+        </w:rPr>
+        <w:t xml:space="preserve"> entre </w:t>
+      </w:r>
+      <w:proofErr w:type="spellStart"/>
+      <w:r>
+        <w:rPr>
+          <w:rFonts w:ascii="Times New Roman" w:eastAsia="Adobe 明體 Std L" w:hAnsi="Times New Roman" w:cs="Times New Roman"/>
+        </w:rPr>
+        <w:t>mitgeres</w:t>
+      </w:r>
+      <w:proofErr w:type="spellEnd"/>
+      <w:r>
+        <w:rPr>
+          <w:rFonts w:ascii="Times New Roman" w:eastAsia="Adobe 明體 Std L" w:hAnsi="Times New Roman" w:cs="Times New Roman"/>
+        </w:rPr>
+        <w:t xml:space="preserve"> fent </w:t>
+      </w:r>
+      <w:proofErr w:type="spellStart"/>
+      <w:r>
+        <w:rPr>
+          <w:rFonts w:ascii="Times New Roman" w:eastAsia="Adobe 明體 Std L" w:hAnsi="Times New Roman" w:cs="Times New Roman"/>
+        </w:rPr>
+        <w:t>cantonada</w:t>
+      </w:r>
+      <w:proofErr w:type="spellEnd"/>
+      <w:r>
+        <w:rPr>
+          <w:rFonts w:ascii="Times New Roman" w:eastAsia="Adobe 明體 Std L" w:hAnsi="Times New Roman" w:cs="Times New Roman"/>
+        </w:rPr>
+        <w:t xml:space="preserve">, de planta </w:t>
+      </w:r>
+      <w:proofErr w:type="spellStart"/>
+      <w:r>
+        <w:rPr>
+          <w:rFonts w:ascii="Times New Roman" w:eastAsia="Adobe 明體 Std L" w:hAnsi="Times New Roman" w:cs="Times New Roman"/>
+        </w:rPr>
+        <w:t>baixa</w:t>
+      </w:r>
+      <w:proofErr w:type="spellEnd"/>
+      <w:r>
+        <w:rPr>
+          <w:rFonts w:ascii="Times New Roman" w:eastAsia="Adobe 明體 Std L" w:hAnsi="Times New Roman" w:cs="Times New Roman"/>
+        </w:rPr>
+        <w:t xml:space="preserve"> </w:t>
+      </w:r>
+      <w:proofErr w:type="spellStart"/>
+      <w:r>
+        <w:rPr>
+          <w:rFonts w:ascii="Times New Roman" w:eastAsia="Adobe 明體 Std L" w:hAnsi="Times New Roman" w:cs="Times New Roman"/>
+        </w:rPr>
+        <w:t>i</w:t>
+      </w:r>
+      <w:proofErr w:type="spellEnd"/>
+      <w:r>
+        <w:rPr>
+          <w:rFonts w:ascii="Times New Roman" w:eastAsia="Adobe 明體 Std L" w:hAnsi="Times New Roman" w:cs="Times New Roman"/>
+        </w:rPr>
+        <w:t xml:space="preserve"> quatre </w:t>
+      </w:r>
+      <w:proofErr w:type="spellStart"/>
+      <w:r>
+        <w:rPr>
+          <w:rFonts w:ascii="Times New Roman" w:eastAsia="Adobe 明體 Std L" w:hAnsi="Times New Roman" w:cs="Times New Roman"/>
+        </w:rPr>
+        <w:t>pisos</w:t>
+      </w:r>
+      <w:proofErr w:type="spellEnd"/>
+      <w:r>
+        <w:rPr>
+          <w:rFonts w:ascii="Times New Roman" w:eastAsia="Adobe 明體 Std L" w:hAnsi="Times New Roman" w:cs="Times New Roman"/>
+        </w:rPr>
+        <w:t xml:space="preserve">, </w:t>
+      </w:r>
+      <w:proofErr w:type="spellStart"/>
+      <w:r>
+        <w:rPr>
+          <w:rFonts w:ascii="Times New Roman" w:eastAsia="Adobe 明體 Std L" w:hAnsi="Times New Roman" w:cs="Times New Roman"/>
+        </w:rPr>
+        <w:t>que</w:t>
+      </w:r>
+      <w:proofErr w:type="spellEnd"/>
+      <w:r>
+        <w:rPr>
+          <w:rFonts w:ascii="Times New Roman" w:eastAsia="Adobe 明體 Std L" w:hAnsi="Times New Roman" w:cs="Times New Roman"/>
+        </w:rPr>
+        <w:t xml:space="preserve"> </w:t>
+      </w:r>
+      <w:proofErr w:type="spellStart"/>
+      <w:r>
+        <w:rPr>
+          <w:rFonts w:ascii="Times New Roman" w:eastAsia="Adobe 明體 Std L" w:hAnsi="Times New Roman" w:cs="Times New Roman"/>
+        </w:rPr>
+        <w:t>presenta</w:t>
+      </w:r>
+      <w:proofErr w:type="spellEnd"/>
+      <w:r>
+        <w:rPr>
+          <w:rFonts w:ascii="Times New Roman" w:eastAsia="Adobe 明體 Std L" w:hAnsi="Times New Roman" w:cs="Times New Roman"/>
+        </w:rPr>
+        <w:t xml:space="preserve"> </w:t>
+      </w:r>
+      <w:proofErr w:type="spellStart"/>
+      <w:r>
+        <w:rPr>
+          <w:rFonts w:ascii="Times New Roman" w:eastAsia="Adobe 明體 Std L" w:hAnsi="Times New Roman" w:cs="Times New Roman"/>
+        </w:rPr>
+        <w:t>una</w:t>
+      </w:r>
+      <w:proofErr w:type="spellEnd"/>
+      <w:r>
+        <w:rPr>
+          <w:rFonts w:ascii="Times New Roman" w:eastAsia="Adobe 明體 Std L" w:hAnsi="Times New Roman" w:cs="Times New Roman"/>
+        </w:rPr>
+        <w:t xml:space="preserve"> </w:t>
+      </w:r>
+      <w:proofErr w:type="spellStart"/>
+      <w:r>
+        <w:rPr>
+          <w:rFonts w:ascii="Times New Roman" w:eastAsia="Adobe 明體 Std L" w:hAnsi="Times New Roman" w:cs="Times New Roman"/>
+        </w:rPr>
+        <w:t>façana</w:t>
+      </w:r>
+      <w:proofErr w:type="spellEnd"/>
+      <w:r>
+        <w:rPr>
+          <w:rFonts w:ascii="Times New Roman" w:eastAsia="Adobe 明體 Std L" w:hAnsi="Times New Roman" w:cs="Times New Roman"/>
+        </w:rPr>
+        <w:t xml:space="preserve"> </w:t>
+      </w:r>
+      <w:proofErr w:type="spellStart"/>
+      <w:r>
+        <w:rPr>
+          <w:rFonts w:ascii="Times New Roman" w:eastAsia="Adobe 明體 Std L" w:hAnsi="Times New Roman" w:cs="Times New Roman"/>
+        </w:rPr>
+        <w:t>neoclàssica</w:t>
+      </w:r>
+      <w:proofErr w:type="spellEnd"/>
+      <w:r>
+        <w:rPr>
+          <w:rFonts w:ascii="Times New Roman" w:eastAsia="Adobe 明體 Std L" w:hAnsi="Times New Roman" w:cs="Times New Roman"/>
+        </w:rPr>
+        <w:t xml:space="preserve"> </w:t>
+      </w:r>
+      <w:proofErr w:type="spellStart"/>
+      <w:r>
+        <w:rPr>
+          <w:rFonts w:ascii="Times New Roman" w:eastAsia="Adobe 明體 Std L" w:hAnsi="Times New Roman" w:cs="Times New Roman"/>
+        </w:rPr>
+        <w:t>definida</w:t>
+      </w:r>
+      <w:proofErr w:type="spellEnd"/>
+      <w:r>
+        <w:rPr>
+          <w:rFonts w:ascii="Times New Roman" w:eastAsia="Adobe 明體 Std L" w:hAnsi="Times New Roman" w:cs="Times New Roman"/>
+        </w:rPr>
+        <w:t xml:space="preserve"> per grans </w:t>
+      </w:r>
+      <w:proofErr w:type="spellStart"/>
+      <w:r>
+        <w:rPr>
+          <w:rFonts w:ascii="Times New Roman" w:eastAsia="Adobe 明體 Std L" w:hAnsi="Times New Roman" w:cs="Times New Roman"/>
+        </w:rPr>
+        <w:t>obertures</w:t>
+      </w:r>
+      <w:proofErr w:type="spellEnd"/>
+      <w:r>
+        <w:rPr>
+          <w:rFonts w:ascii="Times New Roman" w:eastAsia="Adobe 明體 Std L" w:hAnsi="Times New Roman" w:cs="Times New Roman"/>
+        </w:rPr>
+        <w:t xml:space="preserve"> </w:t>
+      </w:r>
+      <w:proofErr w:type="spellStart"/>
+      <w:r>
+        <w:rPr>
+          <w:rFonts w:ascii="Times New Roman" w:eastAsia="Adobe 明體 Std L" w:hAnsi="Times New Roman" w:cs="Times New Roman"/>
+        </w:rPr>
+        <w:t>en</w:t>
+      </w:r>
+      <w:proofErr w:type="spellEnd"/>
+      <w:r>
+        <w:rPr>
+          <w:rFonts w:ascii="Times New Roman" w:eastAsia="Adobe 明體 Std L" w:hAnsi="Times New Roman" w:cs="Times New Roman"/>
+        </w:rPr>
+        <w:t xml:space="preserve"> arc </w:t>
+      </w:r>
+      <w:proofErr w:type="spellStart"/>
+      <w:r>
+        <w:rPr>
+          <w:rFonts w:ascii="Times New Roman" w:eastAsia="Adobe 明體 Std L" w:hAnsi="Times New Roman" w:cs="Times New Roman"/>
+        </w:rPr>
+        <w:t>i</w:t>
+      </w:r>
+      <w:proofErr w:type="spellEnd"/>
+      <w:r>
+        <w:rPr>
+          <w:rFonts w:ascii="Times New Roman" w:eastAsia="Adobe 明體 Std L" w:hAnsi="Times New Roman" w:cs="Times New Roman"/>
+        </w:rPr>
+        <w:t xml:space="preserve"> </w:t>
+      </w:r>
+      <w:proofErr w:type="spellStart"/>
+      <w:r>
+        <w:rPr>
+          <w:rFonts w:ascii="Times New Roman" w:eastAsia="Adobe 明體 Std L" w:hAnsi="Times New Roman" w:cs="Times New Roman"/>
+        </w:rPr>
+        <w:t>una</w:t>
+      </w:r>
+      <w:proofErr w:type="spellEnd"/>
+      <w:r>
+        <w:rPr>
+          <w:rFonts w:ascii="Times New Roman" w:eastAsia="Adobe 明體 Std L" w:hAnsi="Times New Roman" w:cs="Times New Roman"/>
+        </w:rPr>
+        <w:t xml:space="preserve"> </w:t>
+      </w:r>
+      <w:proofErr w:type="spellStart"/>
+      <w:r>
+        <w:rPr>
+          <w:rFonts w:ascii="Times New Roman" w:eastAsia="Adobe 明體 Std L" w:hAnsi="Times New Roman" w:cs="Times New Roman"/>
+        </w:rPr>
+        <w:t>balconada</w:t>
+      </w:r>
+      <w:proofErr w:type="spellEnd"/>
+      <w:r>
+        <w:rPr>
+          <w:rFonts w:ascii="Times New Roman" w:eastAsia="Adobe 明體 Std L" w:hAnsi="Times New Roman" w:cs="Times New Roman"/>
+        </w:rPr>
+        <w:t xml:space="preserve"> </w:t>
+      </w:r>
+      <w:proofErr w:type="spellStart"/>
+      <w:r>
+        <w:rPr>
+          <w:rFonts w:ascii="Times New Roman" w:eastAsia="Adobe 明體 Std L" w:hAnsi="Times New Roman" w:cs="Times New Roman"/>
+        </w:rPr>
+        <w:t>amb</w:t>
+      </w:r>
+      <w:proofErr w:type="spellEnd"/>
+      <w:r>
+        <w:rPr>
+          <w:rFonts w:ascii="Times New Roman" w:eastAsia="Adobe 明體 Std L" w:hAnsi="Times New Roman" w:cs="Times New Roman"/>
+        </w:rPr>
+        <w:t xml:space="preserve"> </w:t>
+      </w:r>
+      <w:proofErr w:type="spellStart"/>
+      <w:r>
+        <w:rPr>
+          <w:rFonts w:ascii="Times New Roman" w:eastAsia="Adobe 明體 Std L" w:hAnsi="Times New Roman" w:cs="Times New Roman"/>
+        </w:rPr>
+        <w:t>balaustrada</w:t>
+      </w:r>
+      <w:proofErr w:type="spellEnd"/>
+      <w:r>
+        <w:rPr>
+          <w:rFonts w:ascii="Times New Roman" w:eastAsia="Adobe 明體 Std L" w:hAnsi="Times New Roman" w:cs="Times New Roman"/>
+        </w:rPr>
+        <w:t xml:space="preserve"> </w:t>
+      </w:r>
+      <w:proofErr w:type="spellStart"/>
+      <w:r>
+        <w:rPr>
+          <w:rFonts w:ascii="Times New Roman" w:eastAsia="Adobe 明體 Std L" w:hAnsi="Times New Roman" w:cs="Times New Roman"/>
+        </w:rPr>
+        <w:t>que</w:t>
+      </w:r>
+      <w:proofErr w:type="spellEnd"/>
+      <w:r>
+        <w:rPr>
+          <w:rFonts w:ascii="Times New Roman" w:eastAsia="Adobe 明體 Std L" w:hAnsi="Times New Roman" w:cs="Times New Roman"/>
+        </w:rPr>
+        <w:t xml:space="preserve"> </w:t>
+      </w:r>
+      <w:proofErr w:type="spellStart"/>
+      <w:r>
+        <w:rPr>
+          <w:rFonts w:ascii="Times New Roman" w:eastAsia="Adobe 明體 Std L" w:hAnsi="Times New Roman" w:cs="Times New Roman"/>
+        </w:rPr>
+        <w:t>reforça</w:t>
+      </w:r>
+      <w:proofErr w:type="spellEnd"/>
+      <w:r>
+        <w:rPr>
+          <w:rFonts w:ascii="Times New Roman" w:eastAsia="Adobe 明體 Std L" w:hAnsi="Times New Roman" w:cs="Times New Roman"/>
+        </w:rPr>
+        <w:t xml:space="preserve"> la </w:t>
+      </w:r>
+      <w:proofErr w:type="spellStart"/>
+      <w:r>
+        <w:rPr>
+          <w:rFonts w:ascii="Times New Roman" w:eastAsia="Adobe 明體 Std L" w:hAnsi="Times New Roman" w:cs="Times New Roman"/>
+        </w:rPr>
+        <w:t>monumentalitat</w:t>
+      </w:r>
+      <w:proofErr w:type="spellEnd"/>
+      <w:r>
+        <w:rPr>
+          <w:rFonts w:ascii="Times New Roman" w:eastAsia="Adobe 明體 Std L" w:hAnsi="Times New Roman" w:cs="Times New Roman"/>
+        </w:rPr>
+        <w:t xml:space="preserve"> del </w:t>
+      </w:r>
+      <w:proofErr w:type="spellStart"/>
+      <w:r>
+        <w:rPr>
+          <w:rFonts w:ascii="Times New Roman" w:eastAsia="Adobe 明體 Std L" w:hAnsi="Times New Roman" w:cs="Times New Roman"/>
+        </w:rPr>
+        <w:t>conjunt</w:t>
+      </w:r>
+      <w:proofErr w:type="spellEnd"/>
+      <w:r>
+        <w:rPr>
+          <w:rFonts w:ascii="Times New Roman" w:eastAsia="Adobe 明體 Std L" w:hAnsi="Times New Roman" w:cs="Times New Roman"/>
+        </w:rPr>
+        <w:t xml:space="preserve">. Un </w:t>
+      </w:r>
+      <w:proofErr w:type="spellStart"/>
+      <w:r>
+        <w:rPr>
+          <w:rFonts w:ascii="Times New Roman" w:eastAsia="Adobe 明體 Std L" w:hAnsi="Times New Roman" w:cs="Times New Roman"/>
+        </w:rPr>
+        <w:t>pòrtic</w:t>
+      </w:r>
+      <w:proofErr w:type="spellEnd"/>
+      <w:r>
+        <w:rPr>
+          <w:rFonts w:ascii="Times New Roman" w:eastAsia="Adobe 明體 Std L" w:hAnsi="Times New Roman" w:cs="Times New Roman"/>
+        </w:rPr>
+        <w:t xml:space="preserve"> de </w:t>
+      </w:r>
+      <w:proofErr w:type="spellStart"/>
+      <w:r>
+        <w:rPr>
+          <w:rFonts w:ascii="Times New Roman" w:eastAsia="Adobe 明體 Std L" w:hAnsi="Times New Roman" w:cs="Times New Roman"/>
+        </w:rPr>
+        <w:t>tres</w:t>
+      </w:r>
+      <w:proofErr w:type="spellEnd"/>
+      <w:r>
+        <w:rPr>
+          <w:rFonts w:ascii="Times New Roman" w:eastAsia="Adobe 明體 Std L" w:hAnsi="Times New Roman" w:cs="Times New Roman"/>
+        </w:rPr>
+        <w:t xml:space="preserve"> arcades </w:t>
+      </w:r>
+      <w:proofErr w:type="spellStart"/>
+      <w:r>
+        <w:rPr>
+          <w:rFonts w:ascii="Times New Roman" w:eastAsia="Adobe 明體 Std L" w:hAnsi="Times New Roman" w:cs="Times New Roman"/>
+        </w:rPr>
+        <w:t>dóna</w:t>
+      </w:r>
+      <w:proofErr w:type="spellEnd"/>
+      <w:r>
+        <w:rPr>
+          <w:rFonts w:ascii="Times New Roman" w:eastAsia="Adobe 明體 Std L" w:hAnsi="Times New Roman" w:cs="Times New Roman"/>
+        </w:rPr>
+        <w:t xml:space="preserve"> </w:t>
+      </w:r>
+      <w:proofErr w:type="spellStart"/>
+      <w:r>
+        <w:rPr>
+          <w:rFonts w:ascii="Times New Roman" w:eastAsia="Adobe 明體 Std L" w:hAnsi="Times New Roman" w:cs="Times New Roman"/>
+        </w:rPr>
+        <w:t>accés</w:t>
+      </w:r>
+      <w:proofErr w:type="spellEnd"/>
+      <w:r>
+        <w:rPr>
+          <w:rFonts w:ascii="Times New Roman" w:eastAsia="Adobe 明體 Std L" w:hAnsi="Times New Roman" w:cs="Times New Roman"/>
+        </w:rPr>
+        <w:t xml:space="preserve"> a un </w:t>
+      </w:r>
+      <w:proofErr w:type="spellStart"/>
+      <w:r>
+        <w:rPr>
+          <w:rFonts w:ascii="Times New Roman" w:eastAsia="Adobe 明體 Std L" w:hAnsi="Times New Roman" w:cs="Times New Roman"/>
+        </w:rPr>
+        <w:t>vestíbul</w:t>
+      </w:r>
+      <w:proofErr w:type="spellEnd"/>
+      <w:r>
+        <w:rPr>
+          <w:rFonts w:ascii="Times New Roman" w:eastAsia="Adobe 明體 Std L" w:hAnsi="Times New Roman" w:cs="Times New Roman"/>
+        </w:rPr>
+        <w:t xml:space="preserve"> </w:t>
+      </w:r>
+      <w:proofErr w:type="spellStart"/>
+      <w:r>
+        <w:rPr>
+          <w:rFonts w:ascii="Times New Roman" w:eastAsia="Adobe 明體 Std L" w:hAnsi="Times New Roman" w:cs="Times New Roman"/>
+        </w:rPr>
+        <w:t>d’ordre</w:t>
+      </w:r>
+      <w:proofErr w:type="spellEnd"/>
+      <w:r>
+        <w:rPr>
+          <w:rFonts w:ascii="Times New Roman" w:eastAsia="Adobe 明體 Std L" w:hAnsi="Times New Roman" w:cs="Times New Roman"/>
+        </w:rPr>
+        <w:t xml:space="preserve"> </w:t>
+      </w:r>
+      <w:proofErr w:type="spellStart"/>
+      <w:r>
+        <w:rPr>
+          <w:rFonts w:ascii="Times New Roman" w:eastAsia="Adobe 明體 Std L" w:hAnsi="Times New Roman" w:cs="Times New Roman"/>
+        </w:rPr>
+        <w:t>grec</w:t>
+      </w:r>
+      <w:proofErr w:type="spellEnd"/>
+      <w:r>
+        <w:rPr>
+          <w:rFonts w:ascii="Times New Roman" w:eastAsia="Adobe 明體 Std L" w:hAnsi="Times New Roman" w:cs="Times New Roman"/>
+        </w:rPr>
+        <w:t xml:space="preserve"> </w:t>
+      </w:r>
+      <w:proofErr w:type="spellStart"/>
+      <w:r>
+        <w:rPr>
+          <w:rFonts w:ascii="Times New Roman" w:eastAsia="Adobe 明體 Std L" w:hAnsi="Times New Roman" w:cs="Times New Roman"/>
+        </w:rPr>
+        <w:t>dividit</w:t>
+      </w:r>
+      <w:proofErr w:type="spellEnd"/>
+      <w:r>
+        <w:rPr>
+          <w:rFonts w:ascii="Times New Roman" w:eastAsia="Adobe 明體 Std L" w:hAnsi="Times New Roman" w:cs="Times New Roman"/>
+        </w:rPr>
+        <w:t xml:space="preserve"> </w:t>
+      </w:r>
+      <w:proofErr w:type="spellStart"/>
+      <w:r>
+        <w:rPr>
+          <w:rFonts w:ascii="Times New Roman" w:eastAsia="Adobe 明體 Std L" w:hAnsi="Times New Roman" w:cs="Times New Roman"/>
+        </w:rPr>
+        <w:t>en</w:t>
+      </w:r>
+      <w:proofErr w:type="spellEnd"/>
+      <w:r>
+        <w:rPr>
+          <w:rFonts w:ascii="Times New Roman" w:eastAsia="Adobe 明體 Std L" w:hAnsi="Times New Roman" w:cs="Times New Roman"/>
+        </w:rPr>
+        <w:t xml:space="preserve"> </w:t>
+      </w:r>
+      <w:proofErr w:type="spellStart"/>
+      <w:r>
+        <w:rPr>
+          <w:rFonts w:ascii="Times New Roman" w:eastAsia="Adobe 明體 Std L" w:hAnsi="Times New Roman" w:cs="Times New Roman"/>
+        </w:rPr>
+        <w:t>tres</w:t>
+      </w:r>
+      <w:proofErr w:type="spellEnd"/>
+      <w:r>
+        <w:rPr>
+          <w:rFonts w:ascii="Times New Roman" w:eastAsia="Adobe 明體 Std L" w:hAnsi="Times New Roman" w:cs="Times New Roman"/>
+        </w:rPr>
+        <w:t xml:space="preserve"> </w:t>
+      </w:r>
+      <w:proofErr w:type="spellStart"/>
+      <w:r>
+        <w:rPr>
+          <w:rFonts w:ascii="Times New Roman" w:eastAsia="Adobe 明體 Std L" w:hAnsi="Times New Roman" w:cs="Times New Roman"/>
+        </w:rPr>
+        <w:t>naus</w:t>
+      </w:r>
+      <w:proofErr w:type="spellEnd"/>
+      <w:r>
+        <w:rPr>
+          <w:rFonts w:ascii="Times New Roman" w:eastAsia="Adobe 明體 Std L" w:hAnsi="Times New Roman" w:cs="Times New Roman"/>
+        </w:rPr>
+        <w:t xml:space="preserve">, des </w:t>
+      </w:r>
+      <w:proofErr w:type="spellStart"/>
+      <w:r>
+        <w:rPr>
+          <w:rFonts w:ascii="Times New Roman" w:eastAsia="Adobe 明體 Std L" w:hAnsi="Times New Roman" w:cs="Times New Roman"/>
+        </w:rPr>
+        <w:t>d’on</w:t>
+      </w:r>
+      <w:proofErr w:type="spellEnd"/>
+      <w:r>
+        <w:rPr>
+          <w:rFonts w:ascii="Times New Roman" w:eastAsia="Adobe 明體 Std L" w:hAnsi="Times New Roman" w:cs="Times New Roman"/>
+        </w:rPr>
+        <w:t xml:space="preserve"> </w:t>
+      </w:r>
+      <w:proofErr w:type="spellStart"/>
+      <w:r>
+        <w:rPr>
+          <w:rFonts w:ascii="Times New Roman" w:eastAsia="Adobe 明體 Std L" w:hAnsi="Times New Roman" w:cs="Times New Roman"/>
+        </w:rPr>
+        <w:t>arrenca</w:t>
+      </w:r>
+      <w:proofErr w:type="spellEnd"/>
+      <w:r>
+        <w:rPr>
+          <w:rFonts w:ascii="Times New Roman" w:eastAsia="Adobe 明體 Std L" w:hAnsi="Times New Roman" w:cs="Times New Roman"/>
+        </w:rPr>
+        <w:t xml:space="preserve"> </w:t>
+      </w:r>
+      <w:proofErr w:type="spellStart"/>
+      <w:r>
+        <w:rPr>
+          <w:rFonts w:ascii="Times New Roman" w:eastAsia="Adobe 明體 Std L" w:hAnsi="Times New Roman" w:cs="Times New Roman"/>
+        </w:rPr>
+        <w:t>l’escala</w:t>
+      </w:r>
+      <w:proofErr w:type="spellEnd"/>
+      <w:r>
+        <w:rPr>
+          <w:rFonts w:ascii="Times New Roman" w:eastAsia="Adobe 明體 Std L" w:hAnsi="Times New Roman" w:cs="Times New Roman"/>
+        </w:rPr>
+        <w:t xml:space="preserve"> principal, de </w:t>
+      </w:r>
+      <w:proofErr w:type="spellStart"/>
+      <w:r>
+        <w:rPr>
+          <w:rFonts w:ascii="Times New Roman" w:eastAsia="Adobe 明體 Std L" w:hAnsi="Times New Roman" w:cs="Times New Roman"/>
+        </w:rPr>
+        <w:lastRenderedPageBreak/>
+        <w:t>majestuós</w:t>
+      </w:r>
+      <w:proofErr w:type="spellEnd"/>
+      <w:r>
+        <w:rPr>
+          <w:rFonts w:ascii="Times New Roman" w:eastAsia="Adobe 明體 Std L" w:hAnsi="Times New Roman" w:cs="Times New Roman"/>
+        </w:rPr>
+        <w:t xml:space="preserve"> </w:t>
+      </w:r>
+      <w:proofErr w:type="spellStart"/>
+      <w:r>
+        <w:rPr>
+          <w:rFonts w:ascii="Times New Roman" w:eastAsia="Adobe 明體 Std L" w:hAnsi="Times New Roman" w:cs="Times New Roman"/>
+        </w:rPr>
+        <w:t>aspecte</w:t>
+      </w:r>
+      <w:proofErr w:type="spellEnd"/>
+      <w:r>
+        <w:rPr>
+          <w:rFonts w:ascii="Times New Roman" w:eastAsia="Adobe 明體 Std L" w:hAnsi="Times New Roman" w:cs="Times New Roman"/>
+        </w:rPr>
+        <w:t xml:space="preserve"> </w:t>
+      </w:r>
+      <w:proofErr w:type="spellStart"/>
+      <w:r>
+        <w:rPr>
+          <w:rFonts w:ascii="Times New Roman" w:eastAsia="Adobe 明體 Std L" w:hAnsi="Times New Roman" w:cs="Times New Roman"/>
+        </w:rPr>
+        <w:t>i</w:t>
+      </w:r>
+      <w:proofErr w:type="spellEnd"/>
+      <w:r>
+        <w:rPr>
+          <w:rFonts w:ascii="Times New Roman" w:eastAsia="Adobe 明體 Std L" w:hAnsi="Times New Roman" w:cs="Times New Roman"/>
+        </w:rPr>
+        <w:t xml:space="preserve"> </w:t>
+      </w:r>
+      <w:proofErr w:type="spellStart"/>
+      <w:r>
+        <w:rPr>
+          <w:rFonts w:ascii="Times New Roman" w:eastAsia="Adobe 明體 Std L" w:hAnsi="Times New Roman" w:cs="Times New Roman"/>
+        </w:rPr>
+        <w:t>íntegrament</w:t>
+      </w:r>
+      <w:proofErr w:type="spellEnd"/>
+      <w:r>
+        <w:rPr>
+          <w:rFonts w:ascii="Times New Roman" w:eastAsia="Adobe 明體 Std L" w:hAnsi="Times New Roman" w:cs="Times New Roman"/>
+        </w:rPr>
+        <w:t xml:space="preserve"> </w:t>
+      </w:r>
+      <w:proofErr w:type="spellStart"/>
+      <w:r>
+        <w:rPr>
+          <w:rFonts w:ascii="Times New Roman" w:eastAsia="Adobe 明體 Std L" w:hAnsi="Times New Roman" w:cs="Times New Roman"/>
+        </w:rPr>
+        <w:t>revestida</w:t>
+      </w:r>
+      <w:proofErr w:type="spellEnd"/>
+      <w:r>
+        <w:rPr>
+          <w:rFonts w:ascii="Times New Roman" w:eastAsia="Adobe 明體 Std L" w:hAnsi="Times New Roman" w:cs="Times New Roman"/>
+        </w:rPr>
+        <w:t xml:space="preserve"> de </w:t>
+      </w:r>
+      <w:proofErr w:type="spellStart"/>
+      <w:r>
+        <w:rPr>
+          <w:rFonts w:ascii="Times New Roman" w:eastAsia="Adobe 明體 Std L" w:hAnsi="Times New Roman" w:cs="Times New Roman"/>
+        </w:rPr>
+        <w:t>marbre</w:t>
+      </w:r>
+      <w:proofErr w:type="spellEnd"/>
+      <w:r>
+        <w:rPr>
+          <w:rFonts w:ascii="Times New Roman" w:eastAsia="Adobe 明體 Std L" w:hAnsi="Times New Roman" w:cs="Times New Roman"/>
+        </w:rPr>
+        <w:t xml:space="preserve">. Al primer </w:t>
+      </w:r>
+      <w:proofErr w:type="spellStart"/>
+      <w:r>
+        <w:rPr>
+          <w:rFonts w:ascii="Times New Roman" w:eastAsia="Adobe 明體 Std L" w:hAnsi="Times New Roman" w:cs="Times New Roman"/>
+        </w:rPr>
+        <w:t>replà</w:t>
+      </w:r>
+      <w:proofErr w:type="spellEnd"/>
+      <w:r>
+        <w:rPr>
+          <w:rFonts w:ascii="Times New Roman" w:eastAsia="Adobe 明體 Std L" w:hAnsi="Times New Roman" w:cs="Times New Roman"/>
+        </w:rPr>
+        <w:t xml:space="preserve"> </w:t>
+      </w:r>
+      <w:proofErr w:type="spellStart"/>
+      <w:r>
+        <w:rPr>
+          <w:rFonts w:ascii="Times New Roman" w:eastAsia="Adobe 明體 Std L" w:hAnsi="Times New Roman" w:cs="Times New Roman"/>
+        </w:rPr>
+        <w:t>s’hi</w:t>
+      </w:r>
+      <w:proofErr w:type="spellEnd"/>
+      <w:r>
+        <w:rPr>
+          <w:rFonts w:ascii="Times New Roman" w:eastAsia="Adobe 明體 Std L" w:hAnsi="Times New Roman" w:cs="Times New Roman"/>
+        </w:rPr>
+        <w:t xml:space="preserve"> </w:t>
+      </w:r>
+      <w:proofErr w:type="spellStart"/>
+      <w:r>
+        <w:rPr>
+          <w:rFonts w:ascii="Times New Roman" w:eastAsia="Adobe 明體 Std L" w:hAnsi="Times New Roman" w:cs="Times New Roman"/>
+        </w:rPr>
+        <w:t>troba</w:t>
+      </w:r>
+      <w:proofErr w:type="spellEnd"/>
+      <w:r>
+        <w:rPr>
+          <w:rFonts w:ascii="Times New Roman" w:eastAsia="Adobe 明體 Std L" w:hAnsi="Times New Roman" w:cs="Times New Roman"/>
+        </w:rPr>
+        <w:t xml:space="preserve"> </w:t>
+      </w:r>
+      <w:proofErr w:type="spellStart"/>
+      <w:r>
+        <w:rPr>
+          <w:rFonts w:ascii="Times New Roman" w:eastAsia="Adobe 明體 Std L" w:hAnsi="Times New Roman" w:cs="Times New Roman"/>
+        </w:rPr>
+        <w:t>l’escultura</w:t>
+      </w:r>
+      <w:proofErr w:type="spellEnd"/>
+      <w:r>
+        <w:rPr>
+          <w:rFonts w:ascii="Times New Roman" w:eastAsia="Adobe 明體 Std L" w:hAnsi="Times New Roman" w:cs="Times New Roman"/>
+        </w:rPr>
+        <w:t xml:space="preserve"> "La Música", </w:t>
+      </w:r>
+      <w:proofErr w:type="spellStart"/>
+      <w:r>
+        <w:rPr>
+          <w:rFonts w:ascii="Times New Roman" w:eastAsia="Adobe 明體 Std L" w:hAnsi="Times New Roman" w:cs="Times New Roman"/>
+        </w:rPr>
+        <w:t>obra</w:t>
+      </w:r>
+      <w:proofErr w:type="spellEnd"/>
+      <w:r>
+        <w:rPr>
+          <w:rFonts w:ascii="Times New Roman" w:eastAsia="Adobe 明體 Std L" w:hAnsi="Times New Roman" w:cs="Times New Roman"/>
+        </w:rPr>
+        <w:t xml:space="preserve"> de </w:t>
+      </w:r>
+      <w:proofErr w:type="spellStart"/>
+      <w:r>
+        <w:rPr>
+          <w:rFonts w:ascii="Times New Roman" w:eastAsia="Adobe 明體 Std L" w:hAnsi="Times New Roman" w:cs="Times New Roman"/>
+        </w:rPr>
+        <w:t>Vallmitjana</w:t>
+      </w:r>
+      <w:proofErr w:type="spellEnd"/>
+      <w:r>
+        <w:rPr>
+          <w:rFonts w:ascii="Times New Roman" w:eastAsia="Adobe 明體 Std L" w:hAnsi="Times New Roman" w:cs="Times New Roman"/>
+        </w:rPr>
+        <w:t xml:space="preserve"> pare, </w:t>
+      </w:r>
+      <w:proofErr w:type="spellStart"/>
+      <w:r>
+        <w:rPr>
+          <w:rFonts w:ascii="Times New Roman" w:eastAsia="Adobe 明體 Std L" w:hAnsi="Times New Roman" w:cs="Times New Roman"/>
+        </w:rPr>
+        <w:t>situada</w:t>
+      </w:r>
+      <w:proofErr w:type="spellEnd"/>
+      <w:r>
+        <w:rPr>
+          <w:rFonts w:ascii="Times New Roman" w:eastAsia="Adobe 明體 Std L" w:hAnsi="Times New Roman" w:cs="Times New Roman"/>
+        </w:rPr>
+        <w:t xml:space="preserve"> </w:t>
+      </w:r>
+      <w:proofErr w:type="spellStart"/>
+      <w:r>
+        <w:rPr>
+          <w:rFonts w:ascii="Times New Roman" w:eastAsia="Adobe 明體 Std L" w:hAnsi="Times New Roman" w:cs="Times New Roman"/>
+        </w:rPr>
+        <w:t>en</w:t>
+      </w:r>
+      <w:proofErr w:type="spellEnd"/>
+      <w:r>
+        <w:rPr>
+          <w:rFonts w:ascii="Times New Roman" w:eastAsia="Adobe 明體 Std L" w:hAnsi="Times New Roman" w:cs="Times New Roman"/>
+        </w:rPr>
+        <w:t xml:space="preserve"> </w:t>
+      </w:r>
+      <w:proofErr w:type="spellStart"/>
+      <w:r>
+        <w:rPr>
+          <w:rFonts w:ascii="Times New Roman" w:eastAsia="Adobe 明體 Std L" w:hAnsi="Times New Roman" w:cs="Times New Roman"/>
+        </w:rPr>
+        <w:t>una</w:t>
+      </w:r>
+      <w:proofErr w:type="spellEnd"/>
+      <w:r>
+        <w:rPr>
+          <w:rFonts w:ascii="Times New Roman" w:eastAsia="Adobe 明體 Std L" w:hAnsi="Times New Roman" w:cs="Times New Roman"/>
+        </w:rPr>
+        <w:t xml:space="preserve"> </w:t>
+      </w:r>
+      <w:proofErr w:type="spellStart"/>
+      <w:r>
+        <w:rPr>
+          <w:rFonts w:ascii="Times New Roman" w:eastAsia="Adobe 明體 Std L" w:hAnsi="Times New Roman" w:cs="Times New Roman"/>
+        </w:rPr>
+        <w:t>fornícula</w:t>
+      </w:r>
+      <w:proofErr w:type="spellEnd"/>
+      <w:r>
+        <w:rPr>
+          <w:rFonts w:ascii="Times New Roman" w:eastAsia="Adobe 明體 Std L" w:hAnsi="Times New Roman" w:cs="Times New Roman"/>
+        </w:rPr>
+        <w:t xml:space="preserve"> entre dues </w:t>
+      </w:r>
+      <w:proofErr w:type="spellStart"/>
+      <w:r>
+        <w:rPr>
+          <w:rFonts w:ascii="Times New Roman" w:eastAsia="Adobe 明體 Std L" w:hAnsi="Times New Roman" w:cs="Times New Roman"/>
+        </w:rPr>
+        <w:t>làpides</w:t>
+      </w:r>
+      <w:proofErr w:type="spellEnd"/>
+      <w:r>
+        <w:rPr>
+          <w:rFonts w:ascii="Times New Roman" w:eastAsia="Adobe 明體 Std L" w:hAnsi="Times New Roman" w:cs="Times New Roman"/>
+        </w:rPr>
+        <w:t xml:space="preserve"> commemoratives.</w:t>
+      </w:r>
+    </w:p>
+    <w:p>
+      <w:pPr>
+        <w:jc w:val="both"/>
+        <w:rPr>
+          <w:rFonts w:ascii="Times New Roman" w:eastAsia="Adobe 明體 Std L" w:hAnsi="Times New Roman" w:cs="Times New Roman"/>
+        </w:rPr>
+      </w:pPr>
+      <w:r>
+        <w:rPr>
+          <w:rFonts w:ascii="Times New Roman" w:eastAsia="Adobe 明體 Std L" w:hAnsi="Times New Roman" w:cs="Times New Roman"/>
+        </w:rPr>
+        <w:t xml:space="preserve">Al primer </w:t>
+      </w:r>
+      <w:proofErr w:type="spellStart"/>
+      <w:r>
+        <w:rPr>
+          <w:rFonts w:ascii="Times New Roman" w:eastAsia="Adobe 明體 Std L" w:hAnsi="Times New Roman" w:cs="Times New Roman"/>
+        </w:rPr>
+        <w:t>pis</w:t>
+      </w:r>
+      <w:proofErr w:type="spellEnd"/>
+      <w:r>
+        <w:rPr>
+          <w:rFonts w:ascii="Times New Roman" w:eastAsia="Adobe 明體 Std L" w:hAnsi="Times New Roman" w:cs="Times New Roman"/>
+        </w:rPr>
+        <w:t xml:space="preserve"> </w:t>
+      </w:r>
+      <w:proofErr w:type="spellStart"/>
+      <w:r>
+        <w:rPr>
+          <w:rFonts w:ascii="Times New Roman" w:eastAsia="Adobe 明體 Std L" w:hAnsi="Times New Roman" w:cs="Times New Roman"/>
+        </w:rPr>
+        <w:t>destaca</w:t>
+      </w:r>
+      <w:proofErr w:type="spellEnd"/>
+      <w:r>
+        <w:rPr>
+          <w:rFonts w:ascii="Times New Roman" w:eastAsia="Adobe 明體 Std L" w:hAnsi="Times New Roman" w:cs="Times New Roman"/>
+        </w:rPr>
+        <w:t xml:space="preserve"> </w:t>
+      </w:r>
+      <w:proofErr w:type="spellStart"/>
+      <w:r>
+        <w:rPr>
+          <w:rFonts w:ascii="Times New Roman" w:eastAsia="Adobe 明體 Std L" w:hAnsi="Times New Roman" w:cs="Times New Roman"/>
+        </w:rPr>
+        <w:t>el</w:t>
+      </w:r>
+      <w:proofErr w:type="spellEnd"/>
+      <w:r>
+        <w:rPr>
+          <w:rFonts w:ascii="Times New Roman" w:eastAsia="Adobe 明體 Std L" w:hAnsi="Times New Roman" w:cs="Times New Roman"/>
+        </w:rPr>
+        <w:t xml:space="preserve"> </w:t>
+      </w:r>
+      <w:proofErr w:type="spellStart"/>
+      <w:r>
+        <w:rPr>
+          <w:rFonts w:ascii="Times New Roman" w:eastAsia="Adobe 明體 Std L" w:hAnsi="Times New Roman" w:cs="Times New Roman"/>
+        </w:rPr>
+        <w:t>saló</w:t>
+      </w:r>
+      <w:proofErr w:type="spellEnd"/>
+      <w:r>
+        <w:rPr>
+          <w:rFonts w:ascii="Times New Roman" w:eastAsia="Adobe 明體 Std L" w:hAnsi="Times New Roman" w:cs="Times New Roman"/>
+        </w:rPr>
+        <w:t xml:space="preserve"> de </w:t>
+      </w:r>
+      <w:proofErr w:type="spellStart"/>
+      <w:r>
+        <w:rPr>
+          <w:rFonts w:ascii="Times New Roman" w:eastAsia="Adobe 明體 Std L" w:hAnsi="Times New Roman" w:cs="Times New Roman"/>
+        </w:rPr>
+        <w:t>fumar</w:t>
+      </w:r>
+      <w:proofErr w:type="spellEnd"/>
+      <w:r>
+        <w:rPr>
+          <w:rFonts w:ascii="Times New Roman" w:eastAsia="Adobe 明體 Std L" w:hAnsi="Times New Roman" w:cs="Times New Roman"/>
+        </w:rPr>
+        <w:t xml:space="preserve">, </w:t>
+      </w:r>
+      <w:proofErr w:type="spellStart"/>
+      <w:r>
+        <w:rPr>
+          <w:rFonts w:ascii="Times New Roman" w:eastAsia="Adobe 明體 Std L" w:hAnsi="Times New Roman" w:cs="Times New Roman"/>
+        </w:rPr>
+        <w:t>decorat</w:t>
+      </w:r>
+      <w:proofErr w:type="spellEnd"/>
+      <w:r>
+        <w:rPr>
+          <w:rFonts w:ascii="Times New Roman" w:eastAsia="Adobe 明體 Std L" w:hAnsi="Times New Roman" w:cs="Times New Roman"/>
+        </w:rPr>
+        <w:t xml:space="preserve"> </w:t>
+      </w:r>
+      <w:proofErr w:type="spellStart"/>
+      <w:r>
+        <w:rPr>
+          <w:rFonts w:ascii="Times New Roman" w:eastAsia="Adobe 明體 Std L" w:hAnsi="Times New Roman" w:cs="Times New Roman"/>
+        </w:rPr>
+        <w:t>en</w:t>
+      </w:r>
+      <w:proofErr w:type="spellEnd"/>
+      <w:r>
+        <w:rPr>
+          <w:rFonts w:ascii="Times New Roman" w:eastAsia="Adobe 明體 Std L" w:hAnsi="Times New Roman" w:cs="Times New Roman"/>
+        </w:rPr>
+        <w:t xml:space="preserve"> </w:t>
+      </w:r>
+      <w:proofErr w:type="spellStart"/>
+      <w:r>
+        <w:rPr>
+          <w:rFonts w:ascii="Times New Roman" w:eastAsia="Adobe 明體 Std L" w:hAnsi="Times New Roman" w:cs="Times New Roman"/>
+        </w:rPr>
+        <w:t>estil</w:t>
+      </w:r>
+      <w:proofErr w:type="spellEnd"/>
+      <w:r>
+        <w:rPr>
+          <w:rFonts w:ascii="Times New Roman" w:eastAsia="Adobe 明體 Std L" w:hAnsi="Times New Roman" w:cs="Times New Roman"/>
+        </w:rPr>
+        <w:t xml:space="preserve"> </w:t>
+      </w:r>
+      <w:proofErr w:type="spellStart"/>
+      <w:r>
+        <w:rPr>
+          <w:rFonts w:ascii="Times New Roman" w:eastAsia="Adobe 明體 Std L" w:hAnsi="Times New Roman" w:cs="Times New Roman"/>
+        </w:rPr>
+        <w:t>neopompeià</w:t>
+      </w:r>
+      <w:proofErr w:type="spellEnd"/>
+      <w:r>
+        <w:rPr>
+          <w:rFonts w:ascii="Times New Roman" w:eastAsia="Adobe 明體 Std L" w:hAnsi="Times New Roman" w:cs="Times New Roman"/>
+        </w:rPr>
+        <w:t xml:space="preserve">, </w:t>
+      </w:r>
+      <w:proofErr w:type="spellStart"/>
+      <w:r>
+        <w:rPr>
+          <w:rFonts w:ascii="Times New Roman" w:eastAsia="Adobe 明體 Std L" w:hAnsi="Times New Roman" w:cs="Times New Roman"/>
+        </w:rPr>
+        <w:t>propi</w:t>
+      </w:r>
+      <w:proofErr w:type="spellEnd"/>
+      <w:r>
+        <w:rPr>
+          <w:rFonts w:ascii="Times New Roman" w:eastAsia="Adobe 明體 Std L" w:hAnsi="Times New Roman" w:cs="Times New Roman"/>
+        </w:rPr>
+        <w:t xml:space="preserve"> del gust del </w:t>
+      </w:r>
+      <w:proofErr w:type="spellStart"/>
+      <w:r>
+        <w:rPr>
+          <w:rFonts w:ascii="Times New Roman" w:eastAsia="Adobe 明體 Std L" w:hAnsi="Times New Roman" w:cs="Times New Roman"/>
+        </w:rPr>
+        <w:t>Segon</w:t>
+      </w:r>
+      <w:proofErr w:type="spellEnd"/>
+      <w:r>
+        <w:rPr>
+          <w:rFonts w:ascii="Times New Roman" w:eastAsia="Adobe 明體 Std L" w:hAnsi="Times New Roman" w:cs="Times New Roman"/>
+        </w:rPr>
+        <w:t xml:space="preserve"> </w:t>
+      </w:r>
+      <w:proofErr w:type="spellStart"/>
+      <w:r>
+        <w:rPr>
+          <w:rFonts w:ascii="Times New Roman" w:eastAsia="Adobe 明體 Std L" w:hAnsi="Times New Roman" w:cs="Times New Roman"/>
+        </w:rPr>
+        <w:t>Imperi</w:t>
+      </w:r>
+      <w:proofErr w:type="spellEnd"/>
+      <w:r>
+        <w:rPr>
+          <w:rFonts w:ascii="Times New Roman" w:eastAsia="Adobe 明體 Std L" w:hAnsi="Times New Roman" w:cs="Times New Roman"/>
+        </w:rPr>
+        <w:t xml:space="preserve"> </w:t>
+      </w:r>
+      <w:proofErr w:type="spellStart"/>
+      <w:r>
+        <w:rPr>
+          <w:rFonts w:ascii="Times New Roman" w:eastAsia="Adobe 明體 Std L" w:hAnsi="Times New Roman" w:cs="Times New Roman"/>
+        </w:rPr>
+        <w:t>francès</w:t>
+      </w:r>
+      <w:proofErr w:type="spellEnd"/>
+      <w:r>
+        <w:rPr>
+          <w:rFonts w:ascii="Times New Roman" w:eastAsia="Adobe 明體 Std L" w:hAnsi="Times New Roman" w:cs="Times New Roman"/>
+        </w:rPr>
+        <w:t xml:space="preserve">, </w:t>
+      </w:r>
+      <w:proofErr w:type="spellStart"/>
+      <w:r>
+        <w:rPr>
+          <w:rFonts w:ascii="Times New Roman" w:eastAsia="Adobe 明體 Std L" w:hAnsi="Times New Roman" w:cs="Times New Roman"/>
+        </w:rPr>
+        <w:t>amb</w:t>
+      </w:r>
+      <w:proofErr w:type="spellEnd"/>
+      <w:r>
+        <w:rPr>
+          <w:rFonts w:ascii="Times New Roman" w:eastAsia="Adobe 明體 Std L" w:hAnsi="Times New Roman" w:cs="Times New Roman"/>
+        </w:rPr>
+        <w:t xml:space="preserve"> </w:t>
+      </w:r>
+      <w:proofErr w:type="spellStart"/>
+      <w:r>
+        <w:rPr>
+          <w:rFonts w:ascii="Times New Roman" w:eastAsia="Adobe 明體 Std L" w:hAnsi="Times New Roman" w:cs="Times New Roman"/>
+        </w:rPr>
+        <w:t>estucats</w:t>
+      </w:r>
+      <w:proofErr w:type="spellEnd"/>
+      <w:r>
+        <w:rPr>
+          <w:rFonts w:ascii="Times New Roman" w:eastAsia="Adobe 明體 Std L" w:hAnsi="Times New Roman" w:cs="Times New Roman"/>
+        </w:rPr>
+        <w:t xml:space="preserve"> </w:t>
+      </w:r>
+      <w:proofErr w:type="spellStart"/>
+      <w:r>
+        <w:rPr>
+          <w:rFonts w:ascii="Times New Roman" w:eastAsia="Adobe 明體 Std L" w:hAnsi="Times New Roman" w:cs="Times New Roman"/>
+        </w:rPr>
+        <w:t>que</w:t>
+      </w:r>
+      <w:proofErr w:type="spellEnd"/>
+      <w:r>
+        <w:rPr>
+          <w:rFonts w:ascii="Times New Roman" w:eastAsia="Adobe 明體 Std L" w:hAnsi="Times New Roman" w:cs="Times New Roman"/>
+        </w:rPr>
+        <w:t xml:space="preserve"> </w:t>
+      </w:r>
+      <w:proofErr w:type="spellStart"/>
+      <w:r>
+        <w:rPr>
+          <w:rFonts w:ascii="Times New Roman" w:eastAsia="Adobe 明體 Std L" w:hAnsi="Times New Roman" w:cs="Times New Roman"/>
+        </w:rPr>
+        <w:t>imiten</w:t>
+      </w:r>
+      <w:proofErr w:type="spellEnd"/>
+      <w:r>
+        <w:rPr>
+          <w:rFonts w:ascii="Times New Roman" w:eastAsia="Adobe 明體 Std L" w:hAnsi="Times New Roman" w:cs="Times New Roman"/>
+        </w:rPr>
+        <w:t xml:space="preserve"> </w:t>
+      </w:r>
+      <w:proofErr w:type="spellStart"/>
+      <w:r>
+        <w:rPr>
+          <w:rFonts w:ascii="Times New Roman" w:eastAsia="Adobe 明體 Std L" w:hAnsi="Times New Roman" w:cs="Times New Roman"/>
+        </w:rPr>
+        <w:t>marbre</w:t>
+      </w:r>
+      <w:proofErr w:type="spellEnd"/>
+      <w:r>
+        <w:rPr>
+          <w:rFonts w:ascii="Times New Roman" w:eastAsia="Adobe 明體 Std L" w:hAnsi="Times New Roman" w:cs="Times New Roman"/>
+        </w:rPr>
+        <w:t xml:space="preserve"> </w:t>
+      </w:r>
+      <w:proofErr w:type="spellStart"/>
+      <w:r>
+        <w:rPr>
+          <w:rFonts w:ascii="Times New Roman" w:eastAsia="Adobe 明體 Std L" w:hAnsi="Times New Roman" w:cs="Times New Roman"/>
+        </w:rPr>
+        <w:t>i</w:t>
+      </w:r>
+      <w:proofErr w:type="spellEnd"/>
+      <w:r>
+        <w:rPr>
+          <w:rFonts w:ascii="Times New Roman" w:eastAsia="Adobe 明體 Std L" w:hAnsi="Times New Roman" w:cs="Times New Roman"/>
+        </w:rPr>
+        <w:t xml:space="preserve"> </w:t>
+      </w:r>
+      <w:proofErr w:type="spellStart"/>
+      <w:r>
+        <w:rPr>
+          <w:rFonts w:ascii="Times New Roman" w:eastAsia="Adobe 明體 Std L" w:hAnsi="Times New Roman" w:cs="Times New Roman"/>
+        </w:rPr>
+        <w:t>composicions</w:t>
+      </w:r>
+      <w:proofErr w:type="spellEnd"/>
+      <w:r>
+        <w:rPr>
+          <w:rFonts w:ascii="Times New Roman" w:eastAsia="Adobe 明體 Std L" w:hAnsi="Times New Roman" w:cs="Times New Roman"/>
+        </w:rPr>
+        <w:t xml:space="preserve"> de </w:t>
+      </w:r>
+      <w:proofErr w:type="spellStart"/>
+      <w:r>
+        <w:rPr>
+          <w:rFonts w:ascii="Times New Roman" w:eastAsia="Adobe 明體 Std L" w:hAnsi="Times New Roman" w:cs="Times New Roman"/>
+        </w:rPr>
+        <w:t>columnes</w:t>
+      </w:r>
+      <w:proofErr w:type="spellEnd"/>
+      <w:r>
+        <w:rPr>
+          <w:rFonts w:ascii="Times New Roman" w:eastAsia="Adobe 明體 Std L" w:hAnsi="Times New Roman" w:cs="Times New Roman"/>
+        </w:rPr>
+        <w:t xml:space="preserve"> </w:t>
+      </w:r>
+      <w:proofErr w:type="spellStart"/>
+      <w:r>
+        <w:rPr>
+          <w:rFonts w:ascii="Times New Roman" w:eastAsia="Adobe 明體 Std L" w:hAnsi="Times New Roman" w:cs="Times New Roman"/>
+        </w:rPr>
+        <w:t>corínties</w:t>
+      </w:r>
+      <w:proofErr w:type="spellEnd"/>
+      <w:r>
+        <w:rPr>
+          <w:rFonts w:ascii="Times New Roman" w:eastAsia="Adobe 明體 Std L" w:hAnsi="Times New Roman" w:cs="Times New Roman"/>
+        </w:rPr>
+        <w:t xml:space="preserve">. La sala de concerts </w:t>
+      </w:r>
+      <w:proofErr w:type="spellStart"/>
+      <w:r>
+        <w:rPr>
+          <w:rFonts w:ascii="Times New Roman" w:eastAsia="Adobe 明體 Std L" w:hAnsi="Times New Roman" w:cs="Times New Roman"/>
+        </w:rPr>
+        <w:t>constitueix</w:t>
+      </w:r>
+      <w:proofErr w:type="spellEnd"/>
+      <w:r>
+        <w:rPr>
+          <w:rFonts w:ascii="Times New Roman" w:eastAsia="Adobe 明體 Std L" w:hAnsi="Times New Roman" w:cs="Times New Roman"/>
+        </w:rPr>
+        <w:t xml:space="preserve"> </w:t>
+      </w:r>
+      <w:proofErr w:type="spellStart"/>
+      <w:r>
+        <w:rPr>
+          <w:rFonts w:ascii="Times New Roman" w:eastAsia="Adobe 明體 Std L" w:hAnsi="Times New Roman" w:cs="Times New Roman"/>
+        </w:rPr>
+        <w:t>l’espai</w:t>
+      </w:r>
+      <w:proofErr w:type="spellEnd"/>
+      <w:r>
+        <w:rPr>
+          <w:rFonts w:ascii="Times New Roman" w:eastAsia="Adobe 明體 Std L" w:hAnsi="Times New Roman" w:cs="Times New Roman"/>
+        </w:rPr>
+        <w:t xml:space="preserve"> </w:t>
+      </w:r>
+      <w:proofErr w:type="spellStart"/>
+      <w:r>
+        <w:rPr>
+          <w:rFonts w:ascii="Times New Roman" w:eastAsia="Adobe 明體 Std L" w:hAnsi="Times New Roman" w:cs="Times New Roman"/>
+        </w:rPr>
+        <w:t>més</w:t>
+      </w:r>
+      <w:proofErr w:type="spellEnd"/>
+      <w:r>
+        <w:rPr>
+          <w:rFonts w:ascii="Times New Roman" w:eastAsia="Adobe 明體 Std L" w:hAnsi="Times New Roman" w:cs="Times New Roman"/>
+        </w:rPr>
+        <w:t xml:space="preserve"> </w:t>
+      </w:r>
+      <w:proofErr w:type="spellStart"/>
+      <w:r>
+        <w:rPr>
+          <w:rFonts w:ascii="Times New Roman" w:eastAsia="Adobe 明體 Std L" w:hAnsi="Times New Roman" w:cs="Times New Roman"/>
+        </w:rPr>
+        <w:t>emblemàtic</w:t>
+      </w:r>
+      <w:proofErr w:type="spellEnd"/>
+      <w:r>
+        <w:rPr>
+          <w:rFonts w:ascii="Times New Roman" w:eastAsia="Adobe 明體 Std L" w:hAnsi="Times New Roman" w:cs="Times New Roman"/>
+        </w:rPr>
+        <w:t xml:space="preserve"> de </w:t>
+      </w:r>
+      <w:proofErr w:type="spellStart"/>
+      <w:r>
+        <w:rPr>
+          <w:rFonts w:ascii="Times New Roman" w:eastAsia="Adobe 明體 Std L" w:hAnsi="Times New Roman" w:cs="Times New Roman"/>
+        </w:rPr>
+        <w:t>l’edifici</w:t>
+      </w:r>
+      <w:proofErr w:type="spellEnd"/>
+      <w:r>
+        <w:rPr>
+          <w:rFonts w:ascii="Times New Roman" w:eastAsia="Adobe 明體 Std L" w:hAnsi="Times New Roman" w:cs="Times New Roman"/>
+        </w:rPr>
+        <w:t xml:space="preserve">, </w:t>
+      </w:r>
+      <w:proofErr w:type="spellStart"/>
+      <w:r>
+        <w:rPr>
+          <w:rFonts w:ascii="Times New Roman" w:eastAsia="Adobe 明體 Std L" w:hAnsi="Times New Roman" w:cs="Times New Roman"/>
+        </w:rPr>
+        <w:t>organitzada</w:t>
+      </w:r>
+      <w:proofErr w:type="spellEnd"/>
+      <w:r>
+        <w:rPr>
+          <w:rFonts w:ascii="Times New Roman" w:eastAsia="Adobe 明體 Std L" w:hAnsi="Times New Roman" w:cs="Times New Roman"/>
+        </w:rPr>
+        <w:t xml:space="preserve"> </w:t>
+      </w:r>
+      <w:proofErr w:type="spellStart"/>
+      <w:r>
+        <w:rPr>
+          <w:rFonts w:ascii="Times New Roman" w:eastAsia="Adobe 明體 Std L" w:hAnsi="Times New Roman" w:cs="Times New Roman"/>
+        </w:rPr>
+        <w:t>en</w:t>
+      </w:r>
+      <w:proofErr w:type="spellEnd"/>
+      <w:r>
+        <w:rPr>
+          <w:rFonts w:ascii="Times New Roman" w:eastAsia="Adobe 明體 Std L" w:hAnsi="Times New Roman" w:cs="Times New Roman"/>
+        </w:rPr>
+        <w:t xml:space="preserve"> planta </w:t>
+      </w:r>
+      <w:proofErr w:type="spellStart"/>
+      <w:r>
+        <w:rPr>
+          <w:rFonts w:ascii="Times New Roman" w:eastAsia="Adobe 明體 Std L" w:hAnsi="Times New Roman" w:cs="Times New Roman"/>
+        </w:rPr>
+        <w:t>baixa</w:t>
+      </w:r>
+      <w:proofErr w:type="spellEnd"/>
+      <w:r>
+        <w:rPr>
+          <w:rFonts w:ascii="Times New Roman" w:eastAsia="Adobe 明體 Std L" w:hAnsi="Times New Roman" w:cs="Times New Roman"/>
+        </w:rPr>
+        <w:t xml:space="preserve"> </w:t>
+      </w:r>
+      <w:proofErr w:type="spellStart"/>
+      <w:r>
+        <w:rPr>
+          <w:rFonts w:ascii="Times New Roman" w:eastAsia="Adobe 明體 Std L" w:hAnsi="Times New Roman" w:cs="Times New Roman"/>
+        </w:rPr>
+        <w:t>i</w:t>
+      </w:r>
+      <w:proofErr w:type="spellEnd"/>
+      <w:r>
+        <w:rPr>
+          <w:rFonts w:ascii="Times New Roman" w:eastAsia="Adobe 明體 Std L" w:hAnsi="Times New Roman" w:cs="Times New Roman"/>
+        </w:rPr>
+        <w:t xml:space="preserve"> </w:t>
+      </w:r>
+      <w:proofErr w:type="spellStart"/>
+      <w:r>
+        <w:rPr>
+          <w:rFonts w:ascii="Times New Roman" w:eastAsia="Adobe 明體 Std L" w:hAnsi="Times New Roman" w:cs="Times New Roman"/>
+        </w:rPr>
+        <w:t>cinc</w:t>
+      </w:r>
+      <w:proofErr w:type="spellEnd"/>
+      <w:r>
+        <w:rPr>
+          <w:rFonts w:ascii="Times New Roman" w:eastAsia="Adobe 明體 Std L" w:hAnsi="Times New Roman" w:cs="Times New Roman"/>
+        </w:rPr>
+        <w:t xml:space="preserve"> </w:t>
+      </w:r>
+      <w:proofErr w:type="spellStart"/>
+      <w:r>
+        <w:rPr>
+          <w:rFonts w:ascii="Times New Roman" w:eastAsia="Adobe 明體 Std L" w:hAnsi="Times New Roman" w:cs="Times New Roman"/>
+        </w:rPr>
+        <w:t>nivells</w:t>
+      </w:r>
+      <w:proofErr w:type="spellEnd"/>
+      <w:r>
+        <w:rPr>
+          <w:rFonts w:ascii="Times New Roman" w:eastAsia="Adobe 明體 Std L" w:hAnsi="Times New Roman" w:cs="Times New Roman"/>
+        </w:rPr>
+        <w:t xml:space="preserve">, </w:t>
+      </w:r>
+      <w:proofErr w:type="spellStart"/>
+      <w:r>
+        <w:rPr>
+          <w:rFonts w:ascii="Times New Roman" w:eastAsia="Adobe 明體 Std L" w:hAnsi="Times New Roman" w:cs="Times New Roman"/>
+        </w:rPr>
+        <w:t>amb</w:t>
+      </w:r>
+      <w:proofErr w:type="spellEnd"/>
+      <w:r>
+        <w:rPr>
+          <w:rFonts w:ascii="Times New Roman" w:eastAsia="Adobe 明體 Std L" w:hAnsi="Times New Roman" w:cs="Times New Roman"/>
+        </w:rPr>
+        <w:t xml:space="preserve"> </w:t>
+      </w:r>
+      <w:proofErr w:type="spellStart"/>
+      <w:r>
+        <w:rPr>
+          <w:rFonts w:ascii="Times New Roman" w:eastAsia="Adobe 明體 Std L" w:hAnsi="Times New Roman" w:cs="Times New Roman"/>
+        </w:rPr>
+        <w:t>una</w:t>
+      </w:r>
+      <w:proofErr w:type="spellEnd"/>
+      <w:r>
+        <w:rPr>
+          <w:rFonts w:ascii="Times New Roman" w:eastAsia="Adobe 明體 Std L" w:hAnsi="Times New Roman" w:cs="Times New Roman"/>
+        </w:rPr>
+        <w:t xml:space="preserve"> </w:t>
+      </w:r>
+      <w:proofErr w:type="spellStart"/>
+      <w:r>
+        <w:rPr>
+          <w:rFonts w:ascii="Times New Roman" w:eastAsia="Adobe 明體 Std L" w:hAnsi="Times New Roman" w:cs="Times New Roman"/>
+        </w:rPr>
+        <w:t>rica</w:t>
+      </w:r>
+      <w:proofErr w:type="spellEnd"/>
+      <w:r>
+        <w:rPr>
+          <w:rFonts w:ascii="Times New Roman" w:eastAsia="Adobe 明體 Std L" w:hAnsi="Times New Roman" w:cs="Times New Roman"/>
+        </w:rPr>
+        <w:t xml:space="preserve"> </w:t>
+      </w:r>
+      <w:proofErr w:type="spellStart"/>
+      <w:r>
+        <w:rPr>
+          <w:rFonts w:ascii="Times New Roman" w:eastAsia="Adobe 明體 Std L" w:hAnsi="Times New Roman" w:cs="Times New Roman"/>
+        </w:rPr>
+        <w:t>decoració</w:t>
+      </w:r>
+      <w:proofErr w:type="spellEnd"/>
+      <w:r>
+        <w:rPr>
+          <w:rFonts w:ascii="Times New Roman" w:eastAsia="Adobe 明體 Std L" w:hAnsi="Times New Roman" w:cs="Times New Roman"/>
+        </w:rPr>
+        <w:t xml:space="preserve"> </w:t>
+      </w:r>
+      <w:proofErr w:type="spellStart"/>
+      <w:r>
+        <w:rPr>
+          <w:rFonts w:ascii="Times New Roman" w:eastAsia="Adobe 明體 Std L" w:hAnsi="Times New Roman" w:cs="Times New Roman"/>
+        </w:rPr>
+        <w:t>pictòrica</w:t>
+      </w:r>
+      <w:proofErr w:type="spellEnd"/>
+      <w:r>
+        <w:rPr>
+          <w:rFonts w:ascii="Times New Roman" w:eastAsia="Adobe 明體 Std L" w:hAnsi="Times New Roman" w:cs="Times New Roman"/>
+        </w:rPr>
+        <w:t xml:space="preserve"> </w:t>
+      </w:r>
+      <w:proofErr w:type="spellStart"/>
+      <w:r>
+        <w:rPr>
+          <w:rFonts w:ascii="Times New Roman" w:eastAsia="Adobe 明體 Std L" w:hAnsi="Times New Roman" w:cs="Times New Roman"/>
+        </w:rPr>
+        <w:t>obra</w:t>
+      </w:r>
+      <w:proofErr w:type="spellEnd"/>
+      <w:r>
+        <w:rPr>
+          <w:rFonts w:ascii="Times New Roman" w:eastAsia="Adobe 明體 Std L" w:hAnsi="Times New Roman" w:cs="Times New Roman"/>
+        </w:rPr>
+        <w:t xml:space="preserve"> de Martí Alsina, Vicens, Rigal </w:t>
+      </w:r>
+      <w:proofErr w:type="spellStart"/>
+      <w:r>
+        <w:rPr>
+          <w:rFonts w:ascii="Times New Roman" w:eastAsia="Adobe 明體 Std L" w:hAnsi="Times New Roman" w:cs="Times New Roman"/>
+        </w:rPr>
+        <w:t>i</w:t>
+      </w:r>
+      <w:proofErr w:type="spellEnd"/>
+      <w:r>
+        <w:rPr>
+          <w:rFonts w:ascii="Times New Roman" w:eastAsia="Adobe 明體 Std L" w:hAnsi="Times New Roman" w:cs="Times New Roman"/>
+        </w:rPr>
+        <w:t xml:space="preserve"> Caba. </w:t>
+      </w:r>
+      <w:proofErr w:type="spellStart"/>
+      <w:r>
+        <w:rPr>
+          <w:rFonts w:ascii="Times New Roman" w:eastAsia="Adobe 明體 Std L" w:hAnsi="Times New Roman" w:cs="Times New Roman"/>
+        </w:rPr>
+        <w:t>L’embocadura</w:t>
+      </w:r>
+      <w:proofErr w:type="spellEnd"/>
+      <w:r>
+        <w:rPr>
+          <w:rFonts w:ascii="Times New Roman" w:eastAsia="Adobe 明體 Std L" w:hAnsi="Times New Roman" w:cs="Times New Roman"/>
+        </w:rPr>
+        <w:t xml:space="preserve"> de </w:t>
+      </w:r>
+      <w:proofErr w:type="spellStart"/>
+      <w:r>
+        <w:rPr>
+          <w:rFonts w:ascii="Times New Roman" w:eastAsia="Adobe 明體 Std L" w:hAnsi="Times New Roman" w:cs="Times New Roman"/>
+        </w:rPr>
+        <w:t>l’escenari</w:t>
+      </w:r>
+      <w:proofErr w:type="spellEnd"/>
+      <w:r>
+        <w:rPr>
+          <w:rFonts w:ascii="Times New Roman" w:eastAsia="Adobe 明體 Std L" w:hAnsi="Times New Roman" w:cs="Times New Roman"/>
+        </w:rPr>
+        <w:t xml:space="preserve"> fa 14 </w:t>
+      </w:r>
+      <w:proofErr w:type="spellStart"/>
+      <w:r>
+        <w:rPr>
+          <w:rFonts w:ascii="Times New Roman" w:eastAsia="Adobe 明體 Std L" w:hAnsi="Times New Roman" w:cs="Times New Roman"/>
+        </w:rPr>
+        <w:t>metres</w:t>
+      </w:r>
+      <w:proofErr w:type="spellEnd"/>
+      <w:r>
+        <w:rPr>
+          <w:rFonts w:ascii="Times New Roman" w:eastAsia="Adobe 明體 Std L" w:hAnsi="Times New Roman" w:cs="Times New Roman"/>
+        </w:rPr>
+        <w:t xml:space="preserve"> </w:t>
+      </w:r>
+      <w:proofErr w:type="spellStart"/>
+      <w:r>
+        <w:rPr>
+          <w:rFonts w:ascii="Times New Roman" w:eastAsia="Adobe 明體 Std L" w:hAnsi="Times New Roman" w:cs="Times New Roman"/>
+        </w:rPr>
+        <w:t>d’amplada</w:t>
+      </w:r>
+      <w:proofErr w:type="spellEnd"/>
+      <w:r>
+        <w:rPr>
+          <w:rFonts w:ascii="Times New Roman" w:eastAsia="Adobe 明體 Std L" w:hAnsi="Times New Roman" w:cs="Times New Roman"/>
+        </w:rPr>
+        <w:t xml:space="preserve">, </w:t>
+      </w:r>
+      <w:proofErr w:type="spellStart"/>
+      <w:r>
+        <w:rPr>
+          <w:rFonts w:ascii="Times New Roman" w:eastAsia="Adobe 明體 Std L" w:hAnsi="Times New Roman" w:cs="Times New Roman"/>
+        </w:rPr>
+        <w:t>mentre</w:t>
+      </w:r>
+      <w:proofErr w:type="spellEnd"/>
+      <w:r>
+        <w:rPr>
+          <w:rFonts w:ascii="Times New Roman" w:eastAsia="Adobe 明體 Std L" w:hAnsi="Times New Roman" w:cs="Times New Roman"/>
+        </w:rPr>
+        <w:t xml:space="preserve"> </w:t>
+      </w:r>
+      <w:proofErr w:type="spellStart"/>
+      <w:r>
+        <w:rPr>
+          <w:rFonts w:ascii="Times New Roman" w:eastAsia="Adobe 明體 Std L" w:hAnsi="Times New Roman" w:cs="Times New Roman"/>
+        </w:rPr>
+        <w:t>que</w:t>
+      </w:r>
+      <w:proofErr w:type="spellEnd"/>
+      <w:r>
+        <w:rPr>
+          <w:rFonts w:ascii="Times New Roman" w:eastAsia="Adobe 明體 Std L" w:hAnsi="Times New Roman" w:cs="Times New Roman"/>
+        </w:rPr>
+        <w:t xml:space="preserve"> la sala, </w:t>
+      </w:r>
+      <w:proofErr w:type="spellStart"/>
+      <w:r>
+        <w:rPr>
+          <w:rFonts w:ascii="Times New Roman" w:eastAsia="Adobe 明體 Std L" w:hAnsi="Times New Roman" w:cs="Times New Roman"/>
+        </w:rPr>
+        <w:t>amb</w:t>
+      </w:r>
+      <w:proofErr w:type="spellEnd"/>
+      <w:r>
+        <w:rPr>
+          <w:rFonts w:ascii="Times New Roman" w:eastAsia="Adobe 明體 Std L" w:hAnsi="Times New Roman" w:cs="Times New Roman"/>
+        </w:rPr>
+        <w:t xml:space="preserve"> </w:t>
+      </w:r>
+      <w:proofErr w:type="spellStart"/>
+      <w:r>
+        <w:rPr>
+          <w:rFonts w:ascii="Times New Roman" w:eastAsia="Adobe 明體 Std L" w:hAnsi="Times New Roman" w:cs="Times New Roman"/>
+        </w:rPr>
+        <w:t>una</w:t>
+      </w:r>
+      <w:proofErr w:type="spellEnd"/>
+      <w:r>
+        <w:rPr>
+          <w:rFonts w:ascii="Times New Roman" w:eastAsia="Adobe 明體 Std L" w:hAnsi="Times New Roman" w:cs="Times New Roman"/>
+        </w:rPr>
+        <w:t xml:space="preserve"> </w:t>
+      </w:r>
+      <w:proofErr w:type="spellStart"/>
+      <w:r>
+        <w:rPr>
+          <w:rFonts w:ascii="Times New Roman" w:eastAsia="Adobe 明體 Std L" w:hAnsi="Times New Roman" w:cs="Times New Roman"/>
+        </w:rPr>
+        <w:t>superfície</w:t>
+      </w:r>
+      <w:proofErr w:type="spellEnd"/>
+      <w:r>
+        <w:rPr>
+          <w:rFonts w:ascii="Times New Roman" w:eastAsia="Adobe 明體 Std L" w:hAnsi="Times New Roman" w:cs="Times New Roman"/>
+        </w:rPr>
+        <w:t xml:space="preserve"> de 1.117 m² </w:t>
+      </w:r>
+      <w:proofErr w:type="spellStart"/>
+      <w:r>
+        <w:rPr>
+          <w:rFonts w:ascii="Times New Roman" w:eastAsia="Adobe 明體 Std L" w:hAnsi="Times New Roman" w:cs="Times New Roman"/>
+        </w:rPr>
+        <w:t>i</w:t>
+      </w:r>
+      <w:proofErr w:type="spellEnd"/>
+      <w:r>
+        <w:rPr>
+          <w:rFonts w:ascii="Times New Roman" w:eastAsia="Adobe 明體 Std L" w:hAnsi="Times New Roman" w:cs="Times New Roman"/>
+        </w:rPr>
+        <w:t xml:space="preserve"> </w:t>
+      </w:r>
+      <w:proofErr w:type="spellStart"/>
+      <w:r>
+        <w:rPr>
+          <w:rFonts w:ascii="Times New Roman" w:eastAsia="Adobe 明體 Std L" w:hAnsi="Times New Roman" w:cs="Times New Roman"/>
+        </w:rPr>
+        <w:t>una</w:t>
+      </w:r>
+      <w:proofErr w:type="spellEnd"/>
+      <w:r>
+        <w:rPr>
+          <w:rFonts w:ascii="Times New Roman" w:eastAsia="Adobe 明體 Std L" w:hAnsi="Times New Roman" w:cs="Times New Roman"/>
+        </w:rPr>
+        <w:t xml:space="preserve"> </w:t>
+      </w:r>
+      <w:proofErr w:type="spellStart"/>
+      <w:r>
+        <w:rPr>
+          <w:rFonts w:ascii="Times New Roman" w:eastAsia="Adobe 明體 Std L" w:hAnsi="Times New Roman" w:cs="Times New Roman"/>
+        </w:rPr>
+        <w:t>alçada</w:t>
+      </w:r>
+      <w:proofErr w:type="spellEnd"/>
+      <w:r>
+        <w:rPr>
+          <w:rFonts w:ascii="Times New Roman" w:eastAsia="Adobe 明體 Std L" w:hAnsi="Times New Roman" w:cs="Times New Roman"/>
+        </w:rPr>
+        <w:t xml:space="preserve"> de 20,50 </w:t>
+      </w:r>
+      <w:proofErr w:type="spellStart"/>
+      <w:r>
+        <w:rPr>
+          <w:rFonts w:ascii="Times New Roman" w:eastAsia="Adobe 明體 Std L" w:hAnsi="Times New Roman" w:cs="Times New Roman"/>
+        </w:rPr>
+        <w:t>metres</w:t>
+      </w:r>
+      <w:proofErr w:type="spellEnd"/>
+      <w:r>
+        <w:rPr>
+          <w:rFonts w:ascii="Times New Roman" w:eastAsia="Adobe 明體 Std L" w:hAnsi="Times New Roman" w:cs="Times New Roman"/>
+        </w:rPr>
+        <w:t xml:space="preserve">, </w:t>
+      </w:r>
+      <w:proofErr w:type="spellStart"/>
+      <w:r>
+        <w:rPr>
+          <w:rFonts w:ascii="Times New Roman" w:eastAsia="Adobe 明體 Std L" w:hAnsi="Times New Roman" w:cs="Times New Roman"/>
+        </w:rPr>
+        <w:t>destaca</w:t>
+      </w:r>
+      <w:proofErr w:type="spellEnd"/>
+      <w:r>
+        <w:rPr>
+          <w:rFonts w:ascii="Times New Roman" w:eastAsia="Adobe 明體 Std L" w:hAnsi="Times New Roman" w:cs="Times New Roman"/>
+        </w:rPr>
+        <w:t xml:space="preserve"> per les </w:t>
+      </w:r>
+      <w:proofErr w:type="spellStart"/>
+      <w:r>
+        <w:rPr>
+          <w:rFonts w:ascii="Times New Roman" w:eastAsia="Adobe 明體 Std L" w:hAnsi="Times New Roman" w:cs="Times New Roman"/>
+        </w:rPr>
+        <w:t>seves</w:t>
+      </w:r>
+      <w:proofErr w:type="spellEnd"/>
+      <w:r>
+        <w:rPr>
+          <w:rFonts w:ascii="Times New Roman" w:eastAsia="Adobe 明體 Std L" w:hAnsi="Times New Roman" w:cs="Times New Roman"/>
+        </w:rPr>
+        <w:t xml:space="preserve"> grans dimensions </w:t>
+      </w:r>
+      <w:proofErr w:type="spellStart"/>
+      <w:r>
+        <w:rPr>
+          <w:rFonts w:ascii="Times New Roman" w:eastAsia="Adobe 明體 Std L" w:hAnsi="Times New Roman" w:cs="Times New Roman"/>
+        </w:rPr>
+        <w:t>i</w:t>
+      </w:r>
+      <w:proofErr w:type="spellEnd"/>
+      <w:r>
+        <w:rPr>
+          <w:rFonts w:ascii="Times New Roman" w:eastAsia="Adobe 明體 Std L" w:hAnsi="Times New Roman" w:cs="Times New Roman"/>
+        </w:rPr>
+        <w:t xml:space="preserve"> per la </w:t>
+      </w:r>
+      <w:proofErr w:type="spellStart"/>
+      <w:r>
+        <w:rPr>
+          <w:rFonts w:ascii="Times New Roman" w:eastAsia="Adobe 明體 Std L" w:hAnsi="Times New Roman" w:cs="Times New Roman"/>
+        </w:rPr>
+        <w:t>solemnitat</w:t>
+      </w:r>
+      <w:proofErr w:type="spellEnd"/>
+      <w:r>
+        <w:rPr>
+          <w:rFonts w:ascii="Times New Roman" w:eastAsia="Adobe 明體 Std L" w:hAnsi="Times New Roman" w:cs="Times New Roman"/>
+        </w:rPr>
+        <w:t xml:space="preserve"> del </w:t>
+      </w:r>
+      <w:proofErr w:type="spellStart"/>
+      <w:r>
+        <w:rPr>
+          <w:rFonts w:ascii="Times New Roman" w:eastAsia="Adobe 明體 Std L" w:hAnsi="Times New Roman" w:cs="Times New Roman"/>
+        </w:rPr>
+        <w:t>seu</w:t>
+      </w:r>
+      <w:proofErr w:type="spellEnd"/>
+      <w:r>
+        <w:rPr>
+          <w:rFonts w:ascii="Times New Roman" w:eastAsia="Adobe 明體 Std L" w:hAnsi="Times New Roman" w:cs="Times New Roman"/>
+        </w:rPr>
+        <w:t xml:space="preserve"> </w:t>
+      </w:r>
+      <w:proofErr w:type="spellStart"/>
+      <w:r>
+        <w:rPr>
+          <w:rFonts w:ascii="Times New Roman" w:eastAsia="Adobe 明體 Std L" w:hAnsi="Times New Roman" w:cs="Times New Roman"/>
+        </w:rPr>
+        <w:t>espai</w:t>
+      </w:r>
+      <w:proofErr w:type="spellEnd"/>
+      <w:r>
+        <w:rPr>
+          <w:rFonts w:ascii="Times New Roman" w:eastAsia="Adobe 明體 Std L" w:hAnsi="Times New Roman" w:cs="Times New Roman"/>
+        </w:rPr>
+        <w:t xml:space="preserve"> interior.</w:t>
+      </w:r>
+    </w:p>
+    <w:p>
+      <w:pPr>
+        <w:jc w:val="both"/>
+        <w:rPr>
+          <w:rFonts w:ascii="Times New Roman" w:eastAsia="Adobe 明體 Std L" w:hAnsi="Times New Roman" w:cs="Times New Roman"/>
+        </w:rPr>
+      </w:pPr>
+      <w:proofErr w:type="spellStart"/>
+      <w:proofErr w:type="gramStart"/>
+      <w:r>
+        <w:rPr>
+          <w:rFonts w:ascii="Times New Roman" w:eastAsia="Adobe 明體 Std L" w:hAnsi="Times New Roman" w:cs="Times New Roman"/>
+        </w:rPr>
+        <w:t>Autor:</w:t>
+      </w:r>
+      <w:r>
+        <w:rPr>
+          <w:rFonts w:ascii="Times New Roman" w:eastAsia="Adobe 明體 Std L" w:hAnsi="Times New Roman" w:cs="Times New Roman"/>
+          <w:b/>
+          <w:bCs/>
+        </w:rPr>
+        <w:t>Gabriel</w:t>
+      </w:r>
+      <w:proofErr w:type="spellEnd"/>
+      <w:proofErr w:type="gramEnd"/>
+      <w:r>
+        <w:rPr>
+          <w:rFonts w:ascii="Times New Roman" w:eastAsia="Adobe 明體 Std L" w:hAnsi="Times New Roman" w:cs="Times New Roman"/>
+          <w:b/>
+          <w:bCs/>
+        </w:rPr>
+        <w:t xml:space="preserve"> Robert Bernús</w:t>
+      </w:r>
+    </w:p>
+    <w:p>
+      <w:pPr>
+        <w:jc w:val="both"/>
+        <w:rPr>
+          <w:rFonts w:ascii="Times New Roman" w:eastAsia="Adobe 明體 Std L" w:hAnsi="Times New Roman" w:cs="Times New Roman" w:hint="eastAsia"/>
+        </w:rPr>
+      </w:pPr>
+    </w:p>
+    <w:p>
+      <w:pPr>
+        <w:jc w:val="both"/>
+        <w:rPr>
+          <w:rFonts w:ascii="Times New Roman" w:eastAsia="Adobe 明體 Std L" w:hAnsi="Times New Roman" w:cs="Times New Roman"/>
+          <w:b/>
+          <w:bCs/>
+        </w:rPr>
+      </w:pPr>
+      <w:r>
+        <w:rPr>
+          <w:rFonts w:ascii="Times New Roman" w:eastAsia="Adobe 明體 Std L" w:hAnsi="Times New Roman" w:cs="Times New Roman"/>
+          <w:b/>
+          <w:bCs/>
+        </w:rPr>
+        <w:t xml:space="preserve">Primera </w:t>
+      </w:r>
+      <w:proofErr w:type="spellStart"/>
+      <w:r>
+        <w:rPr>
+          <w:rFonts w:ascii="Times New Roman" w:eastAsia="Adobe 明體 Std L" w:hAnsi="Times New Roman" w:cs="Times New Roman"/>
+          <w:b/>
+          <w:bCs/>
+        </w:rPr>
+        <w:t>Reconstrucció</w:t>
+      </w:r>
+      <w:proofErr w:type="spellEnd"/>
+      <w:r>
+        <w:rPr>
+          <w:rFonts w:ascii="Times New Roman" w:eastAsia="Adobe 明體 Std L" w:hAnsi="Times New Roman" w:cs="Times New Roman"/>
+          <w:b/>
+          <w:bCs/>
+        </w:rPr>
+        <w:t xml:space="preserve"> del Gran </w:t>
+      </w:r>
+      <w:proofErr w:type="spellStart"/>
+      <w:r>
+        <w:rPr>
+          <w:rFonts w:ascii="Times New Roman" w:eastAsia="Adobe 明體 Std L" w:hAnsi="Times New Roman" w:cs="Times New Roman"/>
+          <w:b/>
+          <w:bCs/>
+        </w:rPr>
+        <w:t>Teatre</w:t>
+      </w:r>
+      <w:proofErr w:type="spellEnd"/>
+      <w:r>
+        <w:rPr>
+          <w:rFonts w:ascii="Times New Roman" w:eastAsia="Adobe 明體 Std L" w:hAnsi="Times New Roman" w:cs="Times New Roman"/>
+          <w:b/>
+          <w:bCs/>
+        </w:rPr>
+        <w:t xml:space="preserve"> del </w:t>
+      </w:r>
+      <w:proofErr w:type="spellStart"/>
+      <w:r>
+        <w:rPr>
+          <w:rFonts w:ascii="Times New Roman" w:eastAsia="Adobe 明體 Std L" w:hAnsi="Times New Roman" w:cs="Times New Roman"/>
+          <w:b/>
+          <w:bCs/>
+        </w:rPr>
+        <w:t>Liceu</w:t>
+      </w:r>
+      <w:proofErr w:type="spellEnd"/>
+      <w:r>
+        <w:rPr>
+          <w:rFonts w:ascii="Times New Roman" w:eastAsia="Adobe 明體 Std L" w:hAnsi="Times New Roman" w:cs="Times New Roman" w:hint="eastAsia"/>
+          <w:b/>
+          <w:bCs/>
+        </w:rPr>
+        <w:t xml:space="preserve">: </w:t>
+      </w:r>
+      <w:r>
+        <w:rPr>
+          <w:rFonts w:ascii="Times New Roman" w:eastAsia="Adobe 明體 Std L" w:hAnsi="Times New Roman" w:cs="Times New Roman"/>
+          <w:b/>
+          <w:bCs/>
+        </w:rPr>
+        <w:t>1862</w:t>
+      </w:r>
+    </w:p>
+    <w:p>
+      <w:pPr>
+        <w:tabs>
+          <w:tab w:val="num" w:pos="720"/>
+        </w:tabs>
+        <w:jc w:val="both"/>
+        <w:rPr>
+          <w:rFonts w:ascii="Times New Roman" w:eastAsia="Adobe 明體 Std L" w:hAnsi="Times New Roman" w:cs="Times New Roman" w:hint="eastAsia"/>
+        </w:rPr>
+      </w:pPr>
+      <w:r>
+        <w:rPr>
+          <w:rFonts w:ascii="Times New Roman" w:eastAsia="Adobe 明體 Std L" w:hAnsi="Times New Roman" w:cs="Times New Roman" w:hint="eastAsia"/>
+        </w:rPr>
+        <w:t xml:space="preserve">Architect: </w:t>
+      </w:r>
+      <w:hyperlink r:id="rId6" w:history="1">
+        <w:r>
+          <w:rPr>
+            <w:rFonts w:ascii="Times New Roman" w:eastAsia="Adobe 明體 Std L" w:hAnsi="Times New Roman" w:cs="Times New Roman"/>
+          </w:rPr>
+          <w:t>Josep Oriol Mestres i Esplugas</w:t>
+        </w:r>
+      </w:hyperlink>
+    </w:p>
+    <w:p>
+      <w:pPr>
+        <w:jc w:val="both"/>
+        <w:rPr>
+          <w:rFonts w:ascii="Times New Roman" w:eastAsia="Adobe 明體 Std L" w:hAnsi="Times New Roman" w:cs="Times New Roman" w:hint="eastAsia"/>
+        </w:rPr>
+      </w:pPr>
+    </w:p>
+    <w:p>
+      <w:pPr>
+        <w:jc w:val="both"/>
+        <w:rPr>
+          <w:rFonts w:ascii="Times New Roman" w:eastAsia="Adobe 明體 Std L" w:hAnsi="Times New Roman" w:cs="Times New Roman"/>
+          <w:b/>
+          <w:bCs/>
+        </w:rPr>
+      </w:pPr>
+      <w:r>
+        <w:rPr>
+          <w:rFonts w:ascii="Times New Roman" w:eastAsia="Adobe 明體 Std L" w:hAnsi="Times New Roman" w:cs="Times New Roman"/>
+          <w:b/>
+          <w:bCs/>
+        </w:rPr>
+        <w:t xml:space="preserve">Reforma de la </w:t>
+      </w:r>
+      <w:proofErr w:type="spellStart"/>
+      <w:r>
+        <w:rPr>
+          <w:rFonts w:ascii="Times New Roman" w:eastAsia="Adobe 明體 Std L" w:hAnsi="Times New Roman" w:cs="Times New Roman"/>
+          <w:b/>
+          <w:bCs/>
+        </w:rPr>
+        <w:t>Confiteria</w:t>
+      </w:r>
+      <w:proofErr w:type="spellEnd"/>
+      <w:r>
+        <w:rPr>
+          <w:rFonts w:ascii="Times New Roman" w:eastAsia="Adobe 明體 Std L" w:hAnsi="Times New Roman" w:cs="Times New Roman"/>
+          <w:b/>
+          <w:bCs/>
+        </w:rPr>
+        <w:t xml:space="preserve"> del </w:t>
+      </w:r>
+      <w:proofErr w:type="spellStart"/>
+      <w:r>
+        <w:rPr>
+          <w:rFonts w:ascii="Times New Roman" w:eastAsia="Adobe 明體 Std L" w:hAnsi="Times New Roman" w:cs="Times New Roman"/>
+          <w:b/>
+          <w:bCs/>
+        </w:rPr>
+        <w:t>Liceu</w:t>
+      </w:r>
+      <w:proofErr w:type="spellEnd"/>
+    </w:p>
+    <w:p>
+      <w:pPr>
+        <w:jc w:val="both"/>
+        <w:rPr>
+          <w:rFonts w:ascii="Times New Roman" w:eastAsia="Adobe 明體 Std L" w:hAnsi="Times New Roman" w:cs="Times New Roman"/>
+        </w:rPr>
+      </w:pPr>
+      <w:r>
+        <w:rPr>
+          <w:rFonts w:ascii="Times New Roman" w:eastAsia="Adobe 明體 Std L" w:hAnsi="Times New Roman" w:cs="Times New Roman" w:hint="eastAsia"/>
+        </w:rPr>
+        <w:t xml:space="preserve">Architect: </w:t>
+      </w:r>
+      <w:proofErr w:type="spellStart"/>
+      <w:r>
+        <w:rPr>
+          <w:rFonts w:ascii="Times New Roman" w:eastAsia="Adobe 明體 Std L" w:hAnsi="Times New Roman" w:cs="Times New Roman"/>
+        </w:rPr>
+        <w:t>Lluís</w:t>
+      </w:r>
+      <w:proofErr w:type="spellEnd"/>
+      <w:r>
+        <w:rPr>
+          <w:rFonts w:ascii="Times New Roman" w:eastAsia="Adobe 明體 Std L" w:hAnsi="Times New Roman" w:cs="Times New Roman"/>
+        </w:rPr>
+        <w:t xml:space="preserve"> Domènech </w:t>
+      </w:r>
+      <w:proofErr w:type="spellStart"/>
+      <w:r>
+        <w:rPr>
+          <w:rFonts w:ascii="Times New Roman" w:eastAsia="Adobe 明體 Std L" w:hAnsi="Times New Roman" w:cs="Times New Roman"/>
+        </w:rPr>
+        <w:t>i</w:t>
+      </w:r>
+      <w:proofErr w:type="spellEnd"/>
+      <w:r>
+        <w:rPr>
+          <w:rFonts w:ascii="Times New Roman" w:eastAsia="Adobe 明體 Std L" w:hAnsi="Times New Roman" w:cs="Times New Roman"/>
+        </w:rPr>
+        <w:t xml:space="preserve"> Montaner</w:t>
+      </w:r>
+    </w:p>
+    <w:p>
+      <w:pPr>
+        <w:jc w:val="both"/>
+        <w:rPr>
+          <w:rFonts w:ascii="Times New Roman" w:eastAsia="Adobe 明體 Std L" w:hAnsi="Times New Roman" w:cs="Times New Roman"/>
+        </w:rPr>
+      </w:pPr>
+      <w:r>
+        <w:rPr>
+          <w:rFonts w:ascii="Times New Roman" w:eastAsia="Adobe 明體 Std L" w:hAnsi="Times New Roman" w:cs="Times New Roman"/>
+        </w:rPr>
+        <w:t xml:space="preserve">Des del 1852 </w:t>
+      </w:r>
+      <w:proofErr w:type="spellStart"/>
+      <w:r>
+        <w:rPr>
+          <w:rFonts w:ascii="Times New Roman" w:eastAsia="Adobe 明體 Std L" w:hAnsi="Times New Roman" w:cs="Times New Roman"/>
+        </w:rPr>
+        <w:t>està</w:t>
+      </w:r>
+      <w:proofErr w:type="spellEnd"/>
+      <w:r>
+        <w:rPr>
+          <w:rFonts w:ascii="Times New Roman" w:eastAsia="Adobe 明體 Std L" w:hAnsi="Times New Roman" w:cs="Times New Roman"/>
+        </w:rPr>
+        <w:t xml:space="preserve"> </w:t>
+      </w:r>
+      <w:proofErr w:type="spellStart"/>
+      <w:r>
+        <w:rPr>
+          <w:rFonts w:ascii="Times New Roman" w:eastAsia="Adobe 明體 Std L" w:hAnsi="Times New Roman" w:cs="Times New Roman"/>
+        </w:rPr>
+        <w:t>documentada</w:t>
+      </w:r>
+      <w:proofErr w:type="spellEnd"/>
+      <w:r>
+        <w:rPr>
+          <w:rFonts w:ascii="Times New Roman" w:eastAsia="Adobe 明體 Std L" w:hAnsi="Times New Roman" w:cs="Times New Roman"/>
+        </w:rPr>
+        <w:t xml:space="preserve"> </w:t>
+      </w:r>
+      <w:proofErr w:type="spellStart"/>
+      <w:r>
+        <w:rPr>
+          <w:rFonts w:ascii="Times New Roman" w:eastAsia="Adobe 明體 Std L" w:hAnsi="Times New Roman" w:cs="Times New Roman"/>
+        </w:rPr>
+        <w:t>l'existència</w:t>
+      </w:r>
+      <w:proofErr w:type="spellEnd"/>
+      <w:r>
+        <w:rPr>
+          <w:rFonts w:ascii="Times New Roman" w:eastAsia="Adobe 明體 Std L" w:hAnsi="Times New Roman" w:cs="Times New Roman"/>
+        </w:rPr>
+        <w:t xml:space="preserve"> de la Gran </w:t>
+      </w:r>
+      <w:proofErr w:type="spellStart"/>
+      <w:r>
+        <w:rPr>
+          <w:rFonts w:ascii="Times New Roman" w:eastAsia="Adobe 明體 Std L" w:hAnsi="Times New Roman" w:cs="Times New Roman"/>
+        </w:rPr>
+        <w:t>Confiteria</w:t>
+      </w:r>
+      <w:proofErr w:type="spellEnd"/>
+      <w:r>
+        <w:rPr>
+          <w:rFonts w:ascii="Times New Roman" w:eastAsia="Adobe 明體 Std L" w:hAnsi="Times New Roman" w:cs="Times New Roman"/>
+        </w:rPr>
+        <w:t xml:space="preserve"> del </w:t>
+      </w:r>
+      <w:proofErr w:type="spellStart"/>
+      <w:r>
+        <w:rPr>
+          <w:rFonts w:ascii="Times New Roman" w:eastAsia="Adobe 明體 Std L" w:hAnsi="Times New Roman" w:cs="Times New Roman"/>
+        </w:rPr>
+        <w:t>Liceu</w:t>
+      </w:r>
+      <w:proofErr w:type="spellEnd"/>
+      <w:r>
+        <w:rPr>
+          <w:rFonts w:ascii="Times New Roman" w:eastAsia="Adobe 明體 Std L" w:hAnsi="Times New Roman" w:cs="Times New Roman"/>
+        </w:rPr>
+        <w:t xml:space="preserve">, </w:t>
+      </w:r>
+      <w:proofErr w:type="spellStart"/>
+      <w:r>
+        <w:rPr>
+          <w:rFonts w:ascii="Times New Roman" w:eastAsia="Adobe 明體 Std L" w:hAnsi="Times New Roman" w:cs="Times New Roman"/>
+        </w:rPr>
+        <w:t>als</w:t>
+      </w:r>
+      <w:proofErr w:type="spellEnd"/>
+      <w:r>
+        <w:rPr>
+          <w:rFonts w:ascii="Times New Roman" w:eastAsia="Adobe 明體 Std L" w:hAnsi="Times New Roman" w:cs="Times New Roman"/>
+        </w:rPr>
+        <w:t xml:space="preserve"> </w:t>
+      </w:r>
+      <w:proofErr w:type="spellStart"/>
+      <w:r>
+        <w:rPr>
+          <w:rFonts w:ascii="Times New Roman" w:eastAsia="Adobe 明體 Std L" w:hAnsi="Times New Roman" w:cs="Times New Roman"/>
+        </w:rPr>
+        <w:t>baixos</w:t>
+      </w:r>
+      <w:proofErr w:type="spellEnd"/>
+      <w:r>
+        <w:rPr>
+          <w:rFonts w:ascii="Times New Roman" w:eastAsia="Adobe 明體 Std L" w:hAnsi="Times New Roman" w:cs="Times New Roman"/>
+        </w:rPr>
+        <w:t xml:space="preserve"> del </w:t>
+      </w:r>
+      <w:proofErr w:type="spellStart"/>
+      <w:r>
+        <w:rPr>
+          <w:rFonts w:ascii="Times New Roman" w:eastAsia="Adobe 明體 Std L" w:hAnsi="Times New Roman" w:cs="Times New Roman"/>
+        </w:rPr>
+        <w:t>teatre</w:t>
+      </w:r>
+      <w:proofErr w:type="spellEnd"/>
+      <w:r>
+        <w:rPr>
+          <w:rFonts w:ascii="Times New Roman" w:eastAsia="Adobe 明體 Std L" w:hAnsi="Times New Roman" w:cs="Times New Roman"/>
+        </w:rPr>
+        <w:t xml:space="preserve">, on </w:t>
+      </w:r>
+      <w:proofErr w:type="spellStart"/>
+      <w:r>
+        <w:rPr>
+          <w:rFonts w:ascii="Times New Roman" w:eastAsia="Adobe 明體 Std L" w:hAnsi="Times New Roman" w:cs="Times New Roman"/>
+        </w:rPr>
+        <w:t>avui</w:t>
+      </w:r>
+      <w:proofErr w:type="spellEnd"/>
+      <w:r>
+        <w:rPr>
+          <w:rFonts w:ascii="Times New Roman" w:eastAsia="Adobe 明體 Std L" w:hAnsi="Times New Roman" w:cs="Times New Roman"/>
+        </w:rPr>
+        <w:t xml:space="preserve"> hi ha </w:t>
+      </w:r>
+      <w:proofErr w:type="spellStart"/>
+      <w:r>
+        <w:rPr>
+          <w:rFonts w:ascii="Times New Roman" w:eastAsia="Adobe 明體 Std L" w:hAnsi="Times New Roman" w:cs="Times New Roman"/>
+        </w:rPr>
+        <w:t>el</w:t>
+      </w:r>
+      <w:proofErr w:type="spellEnd"/>
+      <w:r>
+        <w:rPr>
+          <w:rFonts w:ascii="Times New Roman" w:eastAsia="Adobe 明體 Std L" w:hAnsi="Times New Roman" w:cs="Times New Roman"/>
+        </w:rPr>
+        <w:t xml:space="preserve"> Cercle del </w:t>
+      </w:r>
+      <w:proofErr w:type="spellStart"/>
+      <w:r>
+        <w:rPr>
+          <w:rFonts w:ascii="Times New Roman" w:eastAsia="Adobe 明體 Std L" w:hAnsi="Times New Roman" w:cs="Times New Roman"/>
+        </w:rPr>
+        <w:t>Liceu</w:t>
+      </w:r>
+      <w:proofErr w:type="spellEnd"/>
+      <w:r>
+        <w:rPr>
+          <w:rFonts w:ascii="Times New Roman" w:eastAsia="Adobe 明體 Std L" w:hAnsi="Times New Roman" w:cs="Times New Roman"/>
+        </w:rPr>
+        <w:t xml:space="preserve">. Als </w:t>
+      </w:r>
+      <w:proofErr w:type="spellStart"/>
+      <w:r>
+        <w:rPr>
+          <w:rFonts w:ascii="Times New Roman" w:eastAsia="Adobe 明體 Std L" w:hAnsi="Times New Roman" w:cs="Times New Roman"/>
+        </w:rPr>
+        <w:t>anys</w:t>
+      </w:r>
+      <w:proofErr w:type="spellEnd"/>
+      <w:r>
+        <w:rPr>
+          <w:rFonts w:ascii="Times New Roman" w:eastAsia="Adobe 明體 Std L" w:hAnsi="Times New Roman" w:cs="Times New Roman"/>
+        </w:rPr>
+        <w:t xml:space="preserve"> 70 la </w:t>
+      </w:r>
+      <w:proofErr w:type="spellStart"/>
+      <w:r>
+        <w:rPr>
+          <w:rFonts w:ascii="Times New Roman" w:eastAsia="Adobe 明體 Std L" w:hAnsi="Times New Roman" w:cs="Times New Roman"/>
+        </w:rPr>
+        <w:t>propietat</w:t>
+      </w:r>
+      <w:proofErr w:type="spellEnd"/>
+      <w:r>
+        <w:rPr>
+          <w:rFonts w:ascii="Times New Roman" w:eastAsia="Adobe 明體 Std L" w:hAnsi="Times New Roman" w:cs="Times New Roman"/>
+        </w:rPr>
+        <w:t xml:space="preserve"> </w:t>
+      </w:r>
+      <w:proofErr w:type="spellStart"/>
+      <w:r>
+        <w:rPr>
+          <w:rFonts w:ascii="Times New Roman" w:eastAsia="Adobe 明體 Std L" w:hAnsi="Times New Roman" w:cs="Times New Roman"/>
+        </w:rPr>
+        <w:t>passà</w:t>
+      </w:r>
+      <w:proofErr w:type="spellEnd"/>
+      <w:r>
+        <w:rPr>
+          <w:rFonts w:ascii="Times New Roman" w:eastAsia="Adobe 明體 Std L" w:hAnsi="Times New Roman" w:cs="Times New Roman"/>
+        </w:rPr>
+        <w:t xml:space="preserve"> </w:t>
+      </w:r>
+      <w:proofErr w:type="gramStart"/>
+      <w:r>
+        <w:rPr>
+          <w:rFonts w:ascii="Times New Roman" w:eastAsia="Adobe 明體 Std L" w:hAnsi="Times New Roman" w:cs="Times New Roman"/>
+        </w:rPr>
+        <w:t>a</w:t>
+      </w:r>
+      <w:proofErr w:type="gramEnd"/>
+      <w:r>
+        <w:rPr>
+          <w:rFonts w:ascii="Times New Roman" w:eastAsia="Adobe 明體 Std L" w:hAnsi="Times New Roman" w:cs="Times New Roman"/>
+        </w:rPr>
+        <w:t xml:space="preserve"> Albert Martorell </w:t>
+      </w:r>
+      <w:proofErr w:type="spellStart"/>
+      <w:r>
+        <w:rPr>
+          <w:rFonts w:ascii="Times New Roman" w:eastAsia="Adobe 明體 Std L" w:hAnsi="Times New Roman" w:cs="Times New Roman"/>
+        </w:rPr>
+        <w:t>que</w:t>
+      </w:r>
+      <w:proofErr w:type="spellEnd"/>
+      <w:r>
+        <w:rPr>
+          <w:rFonts w:ascii="Times New Roman" w:eastAsia="Adobe 明體 Std L" w:hAnsi="Times New Roman" w:cs="Times New Roman"/>
+        </w:rPr>
+        <w:t xml:space="preserve"> </w:t>
+      </w:r>
+      <w:proofErr w:type="spellStart"/>
+      <w:r>
+        <w:rPr>
+          <w:rFonts w:ascii="Times New Roman" w:eastAsia="Adobe 明體 Std L" w:hAnsi="Times New Roman" w:cs="Times New Roman"/>
+        </w:rPr>
+        <w:t>encarregà</w:t>
+      </w:r>
+      <w:proofErr w:type="spellEnd"/>
+      <w:r>
+        <w:rPr>
+          <w:rFonts w:ascii="Times New Roman" w:eastAsia="Adobe 明體 Std L" w:hAnsi="Times New Roman" w:cs="Times New Roman"/>
+        </w:rPr>
+        <w:t xml:space="preserve"> a Domènech </w:t>
+      </w:r>
+      <w:proofErr w:type="spellStart"/>
+      <w:r>
+        <w:rPr>
+          <w:rFonts w:ascii="Times New Roman" w:eastAsia="Adobe 明體 Std L" w:hAnsi="Times New Roman" w:cs="Times New Roman"/>
+        </w:rPr>
+        <w:t>i</w:t>
+      </w:r>
+      <w:proofErr w:type="spellEnd"/>
+      <w:r>
+        <w:rPr>
+          <w:rFonts w:ascii="Times New Roman" w:eastAsia="Adobe 明體 Std L" w:hAnsi="Times New Roman" w:cs="Times New Roman"/>
+        </w:rPr>
+        <w:t xml:space="preserve"> Montaner la </w:t>
+      </w:r>
+      <w:proofErr w:type="spellStart"/>
+      <w:r>
+        <w:rPr>
+          <w:rFonts w:ascii="Times New Roman" w:eastAsia="Adobe 明體 Std L" w:hAnsi="Times New Roman" w:cs="Times New Roman"/>
+        </w:rPr>
+        <w:t>reforma</w:t>
+      </w:r>
+      <w:proofErr w:type="spellEnd"/>
+      <w:r>
+        <w:rPr>
+          <w:rFonts w:ascii="Times New Roman" w:eastAsia="Adobe 明體 Std L" w:hAnsi="Times New Roman" w:cs="Times New Roman"/>
+        </w:rPr>
+        <w:t xml:space="preserve"> per </w:t>
+      </w:r>
+      <w:proofErr w:type="spellStart"/>
+      <w:r>
+        <w:rPr>
+          <w:rFonts w:ascii="Times New Roman" w:eastAsia="Adobe 明體 Std L" w:hAnsi="Times New Roman" w:cs="Times New Roman"/>
+        </w:rPr>
+        <w:t>col·locar</w:t>
+      </w:r>
+      <w:proofErr w:type="spellEnd"/>
+      <w:r>
+        <w:rPr>
+          <w:rFonts w:ascii="Times New Roman" w:eastAsia="Adobe 明體 Std L" w:hAnsi="Times New Roman" w:cs="Times New Roman"/>
+        </w:rPr>
+        <w:t xml:space="preserve"> un </w:t>
+      </w:r>
+      <w:proofErr w:type="spellStart"/>
+      <w:r>
+        <w:rPr>
+          <w:rFonts w:ascii="Times New Roman" w:eastAsia="Adobe 明體 Std L" w:hAnsi="Times New Roman" w:cs="Times New Roman"/>
+        </w:rPr>
+        <w:t>aparador</w:t>
+      </w:r>
+      <w:proofErr w:type="spellEnd"/>
+      <w:r>
+        <w:rPr>
+          <w:rFonts w:ascii="Times New Roman" w:eastAsia="Adobe 明體 Std L" w:hAnsi="Times New Roman" w:cs="Times New Roman"/>
+        </w:rPr>
+        <w:t xml:space="preserve"> </w:t>
+      </w:r>
+      <w:proofErr w:type="spellStart"/>
+      <w:r>
+        <w:rPr>
+          <w:rFonts w:ascii="Times New Roman" w:eastAsia="Adobe 明體 Std L" w:hAnsi="Times New Roman" w:cs="Times New Roman"/>
+        </w:rPr>
+        <w:t>amb</w:t>
+      </w:r>
+      <w:proofErr w:type="spellEnd"/>
+      <w:r>
+        <w:rPr>
+          <w:rFonts w:ascii="Times New Roman" w:eastAsia="Adobe 明體 Std L" w:hAnsi="Times New Roman" w:cs="Times New Roman"/>
+        </w:rPr>
+        <w:t xml:space="preserve"> </w:t>
+      </w:r>
+      <w:proofErr w:type="spellStart"/>
+      <w:r>
+        <w:rPr>
+          <w:rFonts w:ascii="Times New Roman" w:eastAsia="Adobe 明體 Std L" w:hAnsi="Times New Roman" w:cs="Times New Roman"/>
+        </w:rPr>
+        <w:t>decoració</w:t>
+      </w:r>
+      <w:proofErr w:type="spellEnd"/>
+      <w:r>
+        <w:rPr>
+          <w:rFonts w:ascii="Times New Roman" w:eastAsia="Adobe 明體 Std L" w:hAnsi="Times New Roman" w:cs="Times New Roman"/>
+        </w:rPr>
+        <w:t xml:space="preserve"> al gust de </w:t>
+      </w:r>
+      <w:proofErr w:type="spellStart"/>
+      <w:r>
+        <w:rPr>
+          <w:rFonts w:ascii="Times New Roman" w:eastAsia="Adobe 明體 Std L" w:hAnsi="Times New Roman" w:cs="Times New Roman"/>
+        </w:rPr>
+        <w:t>l'època</w:t>
+      </w:r>
+      <w:proofErr w:type="spellEnd"/>
+      <w:r>
+        <w:rPr>
+          <w:rFonts w:ascii="Times New Roman" w:eastAsia="Adobe 明體 Std L" w:hAnsi="Times New Roman" w:cs="Times New Roman"/>
+        </w:rPr>
+        <w:t xml:space="preserve"> </w:t>
+      </w:r>
+      <w:proofErr w:type="spellStart"/>
+      <w:r>
+        <w:rPr>
+          <w:rFonts w:ascii="Times New Roman" w:eastAsia="Adobe 明體 Std L" w:hAnsi="Times New Roman" w:cs="Times New Roman"/>
+        </w:rPr>
+        <w:t>i</w:t>
+      </w:r>
+      <w:proofErr w:type="spellEnd"/>
+      <w:r>
+        <w:rPr>
+          <w:rFonts w:ascii="Times New Roman" w:eastAsia="Adobe 明體 Std L" w:hAnsi="Times New Roman" w:cs="Times New Roman"/>
+        </w:rPr>
+        <w:t xml:space="preserve"> un </w:t>
+      </w:r>
+      <w:proofErr w:type="spellStart"/>
+      <w:r>
+        <w:rPr>
+          <w:rFonts w:ascii="Times New Roman" w:eastAsia="Adobe 明體 Std L" w:hAnsi="Times New Roman" w:cs="Times New Roman"/>
+        </w:rPr>
+        <w:t>tendal</w:t>
+      </w:r>
+      <w:proofErr w:type="spellEnd"/>
+      <w:r>
+        <w:rPr>
+          <w:rFonts w:ascii="Times New Roman" w:eastAsia="Adobe 明體 Std L" w:hAnsi="Times New Roman" w:cs="Times New Roman"/>
+        </w:rPr>
+        <w:t xml:space="preserve">. </w:t>
+      </w:r>
+      <w:proofErr w:type="spellStart"/>
+      <w:r>
+        <w:rPr>
+          <w:rFonts w:ascii="Times New Roman" w:eastAsia="Adobe 明體 Std L" w:hAnsi="Times New Roman" w:cs="Times New Roman"/>
+        </w:rPr>
+        <w:t>Aquesta</w:t>
+      </w:r>
+      <w:proofErr w:type="spellEnd"/>
+      <w:r>
+        <w:rPr>
+          <w:rFonts w:ascii="Times New Roman" w:eastAsia="Adobe 明體 Std L" w:hAnsi="Times New Roman" w:cs="Times New Roman"/>
+        </w:rPr>
+        <w:t xml:space="preserve"> </w:t>
+      </w:r>
+      <w:proofErr w:type="spellStart"/>
+      <w:r>
+        <w:rPr>
+          <w:rFonts w:ascii="Times New Roman" w:eastAsia="Adobe 明體 Std L" w:hAnsi="Times New Roman" w:cs="Times New Roman"/>
+        </w:rPr>
+        <w:t>és</w:t>
+      </w:r>
+      <w:proofErr w:type="spellEnd"/>
+      <w:r>
+        <w:rPr>
+          <w:rFonts w:ascii="Times New Roman" w:eastAsia="Adobe 明體 Std L" w:hAnsi="Times New Roman" w:cs="Times New Roman"/>
+        </w:rPr>
+        <w:t xml:space="preserve"> la </w:t>
+      </w:r>
+      <w:proofErr w:type="spellStart"/>
+      <w:r>
+        <w:rPr>
+          <w:rFonts w:ascii="Times New Roman" w:eastAsia="Adobe 明體 Std L" w:hAnsi="Times New Roman" w:cs="Times New Roman"/>
+        </w:rPr>
+        <w:t>primera</w:t>
+      </w:r>
+      <w:proofErr w:type="spellEnd"/>
+      <w:r>
+        <w:rPr>
+          <w:rFonts w:ascii="Times New Roman" w:eastAsia="Adobe 明體 Std L" w:hAnsi="Times New Roman" w:cs="Times New Roman"/>
+        </w:rPr>
+        <w:t xml:space="preserve"> </w:t>
+      </w:r>
+      <w:proofErr w:type="spellStart"/>
+      <w:r>
+        <w:rPr>
+          <w:rFonts w:ascii="Times New Roman" w:eastAsia="Adobe 明體 Std L" w:hAnsi="Times New Roman" w:cs="Times New Roman"/>
+        </w:rPr>
+        <w:t>obra</w:t>
+      </w:r>
+      <w:proofErr w:type="spellEnd"/>
+      <w:r>
+        <w:rPr>
+          <w:rFonts w:ascii="Times New Roman" w:eastAsia="Adobe 明體 Std L" w:hAnsi="Times New Roman" w:cs="Times New Roman"/>
+        </w:rPr>
+        <w:t xml:space="preserve"> </w:t>
+      </w:r>
+      <w:proofErr w:type="spellStart"/>
+      <w:r>
+        <w:rPr>
+          <w:rFonts w:ascii="Times New Roman" w:eastAsia="Adobe 明體 Std L" w:hAnsi="Times New Roman" w:cs="Times New Roman"/>
+        </w:rPr>
+        <w:t>documentada</w:t>
+      </w:r>
+      <w:proofErr w:type="spellEnd"/>
+      <w:r>
+        <w:rPr>
+          <w:rFonts w:ascii="Times New Roman" w:eastAsia="Adobe 明體 Std L" w:hAnsi="Times New Roman" w:cs="Times New Roman"/>
+        </w:rPr>
+        <w:t xml:space="preserve"> </w:t>
+      </w:r>
+      <w:proofErr w:type="spellStart"/>
+      <w:r>
+        <w:rPr>
+          <w:rFonts w:ascii="Times New Roman" w:eastAsia="Adobe 明體 Std L" w:hAnsi="Times New Roman" w:cs="Times New Roman"/>
+        </w:rPr>
+        <w:t>que</w:t>
+      </w:r>
+      <w:proofErr w:type="spellEnd"/>
+      <w:r>
+        <w:rPr>
+          <w:rFonts w:ascii="Times New Roman" w:eastAsia="Adobe 明體 Std L" w:hAnsi="Times New Roman" w:cs="Times New Roman"/>
+        </w:rPr>
+        <w:t xml:space="preserve"> hi ha de Domènech a Barcelona, sense </w:t>
+      </w:r>
+      <w:proofErr w:type="spellStart"/>
+      <w:r>
+        <w:rPr>
+          <w:rFonts w:ascii="Times New Roman" w:eastAsia="Adobe 明體 Std L" w:hAnsi="Times New Roman" w:cs="Times New Roman"/>
+        </w:rPr>
+        <w:t>el</w:t>
+      </w:r>
+      <w:proofErr w:type="spellEnd"/>
+      <w:r>
+        <w:rPr>
+          <w:rFonts w:ascii="Times New Roman" w:eastAsia="Adobe 明體 Std L" w:hAnsi="Times New Roman" w:cs="Times New Roman"/>
+        </w:rPr>
+        <w:t xml:space="preserve"> </w:t>
+      </w:r>
+      <w:proofErr w:type="spellStart"/>
+      <w:r>
+        <w:rPr>
+          <w:rFonts w:ascii="Times New Roman" w:eastAsia="Adobe 明體 Std L" w:hAnsi="Times New Roman" w:cs="Times New Roman"/>
+        </w:rPr>
+        <w:t>seu</w:t>
+      </w:r>
+      <w:proofErr w:type="spellEnd"/>
+      <w:r>
+        <w:rPr>
+          <w:rFonts w:ascii="Times New Roman" w:eastAsia="Adobe 明體 Std L" w:hAnsi="Times New Roman" w:cs="Times New Roman"/>
+        </w:rPr>
+        <w:t xml:space="preserve"> </w:t>
+      </w:r>
+      <w:proofErr w:type="spellStart"/>
+      <w:r>
+        <w:rPr>
+          <w:rFonts w:ascii="Times New Roman" w:eastAsia="Adobe 明體 Std L" w:hAnsi="Times New Roman" w:cs="Times New Roman"/>
+        </w:rPr>
+        <w:t>soci</w:t>
+      </w:r>
+      <w:proofErr w:type="spellEnd"/>
+      <w:r>
+        <w:rPr>
+          <w:rFonts w:ascii="Times New Roman" w:eastAsia="Adobe 明體 Std L" w:hAnsi="Times New Roman" w:cs="Times New Roman"/>
+        </w:rPr>
+        <w:t xml:space="preserve"> Josep Vilaseca. Es </w:t>
+      </w:r>
+      <w:proofErr w:type="spellStart"/>
+      <w:r>
+        <w:rPr>
+          <w:rFonts w:ascii="Times New Roman" w:eastAsia="Adobe 明體 Std L" w:hAnsi="Times New Roman" w:cs="Times New Roman"/>
+        </w:rPr>
+        <w:t>conserven</w:t>
+      </w:r>
+      <w:proofErr w:type="spellEnd"/>
+      <w:r>
+        <w:rPr>
+          <w:rFonts w:ascii="Times New Roman" w:eastAsia="Adobe 明體 Std L" w:hAnsi="Times New Roman" w:cs="Times New Roman"/>
+        </w:rPr>
+        <w:t xml:space="preserve"> </w:t>
+      </w:r>
+      <w:proofErr w:type="spellStart"/>
+      <w:r>
+        <w:rPr>
+          <w:rFonts w:ascii="Times New Roman" w:eastAsia="Adobe 明體 Std L" w:hAnsi="Times New Roman" w:cs="Times New Roman"/>
+        </w:rPr>
+        <w:t>esbossos</w:t>
+      </w:r>
+      <w:proofErr w:type="spellEnd"/>
+      <w:r>
+        <w:rPr>
+          <w:rFonts w:ascii="Times New Roman" w:eastAsia="Adobe 明體 Std L" w:hAnsi="Times New Roman" w:cs="Times New Roman"/>
+        </w:rPr>
+        <w:t xml:space="preserve"> a </w:t>
+      </w:r>
+      <w:proofErr w:type="spellStart"/>
+      <w:r>
+        <w:rPr>
+          <w:rFonts w:ascii="Times New Roman" w:eastAsia="Adobe 明體 Std L" w:hAnsi="Times New Roman" w:cs="Times New Roman"/>
+        </w:rPr>
+        <w:t>l'arxiu</w:t>
+      </w:r>
+      <w:proofErr w:type="spellEnd"/>
+      <w:r>
+        <w:rPr>
+          <w:rFonts w:ascii="Times New Roman" w:eastAsia="Adobe 明體 Std L" w:hAnsi="Times New Roman" w:cs="Times New Roman"/>
+        </w:rPr>
+        <w:t xml:space="preserve"> de Domènech </w:t>
+      </w:r>
+      <w:proofErr w:type="spellStart"/>
+      <w:r>
+        <w:rPr>
+          <w:rFonts w:ascii="Times New Roman" w:eastAsia="Adobe 明體 Std L" w:hAnsi="Times New Roman" w:cs="Times New Roman"/>
+        </w:rPr>
+        <w:t>i</w:t>
+      </w:r>
+      <w:proofErr w:type="spellEnd"/>
+      <w:r>
+        <w:rPr>
+          <w:rFonts w:ascii="Times New Roman" w:eastAsia="Adobe 明體 Std L" w:hAnsi="Times New Roman" w:cs="Times New Roman"/>
+        </w:rPr>
+        <w:t xml:space="preserve"> Montaner </w:t>
+      </w:r>
+      <w:proofErr w:type="spellStart"/>
+      <w:r>
+        <w:rPr>
+          <w:rFonts w:ascii="Times New Roman" w:eastAsia="Adobe 明體 Std L" w:hAnsi="Times New Roman" w:cs="Times New Roman"/>
+        </w:rPr>
+        <w:t>i</w:t>
+      </w:r>
+      <w:proofErr w:type="spellEnd"/>
+      <w:r>
+        <w:rPr>
+          <w:rFonts w:ascii="Times New Roman" w:eastAsia="Adobe 明體 Std L" w:hAnsi="Times New Roman" w:cs="Times New Roman"/>
+        </w:rPr>
+        <w:t xml:space="preserve"> </w:t>
+      </w:r>
+      <w:proofErr w:type="spellStart"/>
+      <w:r>
+        <w:rPr>
+          <w:rFonts w:ascii="Times New Roman" w:eastAsia="Adobe 明體 Std L" w:hAnsi="Times New Roman" w:cs="Times New Roman"/>
+        </w:rPr>
+        <w:t>l'expedient</w:t>
+      </w:r>
+      <w:proofErr w:type="spellEnd"/>
+      <w:r>
+        <w:rPr>
+          <w:rFonts w:ascii="Times New Roman" w:eastAsia="Adobe 明體 Std L" w:hAnsi="Times New Roman" w:cs="Times New Roman"/>
+        </w:rPr>
+        <w:t xml:space="preserve"> de </w:t>
+      </w:r>
+      <w:proofErr w:type="spellStart"/>
+      <w:r>
+        <w:rPr>
+          <w:rFonts w:ascii="Times New Roman" w:eastAsia="Adobe 明體 Std L" w:hAnsi="Times New Roman" w:cs="Times New Roman"/>
+        </w:rPr>
+        <w:t>sol·licitud</w:t>
+      </w:r>
+      <w:proofErr w:type="spellEnd"/>
+      <w:r>
+        <w:rPr>
+          <w:rFonts w:ascii="Times New Roman" w:eastAsia="Adobe 明體 Std L" w:hAnsi="Times New Roman" w:cs="Times New Roman"/>
+        </w:rPr>
+        <w:t xml:space="preserve"> </w:t>
+      </w:r>
+      <w:proofErr w:type="spellStart"/>
+      <w:r>
+        <w:rPr>
+          <w:rFonts w:ascii="Times New Roman" w:eastAsia="Adobe 明體 Std L" w:hAnsi="Times New Roman" w:cs="Times New Roman"/>
+        </w:rPr>
+        <w:t>d'obres</w:t>
+      </w:r>
+      <w:proofErr w:type="spellEnd"/>
+      <w:r>
+        <w:rPr>
+          <w:rFonts w:ascii="Times New Roman" w:eastAsia="Adobe 明體 Std L" w:hAnsi="Times New Roman" w:cs="Times New Roman"/>
+        </w:rPr>
+        <w:t xml:space="preserve"> a </w:t>
+      </w:r>
+      <w:proofErr w:type="spellStart"/>
+      <w:r>
+        <w:rPr>
+          <w:rFonts w:ascii="Times New Roman" w:eastAsia="Adobe 明體 Std L" w:hAnsi="Times New Roman" w:cs="Times New Roman"/>
+        </w:rPr>
+        <w:t>l'ajuntament</w:t>
+      </w:r>
+      <w:proofErr w:type="spellEnd"/>
+      <w:r>
+        <w:rPr>
+          <w:rFonts w:ascii="Times New Roman" w:eastAsia="Adobe 明體 Std L" w:hAnsi="Times New Roman" w:cs="Times New Roman"/>
+        </w:rPr>
+        <w:t xml:space="preserve">, </w:t>
+      </w:r>
+      <w:proofErr w:type="spellStart"/>
+      <w:r>
+        <w:rPr>
+          <w:rFonts w:ascii="Times New Roman" w:eastAsia="Adobe 明體 Std L" w:hAnsi="Times New Roman" w:cs="Times New Roman"/>
+        </w:rPr>
+        <w:t>però</w:t>
+      </w:r>
+      <w:proofErr w:type="spellEnd"/>
+      <w:r>
+        <w:rPr>
+          <w:rFonts w:ascii="Times New Roman" w:eastAsia="Adobe 明體 Std L" w:hAnsi="Times New Roman" w:cs="Times New Roman"/>
+        </w:rPr>
+        <w:t xml:space="preserve"> no </w:t>
+      </w:r>
+      <w:proofErr w:type="spellStart"/>
+      <w:r>
+        <w:rPr>
+          <w:rFonts w:ascii="Times New Roman" w:eastAsia="Adobe 明體 Std L" w:hAnsi="Times New Roman" w:cs="Times New Roman"/>
+        </w:rPr>
+        <w:t>s'ha</w:t>
+      </w:r>
+      <w:proofErr w:type="spellEnd"/>
+      <w:r>
+        <w:rPr>
+          <w:rFonts w:ascii="Times New Roman" w:eastAsia="Adobe 明體 Std L" w:hAnsi="Times New Roman" w:cs="Times New Roman"/>
+        </w:rPr>
+        <w:t xml:space="preserve"> </w:t>
+      </w:r>
+      <w:proofErr w:type="spellStart"/>
+      <w:r>
+        <w:rPr>
+          <w:rFonts w:ascii="Times New Roman" w:eastAsia="Adobe 明體 Std L" w:hAnsi="Times New Roman" w:cs="Times New Roman"/>
+        </w:rPr>
+        <w:t>pogut</w:t>
+      </w:r>
+      <w:proofErr w:type="spellEnd"/>
+      <w:r>
+        <w:rPr>
+          <w:rFonts w:ascii="Times New Roman" w:eastAsia="Adobe 明體 Std L" w:hAnsi="Times New Roman" w:cs="Times New Roman"/>
+        </w:rPr>
+        <w:t xml:space="preserve"> </w:t>
+      </w:r>
+      <w:proofErr w:type="spellStart"/>
+      <w:r>
+        <w:rPr>
+          <w:rFonts w:ascii="Times New Roman" w:eastAsia="Adobe 明體 Std L" w:hAnsi="Times New Roman" w:cs="Times New Roman"/>
+        </w:rPr>
+        <w:t>constatar</w:t>
+      </w:r>
+      <w:proofErr w:type="spellEnd"/>
+      <w:r>
+        <w:rPr>
+          <w:rFonts w:ascii="Times New Roman" w:eastAsia="Adobe 明體 Std L" w:hAnsi="Times New Roman" w:cs="Times New Roman"/>
+        </w:rPr>
+        <w:t xml:space="preserve"> </w:t>
+      </w:r>
+      <w:proofErr w:type="spellStart"/>
+      <w:r>
+        <w:rPr>
+          <w:rFonts w:ascii="Times New Roman" w:eastAsia="Adobe 明體 Std L" w:hAnsi="Times New Roman" w:cs="Times New Roman"/>
+        </w:rPr>
+        <w:t>si</w:t>
+      </w:r>
+      <w:proofErr w:type="spellEnd"/>
+      <w:r>
+        <w:rPr>
+          <w:rFonts w:ascii="Times New Roman" w:eastAsia="Adobe 明體 Std L" w:hAnsi="Times New Roman" w:cs="Times New Roman"/>
+        </w:rPr>
+        <w:t xml:space="preserve"> es </w:t>
+      </w:r>
+      <w:proofErr w:type="spellStart"/>
+      <w:r>
+        <w:rPr>
+          <w:rFonts w:ascii="Times New Roman" w:eastAsia="Adobe 明體 Std L" w:hAnsi="Times New Roman" w:cs="Times New Roman"/>
+        </w:rPr>
+        <w:t>va</w:t>
+      </w:r>
+      <w:proofErr w:type="spellEnd"/>
+      <w:r>
+        <w:rPr>
+          <w:rFonts w:ascii="Times New Roman" w:eastAsia="Adobe 明體 Std L" w:hAnsi="Times New Roman" w:cs="Times New Roman"/>
+        </w:rPr>
+        <w:t xml:space="preserve"> </w:t>
+      </w:r>
+      <w:proofErr w:type="spellStart"/>
+      <w:r>
+        <w:rPr>
+          <w:rFonts w:ascii="Times New Roman" w:eastAsia="Adobe 明體 Std L" w:hAnsi="Times New Roman" w:cs="Times New Roman"/>
+        </w:rPr>
+        <w:t>arribar</w:t>
+      </w:r>
+      <w:proofErr w:type="spellEnd"/>
+      <w:r>
+        <w:rPr>
+          <w:rFonts w:ascii="Times New Roman" w:eastAsia="Adobe 明體 Std L" w:hAnsi="Times New Roman" w:cs="Times New Roman"/>
+        </w:rPr>
+        <w:t xml:space="preserve"> a </w:t>
+      </w:r>
+      <w:proofErr w:type="spellStart"/>
+      <w:r>
+        <w:rPr>
+          <w:rFonts w:ascii="Times New Roman" w:eastAsia="Adobe 明體 Std L" w:hAnsi="Times New Roman" w:cs="Times New Roman"/>
+        </w:rPr>
+        <w:t>realitzar</w:t>
+      </w:r>
+      <w:proofErr w:type="spellEnd"/>
+      <w:r>
+        <w:rPr>
+          <w:rFonts w:ascii="Times New Roman" w:eastAsia="Adobe 明體 Std L" w:hAnsi="Times New Roman" w:cs="Times New Roman"/>
+        </w:rPr>
+        <w:t xml:space="preserve"> </w:t>
+      </w:r>
+      <w:proofErr w:type="spellStart"/>
+      <w:r>
+        <w:rPr>
+          <w:rFonts w:ascii="Times New Roman" w:eastAsia="Adobe 明體 Std L" w:hAnsi="Times New Roman" w:cs="Times New Roman"/>
+        </w:rPr>
+        <w:t>en</w:t>
+      </w:r>
+      <w:proofErr w:type="spellEnd"/>
+      <w:r>
+        <w:rPr>
+          <w:rFonts w:ascii="Times New Roman" w:eastAsia="Adobe 明體 Std L" w:hAnsi="Times New Roman" w:cs="Times New Roman"/>
+        </w:rPr>
+        <w:t xml:space="preserve"> la seva </w:t>
+      </w:r>
+      <w:proofErr w:type="spellStart"/>
+      <w:r>
+        <w:rPr>
+          <w:rFonts w:ascii="Times New Roman" w:eastAsia="Adobe 明體 Std L" w:hAnsi="Times New Roman" w:cs="Times New Roman"/>
+        </w:rPr>
+        <w:t>totalitat</w:t>
+      </w:r>
+      <w:proofErr w:type="spellEnd"/>
+      <w:r>
+        <w:rPr>
+          <w:rFonts w:ascii="Times New Roman" w:eastAsia="Adobe 明體 Std L" w:hAnsi="Times New Roman" w:cs="Times New Roman"/>
+        </w:rPr>
+        <w:t xml:space="preserve">. La </w:t>
+      </w:r>
+      <w:proofErr w:type="spellStart"/>
+      <w:r>
+        <w:rPr>
+          <w:rFonts w:ascii="Times New Roman" w:eastAsia="Adobe 明體 Std L" w:hAnsi="Times New Roman" w:cs="Times New Roman"/>
+        </w:rPr>
+        <w:t>decoració</w:t>
+      </w:r>
+      <w:proofErr w:type="spellEnd"/>
+      <w:r>
+        <w:rPr>
+          <w:rFonts w:ascii="Times New Roman" w:eastAsia="Adobe 明體 Std L" w:hAnsi="Times New Roman" w:cs="Times New Roman"/>
+        </w:rPr>
+        <w:t xml:space="preserve"> era </w:t>
+      </w:r>
+      <w:proofErr w:type="spellStart"/>
+      <w:r>
+        <w:rPr>
+          <w:rFonts w:ascii="Times New Roman" w:eastAsia="Adobe 明體 Std L" w:hAnsi="Times New Roman" w:cs="Times New Roman"/>
+        </w:rPr>
+        <w:t>una</w:t>
+      </w:r>
+      <w:proofErr w:type="spellEnd"/>
+      <w:r>
+        <w:rPr>
+          <w:rFonts w:ascii="Times New Roman" w:eastAsia="Adobe 明體 Std L" w:hAnsi="Times New Roman" w:cs="Times New Roman"/>
+        </w:rPr>
+        <w:t xml:space="preserve"> </w:t>
+      </w:r>
+      <w:proofErr w:type="spellStart"/>
+      <w:r>
+        <w:rPr>
+          <w:rFonts w:ascii="Times New Roman" w:eastAsia="Adobe 明體 Std L" w:hAnsi="Times New Roman" w:cs="Times New Roman"/>
+        </w:rPr>
+        <w:t>escenografia</w:t>
+      </w:r>
+      <w:proofErr w:type="spellEnd"/>
+      <w:r>
+        <w:rPr>
+          <w:rFonts w:ascii="Times New Roman" w:eastAsia="Adobe 明體 Std L" w:hAnsi="Times New Roman" w:cs="Times New Roman"/>
+        </w:rPr>
+        <w:t xml:space="preserve"> de </w:t>
+      </w:r>
+      <w:proofErr w:type="spellStart"/>
+      <w:r>
+        <w:rPr>
+          <w:rFonts w:ascii="Times New Roman" w:eastAsia="Adobe 明體 Std L" w:hAnsi="Times New Roman" w:cs="Times New Roman"/>
+        </w:rPr>
+        <w:t>fusta</w:t>
+      </w:r>
+      <w:proofErr w:type="spellEnd"/>
+      <w:r>
+        <w:rPr>
+          <w:rFonts w:ascii="Times New Roman" w:eastAsia="Adobe 明體 Std L" w:hAnsi="Times New Roman" w:cs="Times New Roman"/>
+        </w:rPr>
+        <w:t xml:space="preserve"> </w:t>
+      </w:r>
+      <w:proofErr w:type="spellStart"/>
+      <w:r>
+        <w:rPr>
+          <w:rFonts w:ascii="Times New Roman" w:eastAsia="Adobe 明體 Std L" w:hAnsi="Times New Roman" w:cs="Times New Roman"/>
+        </w:rPr>
+        <w:t>afegida</w:t>
+      </w:r>
+      <w:proofErr w:type="spellEnd"/>
+      <w:r>
+        <w:rPr>
+          <w:rFonts w:ascii="Times New Roman" w:eastAsia="Adobe 明體 Std L" w:hAnsi="Times New Roman" w:cs="Times New Roman"/>
+        </w:rPr>
+        <w:t xml:space="preserve"> </w:t>
+      </w:r>
+      <w:proofErr w:type="spellStart"/>
+      <w:r>
+        <w:rPr>
+          <w:rFonts w:ascii="Times New Roman" w:eastAsia="Adobe 明體 Std L" w:hAnsi="Times New Roman" w:cs="Times New Roman"/>
+        </w:rPr>
+        <w:t>sobre</w:t>
+      </w:r>
+      <w:proofErr w:type="spellEnd"/>
+      <w:r>
+        <w:rPr>
+          <w:rFonts w:ascii="Times New Roman" w:eastAsia="Adobe 明體 Std L" w:hAnsi="Times New Roman" w:cs="Times New Roman"/>
+        </w:rPr>
+        <w:t xml:space="preserve"> </w:t>
+      </w:r>
+      <w:proofErr w:type="spellStart"/>
+      <w:r>
+        <w:rPr>
+          <w:rFonts w:ascii="Times New Roman" w:eastAsia="Adobe 明體 Std L" w:hAnsi="Times New Roman" w:cs="Times New Roman"/>
+        </w:rPr>
+        <w:t>el</w:t>
+      </w:r>
+      <w:proofErr w:type="spellEnd"/>
+      <w:r>
+        <w:rPr>
+          <w:rFonts w:ascii="Times New Roman" w:eastAsia="Adobe 明體 Std L" w:hAnsi="Times New Roman" w:cs="Times New Roman"/>
+        </w:rPr>
+        <w:t xml:space="preserve"> parament </w:t>
+      </w:r>
+      <w:proofErr w:type="spellStart"/>
+      <w:r>
+        <w:rPr>
+          <w:rFonts w:ascii="Times New Roman" w:eastAsia="Adobe 明體 Std L" w:hAnsi="Times New Roman" w:cs="Times New Roman"/>
+        </w:rPr>
+        <w:t>existe</w:t>
+      </w:r>
+      <w:proofErr w:type="spellEnd"/>
+      <w:r>
+        <w:rPr>
+          <w:rFonts w:ascii="Times New Roman" w:eastAsia="Adobe 明體 Std L" w:hAnsi="Times New Roman" w:cs="Times New Roman"/>
+        </w:rPr>
+        <w:t>...</w:t>
+      </w:r>
+    </w:p>
+    <w:p>
+      <w:pPr>
+        <w:jc w:val="both"/>
+        <w:rPr>
+          <w:rFonts w:ascii="Times New Roman" w:eastAsia="Adobe 明體 Std L" w:hAnsi="Times New Roman" w:cs="Times New Roman" w:hint="eastAsia"/>
+        </w:rPr>
+      </w:pPr>
+    </w:p>
+    <w:p>
+      <w:pPr>
+        <w:widowControl/>
+        <w:shd w:val="clear" w:color="auto" w:fill="FFFFFF"/>
+        <w:spacing w:before="100" w:beforeAutospacing="1" w:after="100" w:afterAutospacing="1" w:line="252" w:lineRule="atLeast"/>
+        <w:jc w:val="both"/>
+        <w:outlineLvl w:val="0"/>
+        <w:rPr>
+          <w:rFonts w:ascii="Times New Roman" w:eastAsia="Adobe 明體 Std L" w:hAnsi="Times New Roman" w:cs="Times New Roman"/>
+          <w:b/>
+          <w:bCs/>
+        </w:rPr>
+      </w:pPr>
+      <w:proofErr w:type="spellStart"/>
+      <w:r>
+        <w:rPr>
+          <w:rFonts w:ascii="Times New Roman" w:eastAsia="Adobe 明體 Std L" w:hAnsi="Times New Roman" w:cs="Times New Roman"/>
+          <w:b/>
+          <w:bCs/>
+        </w:rPr>
+        <w:t>Reconstrucció</w:t>
+      </w:r>
+      <w:proofErr w:type="spellEnd"/>
+      <w:r>
+        <w:rPr>
+          <w:rFonts w:ascii="Times New Roman" w:eastAsia="Adobe 明體 Std L" w:hAnsi="Times New Roman" w:cs="Times New Roman"/>
+          <w:b/>
+          <w:bCs/>
+        </w:rPr>
+        <w:t xml:space="preserve">, Reforma </w:t>
+      </w:r>
+      <w:proofErr w:type="spellStart"/>
+      <w:r>
+        <w:rPr>
+          <w:rFonts w:ascii="Times New Roman" w:eastAsia="Adobe 明體 Std L" w:hAnsi="Times New Roman" w:cs="Times New Roman"/>
+          <w:b/>
+          <w:bCs/>
+        </w:rPr>
+        <w:t>i</w:t>
+      </w:r>
+      <w:proofErr w:type="spellEnd"/>
+      <w:r>
+        <w:rPr>
+          <w:rFonts w:ascii="Times New Roman" w:eastAsia="Adobe 明體 Std L" w:hAnsi="Times New Roman" w:cs="Times New Roman"/>
+          <w:b/>
+          <w:bCs/>
+        </w:rPr>
+        <w:t xml:space="preserve"> </w:t>
+      </w:r>
+      <w:proofErr w:type="spellStart"/>
+      <w:r>
+        <w:rPr>
+          <w:rFonts w:ascii="Times New Roman" w:eastAsia="Adobe 明體 Std L" w:hAnsi="Times New Roman" w:cs="Times New Roman"/>
+          <w:b/>
+          <w:bCs/>
+        </w:rPr>
+        <w:t>Ampliació</w:t>
+      </w:r>
+      <w:proofErr w:type="spellEnd"/>
+      <w:r>
+        <w:rPr>
+          <w:rFonts w:ascii="Times New Roman" w:eastAsia="Adobe 明體 Std L" w:hAnsi="Times New Roman" w:cs="Times New Roman"/>
+          <w:b/>
+          <w:bCs/>
+        </w:rPr>
+        <w:t xml:space="preserve"> del Gran </w:t>
+      </w:r>
+      <w:proofErr w:type="spellStart"/>
+      <w:r>
+        <w:rPr>
+          <w:rFonts w:ascii="Times New Roman" w:eastAsia="Adobe 明體 Std L" w:hAnsi="Times New Roman" w:cs="Times New Roman"/>
+          <w:b/>
+          <w:bCs/>
+        </w:rPr>
+        <w:t>Teatre</w:t>
+      </w:r>
+      <w:proofErr w:type="spellEnd"/>
+      <w:r>
+        <w:rPr>
+          <w:rFonts w:ascii="Times New Roman" w:eastAsia="Adobe 明體 Std L" w:hAnsi="Times New Roman" w:cs="Times New Roman"/>
+          <w:b/>
+          <w:bCs/>
+        </w:rPr>
+        <w:t xml:space="preserve"> del </w:t>
+      </w:r>
+      <w:proofErr w:type="spellStart"/>
+      <w:r>
+        <w:rPr>
+          <w:rFonts w:ascii="Times New Roman" w:eastAsia="Adobe 明體 Std L" w:hAnsi="Times New Roman" w:cs="Times New Roman"/>
+          <w:b/>
+          <w:bCs/>
+        </w:rPr>
+        <w:t>Liceu</w:t>
+      </w:r>
+      <w:proofErr w:type="spellEnd"/>
+      <w:r>
+        <w:rPr>
+          <w:rFonts w:ascii="Times New Roman" w:eastAsia="Adobe 明體 Std L" w:hAnsi="Times New Roman" w:cs="Times New Roman" w:hint="eastAsia"/>
+          <w:b/>
+          <w:bCs/>
+        </w:rPr>
+        <w:t xml:space="preserve">: </w:t>
+      </w:r>
+      <w:r>
+        <w:rPr>
+          <w:rFonts w:ascii="Times New Roman" w:eastAsia="Adobe 明體 Std L" w:hAnsi="Times New Roman" w:cs="Times New Roman"/>
+          <w:b/>
+          <w:bCs/>
+        </w:rPr>
+        <w:t xml:space="preserve">1990 </w:t>
+      </w:r>
+      <w:r>
+        <w:rPr>
+          <w:rFonts w:ascii="Times New Roman" w:eastAsia="Adobe 明體 Std L" w:hAnsi="Times New Roman" w:cs="Times New Roman"/>
+          <w:b/>
+          <w:bCs/>
+        </w:rPr>
+        <w:t>–</w:t>
+      </w:r>
+      <w:r>
+        <w:rPr>
+          <w:rFonts w:ascii="Times New Roman" w:eastAsia="Adobe 明體 Std L" w:hAnsi="Times New Roman" w:cs="Times New Roman"/>
+          <w:b/>
+          <w:bCs/>
+        </w:rPr>
+        <w:t xml:space="preserve"> 1998</w:t>
+      </w:r>
+    </w:p>
+    <w:p>
+      <w:pPr>
+        <w:widowControl/>
+        <w:shd w:val="clear" w:color="auto" w:fill="FFFFFF"/>
+        <w:spacing w:before="100" w:beforeAutospacing="1" w:after="100" w:afterAutospacing="1" w:line="252" w:lineRule="atLeast"/>
+        <w:jc w:val="both"/>
+        <w:outlineLvl w:val="0"/>
+        <w:rPr>
+          <w:rFonts w:ascii="Times New Roman" w:eastAsia="Adobe 明體 Std L" w:hAnsi="Times New Roman" w:cs="Times New Roman"/>
+        </w:rPr>
+      </w:pPr>
+      <w:r>
+        <w:rPr>
+          <w:rFonts w:ascii="Times New Roman" w:eastAsia="Adobe 明體 Std L" w:hAnsi="Times New Roman" w:cs="Times New Roman" w:hint="eastAsia"/>
+        </w:rPr>
+        <w:lastRenderedPageBreak/>
+        <w:t xml:space="preserve">Architect: </w:t>
+      </w:r>
+      <w:hyperlink r:id="rId7" w:history="1">
+        <w:r>
+          <w:rPr>
+            <w:rFonts w:ascii="Times New Roman" w:eastAsia="Adobe 明體 Std L" w:hAnsi="Times New Roman" w:cs="Times New Roman"/>
+          </w:rPr>
+          <w:t>Dilmé &amp; Fabré Arquitectes</w:t>
+        </w:r>
+      </w:hyperlink>
+      <w:r>
+        <w:rPr>
+          <w:rFonts w:ascii="Times New Roman" w:eastAsia="Adobe 明體 Std L" w:hAnsi="Times New Roman" w:cs="Times New Roman" w:hint="eastAsia"/>
+        </w:rPr>
+        <w:t xml:space="preserve">, </w:t>
+      </w:r>
+      <w:hyperlink r:id="rId8" w:history="1">
+        <w:r>
+          <w:rPr>
+            <w:rFonts w:ascii="Times New Roman" w:eastAsia="Adobe 明體 Std L" w:hAnsi="Times New Roman" w:cs="Times New Roman"/>
+          </w:rPr>
+          <w:t>Lluís Dilmé i Romagós</w:t>
+        </w:r>
+      </w:hyperlink>
+      <w:r>
+        <w:rPr>
+          <w:rFonts w:ascii="Times New Roman" w:eastAsia="Adobe 明體 Std L" w:hAnsi="Times New Roman" w:cs="Times New Roman" w:hint="eastAsia"/>
+        </w:rPr>
+        <w:t xml:space="preserve">, </w:t>
+      </w:r>
+      <w:hyperlink r:id="rId9" w:history="1">
+        <w:r>
+          <w:rPr>
+            <w:rFonts w:ascii="Times New Roman" w:eastAsia="Adobe 明體 Std L" w:hAnsi="Times New Roman" w:cs="Times New Roman"/>
+          </w:rPr>
+          <w:t>Francesc Xavier Fabré i Carreras</w:t>
+        </w:r>
+      </w:hyperlink>
+      <w:r>
+        <w:rPr>
+          <w:rFonts w:ascii="Times New Roman" w:eastAsia="Adobe 明體 Std L" w:hAnsi="Times New Roman" w:cs="Times New Roman" w:hint="eastAsia"/>
+        </w:rPr>
+        <w:t xml:space="preserve">, </w:t>
+      </w:r>
+      <w:hyperlink r:id="rId10" w:history="1">
+        <w:r>
+          <w:rPr>
+            <w:rFonts w:ascii="Times New Roman" w:eastAsia="Adobe 明體 Std L" w:hAnsi="Times New Roman" w:cs="Times New Roman"/>
+          </w:rPr>
+          <w:t>Ignasi de Solà-Morales i Rubió</w:t>
+        </w:r>
+      </w:hyperlink>
+    </w:p>
+    <w:p>
+      <w:pPr>
+        <w:jc w:val="both"/>
+        <w:rPr>
+          <w:rFonts w:ascii="Times New Roman" w:eastAsia="Adobe 明體 Std L" w:hAnsi="Times New Roman" w:cs="Times New Roman"/>
+        </w:rPr>
+      </w:pPr>
+      <w:r>
+        <w:rPr>
+          <w:rFonts w:ascii="Times New Roman" w:eastAsia="Adobe 明體 Std L" w:hAnsi="Times New Roman" w:cs="Times New Roman"/>
+        </w:rPr>
+        <w:t>Adreça</w:t>
+      </w:r>
+      <w:r>
+        <w:rPr>
+          <w:rFonts w:ascii="Times New Roman" w:eastAsia="Adobe 明體 Std L" w:hAnsi="Times New Roman" w:cs="Times New Roman" w:hint="eastAsia"/>
+        </w:rPr>
+        <w:t xml:space="preserve">: </w:t>
+      </w:r>
       <w:r>
         <w:rPr>
           <w:rFonts w:ascii="Times New Roman" w:eastAsia="Adobe 明體 Std L" w:hAnsi="Times New Roman" w:cs="Times New Roman"/>
@@ -1333,14 +4311,21 @@
         </w:rPr>
         <w:t xml:space="preserve">, </w:t>
       </w:r>
-      <w:hyperlink r:id="rId5" w:history="1">
+      <w:hyperlink r:id="rId11" w:history="1">
         <w:r>
+          <w:rPr>
+            <w:rFonts w:ascii="Times New Roman" w:eastAsia="Adobe 明體 Std L" w:hAnsi="Times New Roman" w:cs="Times New Roman"/>
+          </w:rPr>
           <w:t>Barcelona</w:t>
         </w:r>
       </w:hyperlink>
     </w:p>
     <w:p>
       <w:pPr>
+        <w:tabs>
+          <w:tab w:val="num" w:pos="720"/>
+        </w:tabs>
+        <w:jc w:val="both"/>
         <w:rPr>
           <w:rFonts w:ascii="Times New Roman" w:eastAsia="Adobe 明體 Std L" w:hAnsi="Times New Roman" w:cs="Times New Roman"/>
         </w:rPr>
@@ -1370,6 +4355,10 @@
     </w:p>
     <w:p>
       <w:pPr>
+        <w:tabs>
+          <w:tab w:val="num" w:pos="720"/>
+        </w:tabs>
+        <w:jc w:val="both"/>
         <w:rPr>
           <w:rFonts w:ascii="Times New Roman" w:eastAsia="Adobe 明體 Std L" w:hAnsi="Times New Roman" w:cs="Times New Roman"/>
         </w:rPr>
@@ -1388,14 +4377,21 @@
         </w:rPr>
         <w:t xml:space="preserve">: </w:t>
       </w:r>
-      <w:hyperlink r:id="rId6" w:history="1">
+      <w:hyperlink r:id="rId12" w:history="1">
         <w:r>
+          <w:rPr>
+            <w:rFonts w:ascii="Times New Roman" w:eastAsia="Adobe 明體 Std L" w:hAnsi="Times New Roman" w:cs="Times New Roman"/>
+          </w:rPr>
           <w:t>Teatres / Auditoris</w:t>
         </w:r>
       </w:hyperlink>
     </w:p>
     <w:p>
       <w:pPr>
+        <w:tabs>
+          <w:tab w:val="num" w:pos="720"/>
+        </w:tabs>
+        <w:jc w:val="both"/>
         <w:rPr>
           <w:rFonts w:ascii="Times New Roman" w:eastAsia="Adobe 明體 Std L" w:hAnsi="Times New Roman" w:cs="Times New Roman"/>
         </w:rPr>
@@ -1428,14 +4424,21 @@
         </w:rPr>
         <w:t xml:space="preserve">: </w:t>
       </w:r>
-      <w:hyperlink r:id="rId7" w:history="1">
+      <w:hyperlink r:id="rId13" w:history="1">
         <w:r>
+          <w:rPr>
+            <w:rFonts w:ascii="Times New Roman" w:eastAsia="Adobe 明體 Std L" w:hAnsi="Times New Roman" w:cs="Times New Roman"/>
+          </w:rPr>
           <w:t>BCIN (Bé Cultural d'Interès Nacional)</w:t>
         </w:r>
       </w:hyperlink>
     </w:p>
     <w:p>
       <w:pPr>
+        <w:tabs>
+          <w:tab w:val="num" w:pos="720"/>
+        </w:tabs>
+        <w:jc w:val="both"/>
         <w:rPr>
           <w:rFonts w:ascii="Times New Roman" w:eastAsia="Adobe 明體 Std L" w:hAnsi="Times New Roman" w:cs="Times New Roman"/>
           <w:b/>
@@ -1449,13 +4452,13 @@
           <w:b/>
           <w:bCs/>
         </w:rPr>
-        <w:lastRenderedPageBreak/>
         <w:t>Memòria</w:t>
       </w:r>
       <w:proofErr w:type="spellEnd"/>
     </w:p>
     <w:p>
       <w:pPr>
+        <w:jc w:val="both"/>
         <w:rPr>
           <w:rFonts w:ascii="Times New Roman" w:eastAsia="Adobe 明體 Std L" w:hAnsi="Times New Roman" w:cs="Times New Roman"/>
         </w:rPr>
@@ -1623,6 +4626,7 @@
     </w:p>
     <w:p>
       <w:pPr>
+        <w:jc w:val="both"/>
         <w:rPr>
           <w:rFonts w:ascii="Times New Roman" w:eastAsia="Adobe 明體 Std L" w:hAnsi="Times New Roman" w:cs="Times New Roman"/>
         </w:rPr>
@@ -1812,6 +4816,7 @@
     </w:p>
     <w:p>
       <w:pPr>
+        <w:jc w:val="both"/>
         <w:rPr>
           <w:rFonts w:ascii="Times New Roman" w:eastAsia="Adobe 明體 Std L" w:hAnsi="Times New Roman" w:cs="Times New Roman"/>
         </w:rPr>
@@ -2217,6 +5222,7 @@
     </w:p>
     <w:p>
       <w:pPr>
+        <w:jc w:val="both"/>
         <w:rPr>
           <w:rFonts w:ascii="Times New Roman" w:eastAsia="Adobe 明體 Std L" w:hAnsi="Times New Roman" w:cs="Times New Roman"/>
         </w:rPr>
@@ -2510,6 +5516,7 @@
     </w:p>
     <w:p>
       <w:pPr>
+        <w:jc w:val="both"/>
         <w:rPr>
           <w:rFonts w:ascii="Times New Roman" w:eastAsia="Adobe 明體 Std L" w:hAnsi="Times New Roman" w:cs="Times New Roman"/>
         </w:rPr>
@@ -2589,6 +5596,7 @@
     </w:p>
     <w:p>
       <w:pPr>
+        <w:jc w:val="both"/>
         <w:rPr>
           <w:rFonts w:ascii="Times New Roman" w:eastAsia="Adobe 明體 Std L" w:hAnsi="Times New Roman" w:cs="Times New Roman"/>
         </w:rPr>
@@ -3680,6 +6688,7 @@
     </w:p>
     <w:p>
       <w:pPr>
+        <w:jc w:val="both"/>
         <w:rPr>
           <w:rFonts w:ascii="Times New Roman" w:eastAsia="Adobe 明體 Std L" w:hAnsi="Times New Roman" w:cs="Times New Roman"/>
         </w:rPr>
@@ -3690,6 +6699,7 @@
         <w:rPr>
           <w:rFonts w:ascii="Times New Roman" w:eastAsia="Adobe 明體 Std L" w:hAnsi="Times New Roman" w:cs="Times New Roman"/>
         </w:rPr>
+        <w:lastRenderedPageBreak/>
         <w:t>Autor:</w:t>
       </w:r>
       <w:r>
@@ -3713,6 +6723,7 @@
     </w:p>
     <w:p>
       <w:pPr>
+        <w:jc w:val="both"/>
         <w:rPr>
           <w:rFonts w:ascii="Times New Roman" w:eastAsia="Adobe 明體 Std L" w:hAnsi="Times New Roman" w:cs="Times New Roman"/>
         </w:rPr>
@@ -3782,10 +6793,374 @@
     </w:p>
     <w:p>
       <w:pPr>
-        <w:rPr>
-          <w:rFonts w:ascii="Times New Roman" w:eastAsia="Adobe 明體 Std L" w:hAnsi="Times New Roman" w:cs="Times New Roman"/>
-        </w:rPr>
-      </w:pPr>
+        <w:jc w:val="both"/>
+        <w:rPr>
+          <w:rFonts w:ascii="Times New Roman" w:eastAsia="Adobe 明體 Std L" w:hAnsi="Times New Roman" w:cs="Times New Roman"/>
+        </w:rPr>
+      </w:pPr>
+    </w:p>
+    <w:p>
+      <w:pPr>
+        <w:rPr>
+          <w:rFonts w:ascii="Times New Roman" w:eastAsia="Adobe 明體 Std L" w:hAnsi="Times New Roman" w:cs="Times New Roman"/>
+        </w:rPr>
+      </w:pPr>
+    </w:p>
+    <w:p>
+      <w:pPr>
+        <w:pStyle w:val="a9"/>
+        <w:numPr>
+          <w:ilvl w:val="0"/>
+          <w:numId w:val="1"/>
+        </w:numPr>
+        <w:jc w:val="both"/>
+        <w:rPr>
+          <w:rFonts w:ascii="Times New Roman" w:eastAsia="Adobe 明體 Std L" w:hAnsi="Times New Roman" w:cs="Times New Roman" w:hint="eastAsia"/>
+        </w:rPr>
+      </w:pPr>
+      <w:r>
+        <w:rPr>
+          <w:rFonts w:ascii="Times New Roman" w:eastAsia="Adobe 明體 Std L" w:hAnsi="Times New Roman" w:cs="Times New Roman"/>
+        </w:rPr>
+        <w:t>D</w:t>
+      </w:r>
+      <w:r>
+        <w:rPr>
+          <w:rFonts w:ascii="Times New Roman" w:eastAsia="Adobe 明體 Std L" w:hAnsi="Times New Roman" w:cs="Times New Roman" w:hint="eastAsia"/>
+        </w:rPr>
+        <w:t>ata from</w:t>
+      </w:r>
+      <w:r>
+        <w:rPr>
+          <w:rFonts w:ascii="Times New Roman" w:eastAsia="Adobe 明體 Std L" w:hAnsi="Times New Roman" w:cs="Times New Roman"/>
+        </w:rPr>
+        <w:t xml:space="preserve"> </w:t>
+      </w:r>
+      <w:r>
+        <w:rPr>
+          <w:rFonts w:ascii="Times New Roman" w:eastAsia="Adobe 明體 Std L" w:hAnsi="Times New Roman" w:cs="Times New Roman" w:hint="eastAsia"/>
+        </w:rPr>
+        <w:t xml:space="preserve">JG </w:t>
+      </w:r>
+      <w:proofErr w:type="spellStart"/>
+      <w:r>
+        <w:rPr>
+          <w:rFonts w:ascii="Times New Roman" w:eastAsia="Adobe 明體 Std L" w:hAnsi="Times New Roman" w:cs="Times New Roman"/>
+        </w:rPr>
+        <w:t>ingenieros</w:t>
+      </w:r>
+      <w:proofErr w:type="spellEnd"/>
+    </w:p>
+    <w:p>
+      <w:pPr>
+        <w:rPr>
+          <w:rFonts w:ascii="Times New Roman" w:eastAsia="Adobe 明體 Std L" w:hAnsi="Times New Roman" w:cs="Times New Roman"/>
+          <w:b/>
+          <w:bCs/>
+        </w:rPr>
+      </w:pPr>
+      <w:r>
+        <w:rPr>
+          <w:rFonts w:ascii="Times New Roman" w:eastAsia="Adobe 明體 Std L" w:hAnsi="Times New Roman" w:cs="Times New Roman"/>
+          <w:b/>
+          <w:bCs/>
+        </w:rPr>
+        <w:t xml:space="preserve">Gran Teatro del </w:t>
+      </w:r>
+      <w:proofErr w:type="spellStart"/>
+      <w:r>
+        <w:rPr>
+          <w:rFonts w:ascii="Times New Roman" w:eastAsia="Adobe 明體 Std L" w:hAnsi="Times New Roman" w:cs="Times New Roman"/>
+          <w:b/>
+          <w:bCs/>
+        </w:rPr>
+        <w:t>Liceo</w:t>
+      </w:r>
+      <w:proofErr w:type="spellEnd"/>
+    </w:p>
+    <w:p>
+      <w:pPr>
+        <w:rPr>
+          <w:rFonts w:ascii="Times New Roman" w:eastAsia="Adobe 明體 Std L" w:hAnsi="Times New Roman" w:cs="Times New Roman"/>
+        </w:rPr>
+      </w:pPr>
+      <w:r>
+        <w:rPr>
+          <w:rFonts w:ascii="Times New Roman" w:eastAsia="Adobe 明體 Std L" w:hAnsi="Times New Roman" w:cs="Times New Roman"/>
+        </w:rPr>
+        <w:t>Barcelona | Spain</w:t>
+      </w:r>
+    </w:p>
+    <w:p>
+      <w:pPr>
+        <w:rPr>
+          <w:rFonts w:ascii="Times New Roman" w:eastAsia="Adobe 明體 Std L" w:hAnsi="Times New Roman" w:cs="Times New Roman"/>
+        </w:rPr>
+      </w:pPr>
+      <w:r>
+        <w:rPr>
+          <w:rFonts w:ascii="Times New Roman" w:eastAsia="Adobe 明體 Std L" w:hAnsi="Times New Roman" w:cs="Times New Roman"/>
+        </w:rPr>
+        <w:t xml:space="preserve">Barcelona’s opera house, El Gran </w:t>
+      </w:r>
+      <w:proofErr w:type="spellStart"/>
+      <w:r>
+        <w:rPr>
+          <w:rFonts w:ascii="Times New Roman" w:eastAsia="Adobe 明體 Std L" w:hAnsi="Times New Roman" w:cs="Times New Roman"/>
+        </w:rPr>
+        <w:t>Teatre</w:t>
+      </w:r>
+      <w:proofErr w:type="spellEnd"/>
+      <w:r>
+        <w:rPr>
+          <w:rFonts w:ascii="Times New Roman" w:eastAsia="Adobe 明體 Std L" w:hAnsi="Times New Roman" w:cs="Times New Roman"/>
+        </w:rPr>
+        <w:t xml:space="preserve"> del </w:t>
+      </w:r>
+      <w:proofErr w:type="spellStart"/>
+      <w:r>
+        <w:rPr>
+          <w:rFonts w:ascii="Times New Roman" w:eastAsia="Adobe 明體 Std L" w:hAnsi="Times New Roman" w:cs="Times New Roman"/>
+        </w:rPr>
+        <w:t>Liceu</w:t>
+      </w:r>
+      <w:proofErr w:type="spellEnd"/>
+      <w:r>
+        <w:rPr>
+          <w:rFonts w:ascii="Times New Roman" w:eastAsia="Adobe 明體 Std L" w:hAnsi="Times New Roman" w:cs="Times New Roman"/>
+        </w:rPr>
+        <w:t xml:space="preserve">, was founded on the Rambla in 1847 and over the years has been one of the symbols of the city fulfilling its function as a cultural and artistic </w:t>
+      </w:r>
+      <w:proofErr w:type="spellStart"/>
+      <w:r>
+        <w:rPr>
+          <w:rFonts w:ascii="Times New Roman" w:eastAsia="Adobe 明體 Std L" w:hAnsi="Times New Roman" w:cs="Times New Roman"/>
+        </w:rPr>
+        <w:t>centre</w:t>
+      </w:r>
+      <w:proofErr w:type="spellEnd"/>
+      <w:r>
+        <w:rPr>
+          <w:rFonts w:ascii="Times New Roman" w:eastAsia="Adobe 明體 Std L" w:hAnsi="Times New Roman" w:cs="Times New Roman"/>
+        </w:rPr>
+        <w:t>.</w:t>
+      </w:r>
+    </w:p>
+    <w:p>
+      <w:pPr>
+        <w:rPr>
+          <w:rFonts w:ascii="Times New Roman" w:eastAsia="Adobe 明體 Std L" w:hAnsi="Times New Roman" w:cs="Times New Roman"/>
+        </w:rPr>
+      </w:pPr>
+      <w:r>
+        <w:rPr>
+          <w:rFonts w:ascii="Times New Roman" w:eastAsia="Adobe 明體 Std L" w:hAnsi="Times New Roman" w:cs="Times New Roman"/>
+        </w:rPr>
+        <w:t xml:space="preserve">The architect who designed his plans was Miquel Garriga </w:t>
+      </w:r>
+      <w:proofErr w:type="spellStart"/>
+      <w:r>
+        <w:rPr>
+          <w:rFonts w:ascii="Times New Roman" w:eastAsia="Adobe 明體 Std L" w:hAnsi="Times New Roman" w:cs="Times New Roman"/>
+        </w:rPr>
+        <w:t>i</w:t>
+      </w:r>
+      <w:proofErr w:type="spellEnd"/>
+      <w:r>
+        <w:rPr>
+          <w:rFonts w:ascii="Times New Roman" w:eastAsia="Adobe 明體 Std L" w:hAnsi="Times New Roman" w:cs="Times New Roman"/>
+        </w:rPr>
+        <w:t xml:space="preserve"> Roca, later assisted by Josep Oriol Mestres. The building was rebuilt after the great fire that destroyed the hall and stage on January 31, 1994. The reconstruction was based on the original building and an extension of the project. It reopened on October 7, 1999.</w:t>
+      </w:r>
+    </w:p>
+    <w:p>
+      <w:pPr>
+        <w:rPr>
+          <w:rFonts w:ascii="Times New Roman" w:eastAsia="Adobe 明體 Std L" w:hAnsi="Times New Roman" w:cs="Times New Roman"/>
+        </w:rPr>
+      </w:pPr>
+      <w:r>
+        <w:rPr>
+          <w:rFonts w:ascii="Times New Roman" w:eastAsia="Adobe 明體 Std L" w:hAnsi="Times New Roman" w:cs="Times New Roman"/>
+        </w:rPr>
+        <w:t xml:space="preserve">The services carried out by TEST JG </w:t>
+      </w:r>
+      <w:proofErr w:type="spellStart"/>
+      <w:r>
+        <w:rPr>
+          <w:rFonts w:ascii="Times New Roman" w:eastAsia="Adobe 明體 Std L" w:hAnsi="Times New Roman" w:cs="Times New Roman"/>
+        </w:rPr>
+        <w:t>Consultoría</w:t>
+      </w:r>
+      <w:proofErr w:type="spellEnd"/>
+      <w:r>
+        <w:rPr>
+          <w:rFonts w:ascii="Times New Roman" w:eastAsia="Adobe 明體 Std L" w:hAnsi="Times New Roman" w:cs="Times New Roman"/>
+        </w:rPr>
+        <w:t xml:space="preserve"> as trusted engineering of the property are summarized below:</w:t>
+      </w:r>
+    </w:p>
+    <w:p>
+      <w:pPr>
+        <w:numPr>
+          <w:ilvl w:val="0"/>
+          <w:numId w:val="5"/>
+        </w:numPr>
+        <w:rPr>
+          <w:rFonts w:ascii="Times New Roman" w:eastAsia="Adobe 明體 Std L" w:hAnsi="Times New Roman" w:cs="Times New Roman"/>
+        </w:rPr>
+      </w:pPr>
+      <w:r>
+        <w:rPr>
+          <w:rFonts w:ascii="Times New Roman" w:eastAsia="Adobe 明體 Std L" w:hAnsi="Times New Roman" w:cs="Times New Roman"/>
+        </w:rPr>
+        <w:t>Preparation of the comprehensive maintenance contest</w:t>
+      </w:r>
+    </w:p>
+    <w:p>
+      <w:pPr>
+        <w:numPr>
+          <w:ilvl w:val="0"/>
+          <w:numId w:val="5"/>
+        </w:numPr>
+        <w:rPr>
+          <w:rFonts w:ascii="Times New Roman" w:eastAsia="Adobe 明體 Std L" w:hAnsi="Times New Roman" w:cs="Times New Roman"/>
+        </w:rPr>
+      </w:pPr>
+      <w:r>
+        <w:rPr>
+          <w:rFonts w:ascii="Times New Roman" w:eastAsia="Adobe 明體 Std L" w:hAnsi="Times New Roman" w:cs="Times New Roman"/>
+        </w:rPr>
+        <w:t>Operation Management: Energy and maintenance audits</w:t>
+      </w:r>
+    </w:p>
+    <w:p>
+      <w:pPr>
+        <w:numPr>
+          <w:ilvl w:val="0"/>
+          <w:numId w:val="5"/>
+        </w:numPr>
+        <w:rPr>
+          <w:rFonts w:ascii="Times New Roman" w:eastAsia="Adobe 明體 Std L" w:hAnsi="Times New Roman" w:cs="Times New Roman"/>
+        </w:rPr>
+      </w:pPr>
+      <w:r>
+        <w:rPr>
+          <w:rFonts w:ascii="Times New Roman" w:eastAsia="Adobe 明體 Std L" w:hAnsi="Times New Roman" w:cs="Times New Roman"/>
+        </w:rPr>
+        <w:t>Implementation of the MantTest.net CMMS</w:t>
+      </w:r>
+    </w:p>
+    <w:p>
+      <w:pPr>
+        <w:numPr>
+          <w:ilvl w:val="0"/>
+          <w:numId w:val="5"/>
+        </w:numPr>
+        <w:rPr>
+          <w:rFonts w:ascii="Times New Roman" w:eastAsia="Adobe 明體 Std L" w:hAnsi="Times New Roman" w:cs="Times New Roman"/>
+        </w:rPr>
+      </w:pPr>
+      <w:r>
+        <w:rPr>
+          <w:rFonts w:ascii="Times New Roman" w:eastAsia="Adobe 明體 Std L" w:hAnsi="Times New Roman" w:cs="Times New Roman"/>
+        </w:rPr>
+        <w:t xml:space="preserve">Replacement of the </w:t>
+      </w:r>
+      <w:proofErr w:type="spellStart"/>
+      <w:proofErr w:type="gramStart"/>
+      <w:r>
+        <w:rPr>
+          <w:rFonts w:ascii="Times New Roman" w:eastAsia="Adobe 明體 Std L" w:hAnsi="Times New Roman" w:cs="Times New Roman"/>
+        </w:rPr>
+        <w:t>thermofriending</w:t>
+      </w:r>
+      <w:proofErr w:type="spellEnd"/>
+      <w:proofErr w:type="gramEnd"/>
+      <w:r>
+        <w:rPr>
+          <w:rFonts w:ascii="Times New Roman" w:eastAsia="Adobe 明體 Std L" w:hAnsi="Times New Roman" w:cs="Times New Roman"/>
+        </w:rPr>
+        <w:t xml:space="preserve"> plant</w:t>
+      </w:r>
+    </w:p>
+    <w:p>
+      <w:pPr>
+        <w:rPr>
+          <w:rFonts w:ascii="Times New Roman" w:eastAsia="Adobe 明體 Std L" w:hAnsi="Times New Roman" w:cs="Times New Roman"/>
+        </w:rPr>
+      </w:pPr>
+      <w:r>
+        <w:rPr>
+          <w:rFonts w:ascii="Times New Roman" w:eastAsia="Adobe 明體 Std L" w:hAnsi="Times New Roman" w:cs="Times New Roman"/>
+          <w:b/>
+          <w:bCs/>
+        </w:rPr>
+        <w:t>Client:</w:t>
+      </w:r>
+      <w:r>
+        <w:rPr>
+          <w:rFonts w:ascii="Times New Roman" w:eastAsia="Adobe 明體 Std L" w:hAnsi="Times New Roman" w:cs="Times New Roman"/>
+        </w:rPr>
+        <w:t> </w:t>
+      </w:r>
+      <w:proofErr w:type="spellStart"/>
+      <w:r>
+        <w:rPr>
+          <w:rFonts w:ascii="Times New Roman" w:eastAsia="Adobe 明體 Std L" w:hAnsi="Times New Roman" w:cs="Times New Roman"/>
+        </w:rPr>
+        <w:t>Fundació</w:t>
+      </w:r>
+      <w:proofErr w:type="spellEnd"/>
+      <w:r>
+        <w:rPr>
+          <w:rFonts w:ascii="Times New Roman" w:eastAsia="Adobe 明體 Std L" w:hAnsi="Times New Roman" w:cs="Times New Roman"/>
+        </w:rPr>
+        <w:t xml:space="preserve"> del Gran </w:t>
+      </w:r>
+      <w:proofErr w:type="spellStart"/>
+      <w:r>
+        <w:rPr>
+          <w:rFonts w:ascii="Times New Roman" w:eastAsia="Adobe 明體 Std L" w:hAnsi="Times New Roman" w:cs="Times New Roman"/>
+        </w:rPr>
+        <w:t>Teatre</w:t>
+      </w:r>
+      <w:proofErr w:type="spellEnd"/>
+      <w:r>
+        <w:rPr>
+          <w:rFonts w:ascii="Times New Roman" w:eastAsia="Adobe 明體 Std L" w:hAnsi="Times New Roman" w:cs="Times New Roman"/>
+        </w:rPr>
+        <w:t xml:space="preserve"> del </w:t>
+      </w:r>
+      <w:proofErr w:type="spellStart"/>
+      <w:r>
+        <w:rPr>
+          <w:rFonts w:ascii="Times New Roman" w:eastAsia="Adobe 明體 Std L" w:hAnsi="Times New Roman" w:cs="Times New Roman"/>
+        </w:rPr>
+        <w:t>Liceu</w:t>
+      </w:r>
+      <w:proofErr w:type="spellEnd"/>
+    </w:p>
+    <w:p>
+      <w:pPr>
+        <w:rPr>
+          <w:rFonts w:ascii="Times New Roman" w:eastAsia="Adobe 明體 Std L" w:hAnsi="Times New Roman" w:cs="Times New Roman"/>
+        </w:rPr>
+      </w:pPr>
+      <w:r>
+        <w:rPr>
+          <w:rFonts w:ascii="Times New Roman" w:eastAsia="Adobe 明體 Std L" w:hAnsi="Times New Roman" w:cs="Times New Roman"/>
+          <w:b/>
+          <w:bCs/>
+        </w:rPr>
+        <w:t>Start /end:</w:t>
+      </w:r>
+      <w:r>
+        <w:rPr>
+          <w:rFonts w:ascii="Times New Roman" w:eastAsia="Adobe 明體 Std L" w:hAnsi="Times New Roman" w:cs="Times New Roman"/>
+        </w:rPr>
+        <w:t> 2009-2011</w:t>
+      </w:r>
     </w:p>
     <w:p>
       <w:pPr>
@@ -3807,6 +7182,304 @@
 <file path=word/numbering.xml><?xml version="1.0" encoding="utf-8"?>
 <w:numbering xmlns:wpc="http://schemas.microsoft.com/office/word/2010/wordprocessingCanvas" xmlns:cx="http://schemas.microsoft.com/office/drawing/2014/chartex" xmlns:cx1="http://schemas.microsoft.com/office/drawing/2015/9/8/chartex" xmlns:cx2="http://schemas.microsoft.com/office/drawing/2015/10/21/chartex" xmlns:cx3="http://schemas.microsoft.com/office/drawing/2016/5/9/chartex" xmlns:cx4="http://schemas.microsoft.com/office/drawing/2016/5/10/chartex" xmlns:cx5="http://schemas.microsoft.com/office/drawing/2016/5/11/chartex" xmlns:cx6="http://schemas.microsoft.com/office/drawing/2016/5/12/chartex" xmlns:cx7="http://schemas.microsoft.com/office/drawing/2016/5/13/chartex" xmlns:cx8="http://schemas.microsoft.com/office/drawing/2016/5/14/chartex" xmlns:mc="http://schemas.openxmlformats.org/markup-compatibility/2006" xmlns:aink="http://schemas.microsoft.com/office/drawing/2016/ink" xmlns:am3d="http://schemas.microsoft.com/office/drawing/2017/model3d" xmlns:o="urn:schemas-microsoft-com:office:office" xmlns:oel="http://schemas.microsoft.com/office/2019/extlst" xmlns:r="http://schemas.openxmlformats.org/officeDocument/2006/relationships" xmlns:m="http://schemas.openxmlformats.org/officeDocument/2006/math" xmlns:v="urn:schemas-microsoft-com:vml" xmlns:wp14="http://schemas.microsoft.com/office/word/2010/wordprocessingDrawing" xmlns:wp="http://schemas.openxmlformats.org/drawingml/2006/wordprocessingDrawing" xmlns:w10="urn:schemas-microsoft-com:office:word" xmlns:w="http://schemas.openxmlformats.org/wordprocessingml/2006/main" xmlns:w14="http://schemas.microsoft.com/office/word/2010/wordml" xmlns:w15="http://schemas.microsoft.com/office/word/2012/wordml" xmlns:w16cex="http://schemas.microsoft.com/office/word/2018/wordml/cex" xmlns:w16cid="http://schemas.microsoft.com/office/word/2016/wordml/cid" xmlns:w16="http://schemas.microsoft.com/office/word/2018/wordml" xmlns:w16du="http://schemas.microsoft.com/office/word/2023/wordml/word16du" xmlns:w16sdtdh="http://schemas.microsoft.com/office/word/2020/wordml/sdtdatahash" xmlns:w16sdtfl="http://schemas.microsoft.com/office/word/2024/wordml/sdtformatlock" xmlns:w16se="http://schemas.microsoft.com/office/word/2015/wordml/symex" xmlns:wpg="http://schemas.microsoft.com/office/word/2010/wordprocessingGroup" xmlns:wpi="http://schemas.microsoft.com/office/word/2010/wordprocessingInk" xmlns:wne="http://schemas.microsoft.com/office/word/2006/wordml" xmlns:wps="http://schemas.microsoft.com/office/word/2010/wordprocessingShape" mc:Ignorable="w14 w15 w16se w16cid w16 w16cex w16sdtdh w16sdtfl w16du wp14">
   <w:abstractNum w:abstractNumId="0" w15:restartNumberingAfterBreak="0">
+    <w:nsid w:val="335038C6"/>
+    <w:multiLevelType w:val="multilevel"/>
+    <w:tmpl w:val="8192430E"/>
+    <w:lvl w:ilvl="0">
+      <w:start w:val="1"/>
+      <w:numFmt w:val="bullet"/>
+      <w:lvlText w:val=""/>
+      <w:lvlJc w:val="left"/>
+      <w:pPr>
+        <w:tabs>
+          <w:tab w:val="num" w:pos="720"/>
+        </w:tabs>
+        <w:ind w:left="720" w:hanging="360"/>
+      </w:pPr>
+      <w:rPr>
+        <w:rFonts w:ascii="Symbol" w:hAnsi="Symbol" w:hint="default"/>
+        <w:sz w:val="20"/>
+      </w:rPr>
+    </w:lvl>
+    <w:lvl w:ilvl="1" w:tentative="1">
+      <w:start w:val="1"/>
+      <w:numFmt w:val="bullet"/>
+      <w:lvlText w:val="o"/>
+      <w:lvlJc w:val="left"/>
+      <w:pPr>
+        <w:tabs>
+          <w:tab w:val="num" w:pos="1440"/>
+        </w:tabs>
+        <w:ind w:left="1440" w:hanging="360"/>
+      </w:pPr>
+      <w:rPr>
+        <w:rFonts w:ascii="Courier New" w:hAnsi="Courier New" w:hint="default"/>
+        <w:sz w:val="20"/>
+      </w:rPr>
+    </w:lvl>
+    <w:lvl w:ilvl="2" w:tentative="1">
+      <w:start w:val="1"/>
+      <w:numFmt w:val="bullet"/>
+      <w:lvlText w:val=""/>
+      <w:lvlJc w:val="left"/>
+      <w:pPr>
+        <w:tabs>
+          <w:tab w:val="num" w:pos="2160"/>
+        </w:tabs>
+        <w:ind w:left="2160" w:hanging="360"/>
+      </w:pPr>
+      <w:rPr>
+        <w:rFonts w:ascii="Wingdings" w:hAnsi="Wingdings" w:hint="default"/>
+        <w:sz w:val="20"/>
+      </w:rPr>
+    </w:lvl>
+    <w:lvl w:ilvl="3" w:tentative="1">
+      <w:start w:val="1"/>
+      <w:numFmt w:val="bullet"/>
+      <w:lvlText w:val=""/>
+      <w:lvlJc w:val="left"/>
+      <w:pPr>
+        <w:tabs>
+          <w:tab w:val="num" w:pos="2880"/>
+        </w:tabs>
+        <w:ind w:left="2880" w:hanging="360"/>
+      </w:pPr>
+      <w:rPr>
+        <w:rFonts w:ascii="Wingdings" w:hAnsi="Wingdings" w:hint="default"/>
+        <w:sz w:val="20"/>
+      </w:rPr>
+    </w:lvl>
+    <w:lvl w:ilvl="4" w:tentative="1">
+      <w:start w:val="1"/>
+      <w:numFmt w:val="bullet"/>
+      <w:lvlText w:val=""/>
+      <w:lvlJc w:val="left"/>
+      <w:pPr>
+        <w:tabs>
+          <w:tab w:val="num" w:pos="3600"/>
+        </w:tabs>
+        <w:ind w:left="3600" w:hanging="360"/>
+      </w:pPr>
+      <w:rPr>
+        <w:rFonts w:ascii="Wingdings" w:hAnsi="Wingdings" w:hint="default"/>
+        <w:sz w:val="20"/>
+      </w:rPr>
+    </w:lvl>
+    <w:lvl w:ilvl="5" w:tentative="1">
+      <w:start w:val="1"/>
+      <w:numFmt w:val="bullet"/>
+      <w:lvlText w:val=""/>
+      <w:lvlJc w:val="left"/>
+      <w:pPr>
+        <w:tabs>
+          <w:tab w:val="num" w:pos="4320"/>
+        </w:tabs>
+        <w:ind w:left="4320" w:hanging="360"/>
+      </w:pPr>
+      <w:rPr>
+        <w:rFonts w:ascii="Wingdings" w:hAnsi="Wingdings" w:hint="default"/>
+        <w:sz w:val="20"/>
+      </w:rPr>
+    </w:lvl>
+    <w:lvl w:ilvl="6" w:tentative="1">
+      <w:start w:val="1"/>
+      <w:numFmt w:val="bullet"/>
+      <w:lvlText w:val=""/>
+      <w:lvlJc w:val="left"/>
+      <w:pPr>
+        <w:tabs>
+          <w:tab w:val="num" w:pos="5040"/>
+        </w:tabs>
+        <w:ind w:left="5040" w:hanging="360"/>
+      </w:pPr>
+      <w:rPr>
+        <w:rFonts w:ascii="Wingdings" w:hAnsi="Wingdings" w:hint="default"/>
+        <w:sz w:val="20"/>
+      </w:rPr>
+    </w:lvl>
+    <w:lvl w:ilvl="7" w:tentative="1">
+      <w:start w:val="1"/>
+      <w:numFmt w:val="bullet"/>
+      <w:lvlText w:val=""/>
+      <w:lvlJc w:val="left"/>
+      <w:pPr>
+        <w:tabs>
+          <w:tab w:val="num" w:pos="5760"/>
+        </w:tabs>
+        <w:ind w:left="5760" w:hanging="360"/>
+      </w:pPr>
+      <w:rPr>
+        <w:rFonts w:ascii="Wingdings" w:hAnsi="Wingdings" w:hint="default"/>
+        <w:sz w:val="20"/>
+      </w:rPr>
+    </w:lvl>
+    <w:lvl w:ilvl="8" w:tentative="1">
+      <w:start w:val="1"/>
+      <w:numFmt w:val="bullet"/>
+      <w:lvlText w:val=""/>
+      <w:lvlJc w:val="left"/>
+      <w:pPr>
+        <w:tabs>
+          <w:tab w:val="num" w:pos="6480"/>
+        </w:tabs>
+        <w:ind w:left="6480" w:hanging="360"/>
+      </w:pPr>
+      <w:rPr>
+        <w:rFonts w:ascii="Wingdings" w:hAnsi="Wingdings" w:hint="default"/>
+        <w:sz w:val="20"/>
+      </w:rPr>
+    </w:lvl>
+  </w:abstractNum>
+  <w:abstractNum w:abstractNumId="1" w15:restartNumberingAfterBreak="0">
+    <w:nsid w:val="53603F16"/>
+    <w:multiLevelType w:val="multilevel"/>
+    <w:tmpl w:val="DEF89140"/>
+    <w:lvl w:ilvl="0">
+      <w:start w:val="1"/>
+      <w:numFmt w:val="bullet"/>
+      <w:lvlText w:val=""/>
+      <w:lvlJc w:val="left"/>
+      <w:pPr>
+        <w:tabs>
+          <w:tab w:val="num" w:pos="720"/>
+        </w:tabs>
+        <w:ind w:left="720" w:hanging="360"/>
+      </w:pPr>
+      <w:rPr>
+        <w:rFonts w:ascii="Symbol" w:hAnsi="Symbol" w:hint="default"/>
+        <w:sz w:val="20"/>
+      </w:rPr>
+    </w:lvl>
+    <w:lvl w:ilvl="1" w:tentative="1">
+      <w:start w:val="1"/>
+      <w:numFmt w:val="bullet"/>
+      <w:lvlText w:val="o"/>
+      <w:lvlJc w:val="left"/>
+      <w:pPr>
+        <w:tabs>
+          <w:tab w:val="num" w:pos="1440"/>
+        </w:tabs>
+        <w:ind w:left="1440" w:hanging="360"/>
+      </w:pPr>
+      <w:rPr>
+        <w:rFonts w:ascii="Courier New" w:hAnsi="Courier New" w:hint="default"/>
+        <w:sz w:val="20"/>
+      </w:rPr>
+    </w:lvl>
+    <w:lvl w:ilvl="2" w:tentative="1">
+      <w:start w:val="1"/>
+      <w:numFmt w:val="bullet"/>
+      <w:lvlText w:val=""/>
+      <w:lvlJc w:val="left"/>
+      <w:pPr>
+        <w:tabs>
+          <w:tab w:val="num" w:pos="2160"/>
+        </w:tabs>
+        <w:ind w:left="2160" w:hanging="360"/>
+      </w:pPr>
+      <w:rPr>
+        <w:rFonts w:ascii="Wingdings" w:hAnsi="Wingdings" w:hint="default"/>
+        <w:sz w:val="20"/>
+      </w:rPr>
+    </w:lvl>
+    <w:lvl w:ilvl="3" w:tentative="1">
+      <w:start w:val="1"/>
+      <w:numFmt w:val="bullet"/>
+      <w:lvlText w:val=""/>
+      <w:lvlJc w:val="left"/>
+      <w:pPr>
+        <w:tabs>
+          <w:tab w:val="num" w:pos="2880"/>
+        </w:tabs>
+        <w:ind w:left="2880" w:hanging="360"/>
+      </w:pPr>
+      <w:rPr>
+        <w:rFonts w:ascii="Wingdings" w:hAnsi="Wingdings" w:hint="default"/>
+        <w:sz w:val="20"/>
+      </w:rPr>
+    </w:lvl>
+    <w:lvl w:ilvl="4" w:tentative="1">
+      <w:start w:val="1"/>
+      <w:numFmt w:val="bullet"/>
+      <w:lvlText w:val=""/>
+      <w:lvlJc w:val="left"/>
+      <w:pPr>
+        <w:tabs>
+          <w:tab w:val="num" w:pos="3600"/>
+        </w:tabs>
+        <w:ind w:left="3600" w:hanging="360"/>
+      </w:pPr>
+      <w:rPr>
+        <w:rFonts w:ascii="Wingdings" w:hAnsi="Wingdings" w:hint="default"/>
+        <w:sz w:val="20"/>
+      </w:rPr>
+    </w:lvl>
+    <w:lvl w:ilvl="5" w:tentative="1">
+      <w:start w:val="1"/>
+      <w:numFmt w:val="bullet"/>
+      <w:lvlText w:val=""/>
+      <w:lvlJc w:val="left"/>
+      <w:pPr>
+        <w:tabs>
+          <w:tab w:val="num" w:pos="4320"/>
+        </w:tabs>
+        <w:ind w:left="4320" w:hanging="360"/>
+      </w:pPr>
+      <w:rPr>
+        <w:rFonts w:ascii="Wingdings" w:hAnsi="Wingdings" w:hint="default"/>
+        <w:sz w:val="20"/>
+      </w:rPr>
+    </w:lvl>
+    <w:lvl w:ilvl="6" w:tentative="1">
+      <w:start w:val="1"/>
+      <w:numFmt w:val="bullet"/>
+      <w:lvlText w:val=""/>
+      <w:lvlJc w:val="left"/>
+      <w:pPr>
+        <w:tabs>
+          <w:tab w:val="num" w:pos="5040"/>
+        </w:tabs>
+        <w:ind w:left="5040" w:hanging="360"/>
+      </w:pPr>
+      <w:rPr>
+        <w:rFonts w:ascii="Wingdings" w:hAnsi="Wingdings" w:hint="default"/>
+        <w:sz w:val="20"/>
+      </w:rPr>
+    </w:lvl>
+    <w:lvl w:ilvl="7" w:tentative="1">
+      <w:start w:val="1"/>
+      <w:numFmt w:val="bullet"/>
+      <w:lvlText w:val=""/>
+      <w:lvlJc w:val="left"/>
+      <w:pPr>
+        <w:tabs>
+          <w:tab w:val="num" w:pos="5760"/>
+        </w:tabs>
+        <w:ind w:left="5760" w:hanging="360"/>
+      </w:pPr>
+      <w:rPr>
+        <w:rFonts w:ascii="Wingdings" w:hAnsi="Wingdings" w:hint="default"/>
+        <w:sz w:val="20"/>
+      </w:rPr>
+    </w:lvl>
+    <w:lvl w:ilvl="8" w:tentative="1">
+      <w:start w:val="1"/>
+      <w:numFmt w:val="bullet"/>
+      <w:lvlText w:val=""/>
+      <w:lvlJc w:val="left"/>
+      <w:pPr>
+        <w:tabs>
+          <w:tab w:val="num" w:pos="6480"/>
+        </w:tabs>
+        <w:ind w:left="6480" w:hanging="360"/>
+      </w:pPr>
+      <w:rPr>
+        <w:rFonts w:ascii="Wingdings" w:hAnsi="Wingdings" w:hint="default"/>
+        <w:sz w:val="20"/>
+      </w:rPr>
+    </w:lvl>
+  </w:abstractNum>
+  <w:abstractNum w:abstractNumId="2" w15:restartNumberingAfterBreak="0">
     <w:nsid w:val="65DA17B1"/>
     <w:multiLevelType w:val="hybridMultilevel"/>
     <w:tmpl w:val="E93EADD2"/>
@@ -3919,8 +7592,318 @@
       </w:rPr>
     </w:lvl>
   </w:abstractNum>
+  <w:abstractNum w:abstractNumId="3" w15:restartNumberingAfterBreak="0">
+    <w:nsid w:val="6DAA6881"/>
+    <w:multiLevelType w:val="multilevel"/>
+    <w:tmpl w:val="E70A00B6"/>
+    <w:lvl w:ilvl="0">
+      <w:start w:val="1"/>
+      <w:numFmt w:val="bullet"/>
+      <w:lvlText w:val=""/>
+      <w:lvlJc w:val="left"/>
+      <w:pPr>
+        <w:tabs>
+          <w:tab w:val="num" w:pos="720"/>
+        </w:tabs>
+        <w:ind w:left="720" w:hanging="360"/>
+      </w:pPr>
+      <w:rPr>
+        <w:rFonts w:ascii="Symbol" w:hAnsi="Symbol" w:hint="default"/>
+        <w:sz w:val="20"/>
+      </w:rPr>
+    </w:lvl>
+    <w:lvl w:ilvl="1" w:tentative="1">
+      <w:start w:val="1"/>
+      <w:numFmt w:val="bullet"/>
+      <w:lvlText w:val="o"/>
+      <w:lvlJc w:val="left"/>
+      <w:pPr>
+        <w:tabs>
+          <w:tab w:val="num" w:pos="1440"/>
+        </w:tabs>
+        <w:ind w:left="1440" w:hanging="360"/>
+      </w:pPr>
+      <w:rPr>
+        <w:rFonts w:ascii="Courier New" w:hAnsi="Courier New" w:hint="default"/>
+        <w:sz w:val="20"/>
+      </w:rPr>
+    </w:lvl>
+    <w:lvl w:ilvl="2" w:tentative="1">
+      <w:start w:val="1"/>
+      <w:numFmt w:val="bullet"/>
+      <w:lvlText w:val=""/>
+      <w:lvlJc w:val="left"/>
+      <w:pPr>
+        <w:tabs>
+          <w:tab w:val="num" w:pos="2160"/>
+        </w:tabs>
+        <w:ind w:left="2160" w:hanging="360"/>
+      </w:pPr>
+      <w:rPr>
+        <w:rFonts w:ascii="Wingdings" w:hAnsi="Wingdings" w:hint="default"/>
+        <w:sz w:val="20"/>
+      </w:rPr>
+    </w:lvl>
+    <w:lvl w:ilvl="3" w:tentative="1">
+      <w:start w:val="1"/>
+      <w:numFmt w:val="bullet"/>
+      <w:lvlText w:val=""/>
+      <w:lvlJc w:val="left"/>
+      <w:pPr>
+        <w:tabs>
+          <w:tab w:val="num" w:pos="2880"/>
+        </w:tabs>
+        <w:ind w:left="2880" w:hanging="360"/>
+      </w:pPr>
+      <w:rPr>
+        <w:rFonts w:ascii="Wingdings" w:hAnsi="Wingdings" w:hint="default"/>
+        <w:sz w:val="20"/>
+      </w:rPr>
+    </w:lvl>
+    <w:lvl w:ilvl="4" w:tentative="1">
+      <w:start w:val="1"/>
+      <w:numFmt w:val="bullet"/>
+      <w:lvlText w:val=""/>
+      <w:lvlJc w:val="left"/>
+      <w:pPr>
+        <w:tabs>
+          <w:tab w:val="num" w:pos="3600"/>
+        </w:tabs>
+        <w:ind w:left="3600" w:hanging="360"/>
+      </w:pPr>
+      <w:rPr>
+        <w:rFonts w:ascii="Wingdings" w:hAnsi="Wingdings" w:hint="default"/>
+        <w:sz w:val="20"/>
+      </w:rPr>
+    </w:lvl>
+    <w:lvl w:ilvl="5" w:tentative="1">
+      <w:start w:val="1"/>
+      <w:numFmt w:val="bullet"/>
+      <w:lvlText w:val=""/>
+      <w:lvlJc w:val="left"/>
+      <w:pPr>
+        <w:tabs>
+          <w:tab w:val="num" w:pos="4320"/>
+        </w:tabs>
+        <w:ind w:left="4320" w:hanging="360"/>
+      </w:pPr>
+      <w:rPr>
+        <w:rFonts w:ascii="Wingdings" w:hAnsi="Wingdings" w:hint="default"/>
+        <w:sz w:val="20"/>
+      </w:rPr>
+    </w:lvl>
+    <w:lvl w:ilvl="6" w:tentative="1">
+      <w:start w:val="1"/>
+      <w:numFmt w:val="bullet"/>
+      <w:lvlText w:val=""/>
+      <w:lvlJc w:val="left"/>
+      <w:pPr>
+        <w:tabs>
+          <w:tab w:val="num" w:pos="5040"/>
+        </w:tabs>
+        <w:ind w:left="5040" w:hanging="360"/>
+      </w:pPr>
+      <w:rPr>
+        <w:rFonts w:ascii="Wingdings" w:hAnsi="Wingdings" w:hint="default"/>
+        <w:sz w:val="20"/>
+      </w:rPr>
+    </w:lvl>
+    <w:lvl w:ilvl="7" w:tentative="1">
+      <w:start w:val="1"/>
+      <w:numFmt w:val="bullet"/>
+      <w:lvlText w:val=""/>
+      <w:lvlJc w:val="left"/>
+      <w:pPr>
+        <w:tabs>
+          <w:tab w:val="num" w:pos="5760"/>
+        </w:tabs>
+        <w:ind w:left="5760" w:hanging="360"/>
+      </w:pPr>
+      <w:rPr>
+        <w:rFonts w:ascii="Wingdings" w:hAnsi="Wingdings" w:hint="default"/>
+        <w:sz w:val="20"/>
+      </w:rPr>
+    </w:lvl>
+    <w:lvl w:ilvl="8" w:tentative="1">
+      <w:start w:val="1"/>
+      <w:numFmt w:val="bullet"/>
+      <w:lvlText w:val=""/>
+      <w:lvlJc w:val="left"/>
+      <w:pPr>
+        <w:tabs>
+          <w:tab w:val="num" w:pos="6480"/>
+        </w:tabs>
+        <w:ind w:left="6480" w:hanging="360"/>
+      </w:pPr>
+      <w:rPr>
+        <w:rFonts w:ascii="Wingdings" w:hAnsi="Wingdings" w:hint="default"/>
+        <w:sz w:val="20"/>
+      </w:rPr>
+    </w:lvl>
+  </w:abstractNum>
+  <w:abstractNum w:abstractNumId="4" w15:restartNumberingAfterBreak="0">
+    <w:nsid w:val="7E862C11"/>
+    <w:multiLevelType w:val="multilevel"/>
+    <w:tmpl w:val="6C989BF0"/>
+    <w:lvl w:ilvl="0">
+      <w:start w:val="1"/>
+      <w:numFmt w:val="bullet"/>
+      <w:lvlText w:val=""/>
+      <w:lvlJc w:val="left"/>
+      <w:pPr>
+        <w:tabs>
+          <w:tab w:val="num" w:pos="720"/>
+        </w:tabs>
+        <w:ind w:left="720" w:hanging="360"/>
+      </w:pPr>
+      <w:rPr>
+        <w:rFonts w:ascii="Symbol" w:hAnsi="Symbol" w:hint="default"/>
+        <w:sz w:val="20"/>
+      </w:rPr>
+    </w:lvl>
+    <w:lvl w:ilvl="1" w:tentative="1">
+      <w:start w:val="1"/>
+      <w:numFmt w:val="bullet"/>
+      <w:lvlText w:val=""/>
+      <w:lvlJc w:val="left"/>
+      <w:pPr>
+        <w:tabs>
+          <w:tab w:val="num" w:pos="1440"/>
+        </w:tabs>
+        <w:ind w:left="1440" w:hanging="360"/>
+      </w:pPr>
+      <w:rPr>
+        <w:rFonts w:ascii="Symbol" w:hAnsi="Symbol" w:hint="default"/>
+        <w:sz w:val="20"/>
+      </w:rPr>
+    </w:lvl>
+    <w:lvl w:ilvl="2" w:tentative="1">
+      <w:start w:val="1"/>
+      <w:numFmt w:val="bullet"/>
+      <w:lvlText w:val=""/>
+      <w:lvlJc w:val="left"/>
+      <w:pPr>
+        <w:tabs>
+          <w:tab w:val="num" w:pos="2160"/>
+        </w:tabs>
+        <w:ind w:left="2160" w:hanging="360"/>
+      </w:pPr>
+      <w:rPr>
+        <w:rFonts w:ascii="Symbol" w:hAnsi="Symbol" w:hint="default"/>
+        <w:sz w:val="20"/>
+      </w:rPr>
+    </w:lvl>
+    <w:lvl w:ilvl="3" w:tentative="1">
+      <w:start w:val="1"/>
+      <w:numFmt w:val="bullet"/>
+      <w:lvlText w:val=""/>
+      <w:lvlJc w:val="left"/>
+      <w:pPr>
+        <w:tabs>
+          <w:tab w:val="num" w:pos="2880"/>
+        </w:tabs>
+        <w:ind w:left="2880" w:hanging="360"/>
+      </w:pPr>
+      <w:rPr>
+        <w:rFonts w:ascii="Symbol" w:hAnsi="Symbol" w:hint="default"/>
+        <w:sz w:val="20"/>
+      </w:rPr>
+    </w:lvl>
+    <w:lvl w:ilvl="4" w:tentative="1">
+      <w:start w:val="1"/>
+      <w:numFmt w:val="bullet"/>
+      <w:lvlText w:val=""/>
+      <w:lvlJc w:val="left"/>
+      <w:pPr>
+        <w:tabs>
+          <w:tab w:val="num" w:pos="3600"/>
+        </w:tabs>
+        <w:ind w:left="3600" w:hanging="360"/>
+      </w:pPr>
+      <w:rPr>
+        <w:rFonts w:ascii="Symbol" w:hAnsi="Symbol" w:hint="default"/>
+        <w:sz w:val="20"/>
+      </w:rPr>
+    </w:lvl>
+    <w:lvl w:ilvl="5" w:tentative="1">
+      <w:start w:val="1"/>
+      <w:numFmt w:val="bullet"/>
+      <w:lvlText w:val=""/>
+      <w:lvlJc w:val="left"/>
+      <w:pPr>
+        <w:tabs>
+          <w:tab w:val="num" w:pos="4320"/>
+        </w:tabs>
+        <w:ind w:left="4320" w:hanging="360"/>
+      </w:pPr>
+      <w:rPr>
+        <w:rFonts w:ascii="Symbol" w:hAnsi="Symbol" w:hint="default"/>
+        <w:sz w:val="20"/>
+      </w:rPr>
+    </w:lvl>
+    <w:lvl w:ilvl="6" w:tentative="1">
+      <w:start w:val="1"/>
+      <w:numFmt w:val="bullet"/>
+      <w:lvlText w:val=""/>
+      <w:lvlJc w:val="left"/>
+      <w:pPr>
+        <w:tabs>
+          <w:tab w:val="num" w:pos="5040"/>
+        </w:tabs>
+        <w:ind w:left="5040" w:hanging="360"/>
+      </w:pPr>
+      <w:rPr>
+        <w:rFonts w:ascii="Symbol" w:hAnsi="Symbol" w:hint="default"/>
+        <w:sz w:val="20"/>
+      </w:rPr>
+    </w:lvl>
+    <w:lvl w:ilvl="7" w:tentative="1">
+      <w:start w:val="1"/>
+      <w:numFmt w:val="bullet"/>
+      <w:lvlText w:val=""/>
+      <w:lvlJc w:val="left"/>
+      <w:pPr>
+        <w:tabs>
+          <w:tab w:val="num" w:pos="5760"/>
+        </w:tabs>
+        <w:ind w:left="5760" w:hanging="360"/>
+      </w:pPr>
+      <w:rPr>
+        <w:rFonts w:ascii="Symbol" w:hAnsi="Symbol" w:hint="default"/>
+        <w:sz w:val="20"/>
+      </w:rPr>
+    </w:lvl>
+    <w:lvl w:ilvl="8" w:tentative="1">
+      <w:start w:val="1"/>
+      <w:numFmt w:val="bullet"/>
+      <w:lvlText w:val=""/>
+      <w:lvlJc w:val="left"/>
+      <w:pPr>
+        <w:tabs>
+          <w:tab w:val="num" w:pos="6480"/>
+        </w:tabs>
+        <w:ind w:left="6480" w:hanging="360"/>
+      </w:pPr>
+      <w:rPr>
+        <w:rFonts w:ascii="Symbol" w:hAnsi="Symbol" w:hint="default"/>
+        <w:sz w:val="20"/>
+      </w:rPr>
+    </w:lvl>
+  </w:abstractNum>
   <w:num w:numId="1" w16cid:durableId="1655447666">
+    <w:abstractNumId w:val="2"/>
+  </w:num>
+  <w:num w:numId="2" w16cid:durableId="1358123093">
+    <w:abstractNumId w:val="3"/>
+  </w:num>
+  <w:num w:numId="3" w16cid:durableId="1553804813">
+    <w:abstractNumId w:val="1"/>
+  </w:num>
+  <w:num w:numId="4" w16cid:durableId="1844002908">
     <w:abstractNumId w:val="0"/>
+  </w:num>
+  <w:num w:numId="5" w16cid:durableId="1740977872">
+    <w:abstractNumId w:val="4"/>
   </w:num>
 </w:numbering>
 </file>
